--- a/09-代码实现与迭代/需求—测试覆盖矩阵.docx
+++ b/09-代码实现与迭代/需求—测试覆盖矩阵.docx
@@ -131,7 +131,7 @@
                 <w:rFonts w:ascii="Times New Roman" w:hAnsi="Times New Roman" w:eastAsia="宋体"/>
                 <w:sz w:val="17"/>
               </w:rPr>
-              <w:t>**50**</w:t>
+              <w:t>**59**</w:t>
             </w:r>
           </w:p>
         </w:tc>
@@ -161,7 +161,7 @@
                 <w:rFonts w:ascii="Times New Roman" w:hAnsi="Times New Roman" w:eastAsia="宋体"/>
                 <w:sz w:val="17"/>
               </w:rPr>
-              <w:t>**44**（88%）</w:t>
+              <w:t>**53**（90%）</w:t>
             </w:r>
           </w:p>
         </w:tc>
@@ -1322,49 +1322,49 @@
                 <w:rFonts w:ascii="Times New Roman" w:hAnsi="Times New Roman" w:eastAsia="宋体"/>
                 <w:sz w:val="17"/>
               </w:rPr>
-              <w:t>编号</w:t>
-            </w:r>
-          </w:p>
-        </w:tc>
-        <w:tc>
-          <w:tcPr>
-            <w:tcW w:type="dxa" w:w="2493"/>
-          </w:tcPr>
-          <w:p>
-            <w:r>
-              <w:rPr>
-                <w:rFonts w:ascii="Times New Roman" w:hAnsi="Times New Roman" w:eastAsia="宋体"/>
-                <w:sz w:val="17"/>
-              </w:rPr>
-              <w:t>需求简述</w:t>
-            </w:r>
-          </w:p>
-        </w:tc>
-        <w:tc>
-          <w:tcPr>
-            <w:tcW w:type="dxa" w:w="2493"/>
-          </w:tcPr>
-          <w:p>
-            <w:r>
-              <w:rPr>
-                <w:rFonts w:ascii="Times New Roman" w:hAnsi="Times New Roman" w:eastAsia="宋体"/>
-                <w:sz w:val="17"/>
-              </w:rPr>
-              <w:t>验证用例</w:t>
-            </w:r>
-          </w:p>
-        </w:tc>
-        <w:tc>
-          <w:tcPr>
-            <w:tcW w:type="dxa" w:w="2493"/>
-          </w:tcPr>
-          <w:p>
-            <w:r>
-              <w:rPr>
-                <w:rFonts w:ascii="Times New Roman" w:hAnsi="Times New Roman" w:eastAsia="宋体"/>
-                <w:sz w:val="17"/>
-              </w:rPr>
-              <w:t>状态</w:t>
+              <w:t>REQ-B3-007</w:t>
+            </w:r>
+          </w:p>
+        </w:tc>
+        <w:tc>
+          <w:tcPr>
+            <w:tcW w:type="dxa" w:w="2493"/>
+          </w:tcPr>
+          <w:p>
+            <w:r>
+              <w:rPr>
+                <w:rFonts w:ascii="Times New Roman" w:hAnsi="Times New Roman" w:eastAsia="宋体"/>
+                <w:sz w:val="17"/>
+              </w:rPr>
+              <w:t>周课表：会员看本人 / 教练看本人 / 门店看全店，越权参数被服务端归一化</w:t>
+            </w:r>
+          </w:p>
+        </w:tc>
+        <w:tc>
+          <w:tcPr>
+            <w:tcW w:type="dxa" w:w="2493"/>
+          </w:tcPr>
+          <w:p>
+            <w:r>
+              <w:rPr>
+                <w:rFonts w:ascii="Times New Roman" w:hAnsi="Times New Roman" w:eastAsia="宋体"/>
+                <w:sz w:val="17"/>
+              </w:rPr>
+              <w:t>U:TimetableTest（TT-01~11）、IT-113~122、BT-082~091</w:t>
+            </w:r>
+          </w:p>
+        </w:tc>
+        <w:tc>
+          <w:tcPr>
+            <w:tcW w:type="dxa" w:w="2493"/>
+          </w:tcPr>
+          <w:p>
+            <w:r>
+              <w:rPr>
+                <w:rFonts w:ascii="Times New Roman" w:hAnsi="Times New Roman" w:eastAsia="宋体"/>
+                <w:sz w:val="17"/>
+              </w:rPr>
+              <w:t>✅</w:t>
             </w:r>
           </w:p>
         </w:tc>
@@ -1380,35 +1380,35 @@
                 <w:rFonts w:ascii="Times New Roman" w:hAnsi="Times New Roman" w:eastAsia="宋体"/>
                 <w:sz w:val="17"/>
               </w:rPr>
-              <w:t>REQ-B4-001</w:t>
-            </w:r>
-          </w:p>
-        </w:tc>
-        <w:tc>
-          <w:tcPr>
-            <w:tcW w:type="dxa" w:w="2493"/>
-          </w:tcPr>
-          <w:p>
-            <w:r>
-              <w:rPr>
-                <w:rFonts w:ascii="Times New Roman" w:hAnsi="Times New Roman" w:eastAsia="宋体"/>
-                <w:sz w:val="17"/>
-              </w:rPr>
-              <w:t>约课依次校验会籍/容量/时间冲突（R1/R3）</w:t>
-            </w:r>
-          </w:p>
-        </w:tc>
-        <w:tc>
-          <w:tcPr>
-            <w:tcW w:type="dxa" w:w="2493"/>
-          </w:tcPr>
-          <w:p>
-            <w:r>
-              <w:rPr>
-                <w:rFonts w:ascii="Times New Roman" w:hAnsi="Times New Roman" w:eastAsia="宋体"/>
-                <w:sz w:val="17"/>
-              </w:rPr>
-              <w:t>U:BookingRulesTest（7 条）、IT-020~022、IT-027~028</w:t>
+              <w:t>REQ-B3-008</w:t>
+            </w:r>
+          </w:p>
+        </w:tc>
+        <w:tc>
+          <w:tcPr>
+            <w:tcW w:type="dxa" w:w="2493"/>
+          </w:tcPr>
+          <w:p>
+            <w:r>
+              <w:rPr>
+                <w:rFonts w:ascii="Times New Roman" w:hAnsi="Times New Roman" w:eastAsia="宋体"/>
+                <w:sz w:val="17"/>
+              </w:rPr>
+              <w:t>门店按会员或教练筛选课表并在标题写明筛选对象</w:t>
+            </w:r>
+          </w:p>
+        </w:tc>
+        <w:tc>
+          <w:tcPr>
+            <w:tcW w:type="dxa" w:w="2493"/>
+          </w:tcPr>
+          <w:p>
+            <w:r>
+              <w:rPr>
+                <w:rFonts w:ascii="Times New Roman" w:hAnsi="Times New Roman" w:eastAsia="宋体"/>
+                <w:sz w:val="17"/>
+              </w:rPr>
+              <w:t>TT-06 单元、IT-123~125、BT-090~091</w:t>
             </w:r>
           </w:p>
         </w:tc>
@@ -1438,49 +1438,49 @@
                 <w:rFonts w:ascii="Times New Roman" w:hAnsi="Times New Roman" w:eastAsia="宋体"/>
                 <w:sz w:val="17"/>
               </w:rPr>
-              <w:t>REQ-B4-002</w:t>
-            </w:r>
-          </w:p>
-        </w:tc>
-        <w:tc>
-          <w:tcPr>
-            <w:tcW w:type="dxa" w:w="2493"/>
-          </w:tcPr>
-          <w:p>
-            <w:r>
-              <w:rPr>
-                <w:rFonts w:ascii="Times New Roman" w:hAnsi="Times New Roman" w:eastAsia="宋体"/>
-                <w:sz w:val="17"/>
-              </w:rPr>
-              <w:t>扫码签到更新状态并记录时间</w:t>
-            </w:r>
-          </w:p>
-        </w:tc>
-        <w:tc>
-          <w:tcPr>
-            <w:tcW w:type="dxa" w:w="2493"/>
-          </w:tcPr>
-          <w:p>
-            <w:r>
-              <w:rPr>
-                <w:rFonts w:ascii="Times New Roman" w:hAnsi="Times New Roman" w:eastAsia="宋体"/>
-                <w:sz w:val="17"/>
-              </w:rPr>
-              <w:t>IT-029 会员扫码签到、IT-052 门店核销</w:t>
-            </w:r>
-          </w:p>
-        </w:tc>
-        <w:tc>
-          <w:tcPr>
-            <w:tcW w:type="dxa" w:w="2493"/>
-          </w:tcPr>
-          <w:p>
-            <w:r>
-              <w:rPr>
-                <w:rFonts w:ascii="Times New Roman" w:hAnsi="Times New Roman" w:eastAsia="宋体"/>
-                <w:sz w:val="17"/>
-              </w:rPr>
-              <w:t>✅</w:t>
+              <w:t>编号</w:t>
+            </w:r>
+          </w:p>
+        </w:tc>
+        <w:tc>
+          <w:tcPr>
+            <w:tcW w:type="dxa" w:w="2493"/>
+          </w:tcPr>
+          <w:p>
+            <w:r>
+              <w:rPr>
+                <w:rFonts w:ascii="Times New Roman" w:hAnsi="Times New Roman" w:eastAsia="宋体"/>
+                <w:sz w:val="17"/>
+              </w:rPr>
+              <w:t>需求简述</w:t>
+            </w:r>
+          </w:p>
+        </w:tc>
+        <w:tc>
+          <w:tcPr>
+            <w:tcW w:type="dxa" w:w="2493"/>
+          </w:tcPr>
+          <w:p>
+            <w:r>
+              <w:rPr>
+                <w:rFonts w:ascii="Times New Roman" w:hAnsi="Times New Roman" w:eastAsia="宋体"/>
+                <w:sz w:val="17"/>
+              </w:rPr>
+              <w:t>验证用例</w:t>
+            </w:r>
+          </w:p>
+        </w:tc>
+        <w:tc>
+          <w:tcPr>
+            <w:tcW w:type="dxa" w:w="2493"/>
+          </w:tcPr>
+          <w:p>
+            <w:r>
+              <w:rPr>
+                <w:rFonts w:ascii="Times New Roman" w:hAnsi="Times New Roman" w:eastAsia="宋体"/>
+                <w:sz w:val="17"/>
+              </w:rPr>
+              <w:t>状态</w:t>
             </w:r>
           </w:p>
         </w:tc>
@@ -1496,35 +1496,35 @@
                 <w:rFonts w:ascii="Times New Roman" w:hAnsi="Times New Roman" w:eastAsia="宋体"/>
                 <w:sz w:val="17"/>
               </w:rPr>
-              <w:t>REQ-B4-003</w:t>
-            </w:r>
-          </w:p>
-        </w:tc>
-        <w:tc>
-          <w:tcPr>
-            <w:tcW w:type="dxa" w:w="2493"/>
-          </w:tcPr>
-          <w:p>
-            <w:r>
-              <w:rPr>
-                <w:rFonts w:ascii="Times New Roman" w:hAnsi="Times New Roman" w:eastAsia="宋体"/>
-                <w:sz w:val="17"/>
-              </w:rPr>
-              <w:t>开课后 15 分钟未签到判爽约（R4 前置）</w:t>
-            </w:r>
-          </w:p>
-        </w:tc>
-        <w:tc>
-          <w:tcPr>
-            <w:tcW w:type="dxa" w:w="2493"/>
-          </w:tcPr>
-          <w:p>
-            <w:r>
-              <w:rPr>
-                <w:rFonts w:ascii="Times New Roman" w:hAnsi="Times New Roman" w:eastAsia="宋体"/>
-                <w:sz w:val="17"/>
-              </w:rPr>
-              <w:t>U:BookingRulesTest、IT-032~033 判爽约</w:t>
+              <w:t>REQ-B4-001</w:t>
+            </w:r>
+          </w:p>
+        </w:tc>
+        <w:tc>
+          <w:tcPr>
+            <w:tcW w:type="dxa" w:w="2493"/>
+          </w:tcPr>
+          <w:p>
+            <w:r>
+              <w:rPr>
+                <w:rFonts w:ascii="Times New Roman" w:hAnsi="Times New Roman" w:eastAsia="宋体"/>
+                <w:sz w:val="17"/>
+              </w:rPr>
+              <w:t>约课依次校验会籍/容量/时间冲突（R1/R3）</w:t>
+            </w:r>
+          </w:p>
+        </w:tc>
+        <w:tc>
+          <w:tcPr>
+            <w:tcW w:type="dxa" w:w="2493"/>
+          </w:tcPr>
+          <w:p>
+            <w:r>
+              <w:rPr>
+                <w:rFonts w:ascii="Times New Roman" w:hAnsi="Times New Roman" w:eastAsia="宋体"/>
+                <w:sz w:val="17"/>
+              </w:rPr>
+              <w:t>U:BookingRulesTest（7 条）、IT-020~022、IT-027~028</w:t>
             </w:r>
           </w:p>
         </w:tc>
@@ -1554,35 +1554,35 @@
                 <w:rFonts w:ascii="Times New Roman" w:hAnsi="Times New Roman" w:eastAsia="宋体"/>
                 <w:sz w:val="17"/>
               </w:rPr>
-              <w:t>REQ-B4-004</w:t>
-            </w:r>
-          </w:p>
-        </w:tc>
-        <w:tc>
-          <w:tcPr>
-            <w:tcW w:type="dxa" w:w="2493"/>
-          </w:tcPr>
-          <w:p>
-            <w:r>
-              <w:rPr>
-                <w:rFonts w:ascii="Times New Roman" w:hAnsi="Times New Roman" w:eastAsia="宋体"/>
-                <w:sz w:val="17"/>
-              </w:rPr>
-              <w:t>累计爽约 3 次限制 7 天</w:t>
-            </w:r>
-          </w:p>
-        </w:tc>
-        <w:tc>
-          <w:tcPr>
-            <w:tcW w:type="dxa" w:w="2493"/>
-          </w:tcPr>
-          <w:p>
-            <w:r>
-              <w:rPr>
-                <w:rFonts w:ascii="Times New Roman" w:hAnsi="Times New Roman" w:eastAsia="宋体"/>
-                <w:sz w:val="17"/>
-              </w:rPr>
-              <w:t>U:BookingRulesTest、IT-034 爽约惩罚</w:t>
+              <w:t>REQ-B4-002</w:t>
+            </w:r>
+          </w:p>
+        </w:tc>
+        <w:tc>
+          <w:tcPr>
+            <w:tcW w:type="dxa" w:w="2493"/>
+          </w:tcPr>
+          <w:p>
+            <w:r>
+              <w:rPr>
+                <w:rFonts w:ascii="Times New Roman" w:hAnsi="Times New Roman" w:eastAsia="宋体"/>
+                <w:sz w:val="17"/>
+              </w:rPr>
+              <w:t>扫码签到更新状态并记录时间</w:t>
+            </w:r>
+          </w:p>
+        </w:tc>
+        <w:tc>
+          <w:tcPr>
+            <w:tcW w:type="dxa" w:w="2493"/>
+          </w:tcPr>
+          <w:p>
+            <w:r>
+              <w:rPr>
+                <w:rFonts w:ascii="Times New Roman" w:hAnsi="Times New Roman" w:eastAsia="宋体"/>
+                <w:sz w:val="17"/>
+              </w:rPr>
+              <w:t>IT-029 会员扫码签到、IT-052 门店核销</w:t>
             </w:r>
           </w:p>
         </w:tc>
@@ -1612,35 +1612,35 @@
                 <w:rFonts w:ascii="Times New Roman" w:hAnsi="Times New Roman" w:eastAsia="宋体"/>
                 <w:sz w:val="17"/>
               </w:rPr>
-              <w:t>REQ-B4-005</w:t>
-            </w:r>
-          </w:p>
-        </w:tc>
-        <w:tc>
-          <w:tcPr>
-            <w:tcW w:type="dxa" w:w="2493"/>
-          </w:tcPr>
-          <w:p>
-            <w:r>
-              <w:rPr>
-                <w:rFonts w:ascii="Times New Roman" w:hAnsi="Times New Roman" w:eastAsia="宋体"/>
-                <w:sz w:val="17"/>
-              </w:rPr>
-              <w:t>前台代签与代约（可选）</w:t>
-            </w:r>
-          </w:p>
-        </w:tc>
-        <w:tc>
-          <w:tcPr>
-            <w:tcW w:type="dxa" w:w="2493"/>
-          </w:tcPr>
-          <w:p>
-            <w:r>
-              <w:rPr>
-                <w:rFonts w:ascii="Times New Roman" w:hAnsi="Times New Roman" w:eastAsia="宋体"/>
-                <w:sz w:val="17"/>
-              </w:rPr>
-              <w:t>IT-052 门店核销签到（渠道=扫码）、BT-027 门店代签入口</w:t>
+              <w:t>REQ-B4-003</w:t>
+            </w:r>
+          </w:p>
+        </w:tc>
+        <w:tc>
+          <w:tcPr>
+            <w:tcW w:type="dxa" w:w="2493"/>
+          </w:tcPr>
+          <w:p>
+            <w:r>
+              <w:rPr>
+                <w:rFonts w:ascii="Times New Roman" w:hAnsi="Times New Roman" w:eastAsia="宋体"/>
+                <w:sz w:val="17"/>
+              </w:rPr>
+              <w:t>开课后 15 分钟未签到判爽约（R4 前置）</w:t>
+            </w:r>
+          </w:p>
+        </w:tc>
+        <w:tc>
+          <w:tcPr>
+            <w:tcW w:type="dxa" w:w="2493"/>
+          </w:tcPr>
+          <w:p>
+            <w:r>
+              <w:rPr>
+                <w:rFonts w:ascii="Times New Roman" w:hAnsi="Times New Roman" w:eastAsia="宋体"/>
+                <w:sz w:val="17"/>
+              </w:rPr>
+              <w:t>U:BookingRulesTest、IT-032~033 判爽约</w:t>
             </w:r>
           </w:p>
         </w:tc>
@@ -1670,35 +1670,35 @@
                 <w:rFonts w:ascii="Times New Roman" w:hAnsi="Times New Roman" w:eastAsia="宋体"/>
                 <w:sz w:val="17"/>
               </w:rPr>
-              <w:t>REQ-B4-006</w:t>
-            </w:r>
-          </w:p>
-        </w:tc>
-        <w:tc>
-          <w:tcPr>
-            <w:tcW w:type="dxa" w:w="2493"/>
-          </w:tcPr>
-          <w:p>
-            <w:r>
-              <w:rPr>
-                <w:rFonts w:ascii="Times New Roman" w:hAnsi="Times New Roman" w:eastAsia="宋体"/>
-                <w:sz w:val="17"/>
-              </w:rPr>
-              <w:t>自愿选课与退课（幂等／状态校验／释放名额）</w:t>
-            </w:r>
-          </w:p>
-        </w:tc>
-        <w:tc>
-          <w:tcPr>
-            <w:tcW w:type="dxa" w:w="2493"/>
-          </w:tcPr>
-          <w:p>
-            <w:r>
-              <w:rPr>
-                <w:rFonts w:ascii="Times New Roman" w:hAnsi="Times New Roman" w:eastAsia="宋体"/>
-                <w:sz w:val="17"/>
-              </w:rPr>
-              <w:t>IT-054~059、BT-044~045 选课与退课</w:t>
+              <w:t>REQ-B4-004</w:t>
+            </w:r>
+          </w:p>
+        </w:tc>
+        <w:tc>
+          <w:tcPr>
+            <w:tcW w:type="dxa" w:w="2493"/>
+          </w:tcPr>
+          <w:p>
+            <w:r>
+              <w:rPr>
+                <w:rFonts w:ascii="Times New Roman" w:hAnsi="Times New Roman" w:eastAsia="宋体"/>
+                <w:sz w:val="17"/>
+              </w:rPr>
+              <w:t>累计爽约 3 次限制 7 天</w:t>
+            </w:r>
+          </w:p>
+        </w:tc>
+        <w:tc>
+          <w:tcPr>
+            <w:tcW w:type="dxa" w:w="2493"/>
+          </w:tcPr>
+          <w:p>
+            <w:r>
+              <w:rPr>
+                <w:rFonts w:ascii="Times New Roman" w:hAnsi="Times New Roman" w:eastAsia="宋体"/>
+                <w:sz w:val="17"/>
+              </w:rPr>
+              <w:t>U:BookingRulesTest、IT-034 爽约惩罚</w:t>
             </w:r>
           </w:p>
         </w:tc>
@@ -1728,35 +1728,35 @@
                 <w:rFonts w:ascii="Times New Roman" w:hAnsi="Times New Roman" w:eastAsia="宋体"/>
                 <w:sz w:val="17"/>
               </w:rPr>
-              <w:t>REQ-B4-007</w:t>
-            </w:r>
-          </w:p>
-        </w:tc>
-        <w:tc>
-          <w:tcPr>
-            <w:tcW w:type="dxa" w:w="2493"/>
-          </w:tcPr>
-          <w:p>
-            <w:r>
-              <w:rPr>
-                <w:rFonts w:ascii="Times New Roman" w:hAnsi="Times New Roman" w:eastAsia="宋体"/>
-                <w:sz w:val="17"/>
-              </w:rPr>
-              <w:t>二维码签到闭环（凭据 → 核销 → 记录渠道）</w:t>
-            </w:r>
-          </w:p>
-        </w:tc>
-        <w:tc>
-          <w:tcPr>
-            <w:tcW w:type="dxa" w:w="2493"/>
-          </w:tcPr>
-          <w:p>
-            <w:r>
-              <w:rPr>
-                <w:rFonts w:ascii="Times New Roman" w:hAnsi="Times New Roman" w:eastAsia="宋体"/>
-                <w:sz w:val="17"/>
-              </w:rPr>
-              <w:t>QR-01~05 二维码结构反解、BT-048~053 弹窗与核销、IT-052</w:t>
+              <w:t>REQ-B4-005</w:t>
+            </w:r>
+          </w:p>
+        </w:tc>
+        <w:tc>
+          <w:tcPr>
+            <w:tcW w:type="dxa" w:w="2493"/>
+          </w:tcPr>
+          <w:p>
+            <w:r>
+              <w:rPr>
+                <w:rFonts w:ascii="Times New Roman" w:hAnsi="Times New Roman" w:eastAsia="宋体"/>
+                <w:sz w:val="17"/>
+              </w:rPr>
+              <w:t>前台代签与代约（可选）</w:t>
+            </w:r>
+          </w:p>
+        </w:tc>
+        <w:tc>
+          <w:tcPr>
+            <w:tcW w:type="dxa" w:w="2493"/>
+          </w:tcPr>
+          <w:p>
+            <w:r>
+              <w:rPr>
+                <w:rFonts w:ascii="Times New Roman" w:hAnsi="Times New Roman" w:eastAsia="宋体"/>
+                <w:sz w:val="17"/>
+              </w:rPr>
+              <w:t>IT-052 门店核销签到（渠道=扫码）、BT-027 门店代签入口</w:t>
             </w:r>
           </w:p>
         </w:tc>
@@ -1786,35 +1786,35 @@
                 <w:rFonts w:ascii="Times New Roman" w:hAnsi="Times New Roman" w:eastAsia="宋体"/>
                 <w:sz w:val="17"/>
               </w:rPr>
-              <w:t>REQ-B4-008</w:t>
-            </w:r>
-          </w:p>
-        </w:tc>
-        <w:tc>
-          <w:tcPr>
-            <w:tcW w:type="dxa" w:w="2493"/>
-          </w:tcPr>
-          <w:p>
-            <w:r>
-              <w:rPr>
-                <w:rFonts w:ascii="Times New Roman" w:hAnsi="Times New Roman" w:eastAsia="宋体"/>
-                <w:sz w:val="17"/>
-              </w:rPr>
-              <w:t>课程报名名单（门店与任课教练可查）</w:t>
-            </w:r>
-          </w:p>
-        </w:tc>
-        <w:tc>
-          <w:tcPr>
-            <w:tcW w:type="dxa" w:w="2493"/>
-          </w:tcPr>
-          <w:p>
-            <w:r>
-              <w:rPr>
-                <w:rFonts w:ascii="Times New Roman" w:hAnsi="Times New Roman" w:eastAsia="宋体"/>
-                <w:sz w:val="17"/>
-              </w:rPr>
-              <w:t>IT-091~096 名单内容与权限、BT-N 组名单弹窗</w:t>
+              <w:t>REQ-B4-006</w:t>
+            </w:r>
+          </w:p>
+        </w:tc>
+        <w:tc>
+          <w:tcPr>
+            <w:tcW w:type="dxa" w:w="2493"/>
+          </w:tcPr>
+          <w:p>
+            <w:r>
+              <w:rPr>
+                <w:rFonts w:ascii="Times New Roman" w:hAnsi="Times New Roman" w:eastAsia="宋体"/>
+                <w:sz w:val="17"/>
+              </w:rPr>
+              <w:t>自愿选课与退课（幂等／状态校验／释放名额）</w:t>
+            </w:r>
+          </w:p>
+        </w:tc>
+        <w:tc>
+          <w:tcPr>
+            <w:tcW w:type="dxa" w:w="2493"/>
+          </w:tcPr>
+          <w:p>
+            <w:r>
+              <w:rPr>
+                <w:rFonts w:ascii="Times New Roman" w:hAnsi="Times New Roman" w:eastAsia="宋体"/>
+                <w:sz w:val="17"/>
+              </w:rPr>
+              <w:t>IT-054~059、BT-044~045 选课与退课</w:t>
             </w:r>
           </w:p>
         </w:tc>
@@ -1844,49 +1844,49 @@
                 <w:rFonts w:ascii="Times New Roman" w:hAnsi="Times New Roman" w:eastAsia="宋体"/>
                 <w:sz w:val="17"/>
               </w:rPr>
-              <w:t>编号</w:t>
-            </w:r>
-          </w:p>
-        </w:tc>
-        <w:tc>
-          <w:tcPr>
-            <w:tcW w:type="dxa" w:w="2493"/>
-          </w:tcPr>
-          <w:p>
-            <w:r>
-              <w:rPr>
-                <w:rFonts w:ascii="Times New Roman" w:hAnsi="Times New Roman" w:eastAsia="宋体"/>
-                <w:sz w:val="17"/>
-              </w:rPr>
-              <w:t>需求简述</w:t>
-            </w:r>
-          </w:p>
-        </w:tc>
-        <w:tc>
-          <w:tcPr>
-            <w:tcW w:type="dxa" w:w="2493"/>
-          </w:tcPr>
-          <w:p>
-            <w:r>
-              <w:rPr>
-                <w:rFonts w:ascii="Times New Roman" w:hAnsi="Times New Roman" w:eastAsia="宋体"/>
-                <w:sz w:val="17"/>
-              </w:rPr>
-              <w:t>验证用例</w:t>
-            </w:r>
-          </w:p>
-        </w:tc>
-        <w:tc>
-          <w:tcPr>
-            <w:tcW w:type="dxa" w:w="2493"/>
-          </w:tcPr>
-          <w:p>
-            <w:r>
-              <w:rPr>
-                <w:rFonts w:ascii="Times New Roman" w:hAnsi="Times New Roman" w:eastAsia="宋体"/>
-                <w:sz w:val="17"/>
-              </w:rPr>
-              <w:t>状态</w:t>
+              <w:t>REQ-B4-007</w:t>
+            </w:r>
+          </w:p>
+        </w:tc>
+        <w:tc>
+          <w:tcPr>
+            <w:tcW w:type="dxa" w:w="2493"/>
+          </w:tcPr>
+          <w:p>
+            <w:r>
+              <w:rPr>
+                <w:rFonts w:ascii="Times New Roman" w:hAnsi="Times New Roman" w:eastAsia="宋体"/>
+                <w:sz w:val="17"/>
+              </w:rPr>
+              <w:t>二维码签到闭环（凭据 → 核销 → 记录渠道）</w:t>
+            </w:r>
+          </w:p>
+        </w:tc>
+        <w:tc>
+          <w:tcPr>
+            <w:tcW w:type="dxa" w:w="2493"/>
+          </w:tcPr>
+          <w:p>
+            <w:r>
+              <w:rPr>
+                <w:rFonts w:ascii="Times New Roman" w:hAnsi="Times New Roman" w:eastAsia="宋体"/>
+                <w:sz w:val="17"/>
+              </w:rPr>
+              <w:t>QR-01~05 二维码结构反解、BT-048~053 弹窗与核销、IT-052</w:t>
+            </w:r>
+          </w:p>
+        </w:tc>
+        <w:tc>
+          <w:tcPr>
+            <w:tcW w:type="dxa" w:w="2493"/>
+          </w:tcPr>
+          <w:p>
+            <w:r>
+              <w:rPr>
+                <w:rFonts w:ascii="Times New Roman" w:hAnsi="Times New Roman" w:eastAsia="宋体"/>
+                <w:sz w:val="17"/>
+              </w:rPr>
+              <w:t>✅</w:t>
             </w:r>
           </w:p>
         </w:tc>
@@ -1902,35 +1902,35 @@
                 <w:rFonts w:ascii="Times New Roman" w:hAnsi="Times New Roman" w:eastAsia="宋体"/>
                 <w:sz w:val="17"/>
               </w:rPr>
-              <w:t>REQ-B5-001</w:t>
-            </w:r>
-          </w:p>
-        </w:tc>
-        <w:tc>
-          <w:tcPr>
-            <w:tcW w:type="dxa" w:w="2493"/>
-          </w:tcPr>
-          <w:p>
-            <w:r>
-              <w:rPr>
-                <w:rFonts w:ascii="Times New Roman" w:hAnsi="Times New Roman" w:eastAsia="宋体"/>
-                <w:sz w:val="17"/>
-              </w:rPr>
-              <w:t>支付成功更新会籍有效期/课包</w:t>
-            </w:r>
-          </w:p>
-        </w:tc>
-        <w:tc>
-          <w:tcPr>
-            <w:tcW w:type="dxa" w:w="2493"/>
-          </w:tcPr>
-          <w:p>
-            <w:r>
-              <w:rPr>
-                <w:rFonts w:ascii="Times New Roman" w:hAnsi="Times New Roman" w:eastAsia="宋体"/>
-                <w:sz w:val="17"/>
-              </w:rPr>
-              <w:t>U:PaymentRulesTest、IT-030~031</w:t>
+              <w:t>REQ-B4-008</w:t>
+            </w:r>
+          </w:p>
+        </w:tc>
+        <w:tc>
+          <w:tcPr>
+            <w:tcW w:type="dxa" w:w="2493"/>
+          </w:tcPr>
+          <w:p>
+            <w:r>
+              <w:rPr>
+                <w:rFonts w:ascii="Times New Roman" w:hAnsi="Times New Roman" w:eastAsia="宋体"/>
+                <w:sz w:val="17"/>
+              </w:rPr>
+              <w:t>课程报名名单（门店与任课教练可查）</w:t>
+            </w:r>
+          </w:p>
+        </w:tc>
+        <w:tc>
+          <w:tcPr>
+            <w:tcW w:type="dxa" w:w="2493"/>
+          </w:tcPr>
+          <w:p>
+            <w:r>
+              <w:rPr>
+                <w:rFonts w:ascii="Times New Roman" w:hAnsi="Times New Roman" w:eastAsia="宋体"/>
+                <w:sz w:val="17"/>
+              </w:rPr>
+              <w:t>IT-091~096 名单内容与权限、BT-N 组名单弹窗</w:t>
             </w:r>
           </w:p>
         </w:tc>
@@ -1960,49 +1960,49 @@
                 <w:rFonts w:ascii="Times New Roman" w:hAnsi="Times New Roman" w:eastAsia="宋体"/>
                 <w:sz w:val="17"/>
               </w:rPr>
-              <w:t>REQ-B5-002</w:t>
-            </w:r>
-          </w:p>
-        </w:tc>
-        <w:tc>
-          <w:tcPr>
-            <w:tcW w:type="dxa" w:w="2493"/>
-          </w:tcPr>
-          <w:p>
-            <w:r>
-              <w:rPr>
-                <w:rFonts w:ascii="Times New Roman" w:hAnsi="Times New Roman" w:eastAsia="宋体"/>
-                <w:sz w:val="17"/>
-              </w:rPr>
-              <w:t>私教结课自动核销课包（R5）</w:t>
-            </w:r>
-          </w:p>
-        </w:tc>
-        <w:tc>
-          <w:tcPr>
-            <w:tcW w:type="dxa" w:w="2493"/>
-          </w:tcPr>
-          <w:p>
-            <w:r>
-              <w:rPr>
-                <w:rFonts w:ascii="Times New Roman" w:hAnsi="Times New Roman" w:eastAsia="宋体"/>
-                <w:sz w:val="17"/>
-              </w:rPr>
-              <w:t>U:BookingRulesTest（课包核销）、IT-021</w:t>
-            </w:r>
-          </w:p>
-        </w:tc>
-        <w:tc>
-          <w:tcPr>
-            <w:tcW w:type="dxa" w:w="2493"/>
-          </w:tcPr>
-          <w:p>
-            <w:r>
-              <w:rPr>
-                <w:rFonts w:ascii="Times New Roman" w:hAnsi="Times New Roman" w:eastAsia="宋体"/>
-                <w:sz w:val="17"/>
-              </w:rPr>
-              <w:t>✅</w:t>
+              <w:t>编号</w:t>
+            </w:r>
+          </w:p>
+        </w:tc>
+        <w:tc>
+          <w:tcPr>
+            <w:tcW w:type="dxa" w:w="2493"/>
+          </w:tcPr>
+          <w:p>
+            <w:r>
+              <w:rPr>
+                <w:rFonts w:ascii="Times New Roman" w:hAnsi="Times New Roman" w:eastAsia="宋体"/>
+                <w:sz w:val="17"/>
+              </w:rPr>
+              <w:t>需求简述</w:t>
+            </w:r>
+          </w:p>
+        </w:tc>
+        <w:tc>
+          <w:tcPr>
+            <w:tcW w:type="dxa" w:w="2493"/>
+          </w:tcPr>
+          <w:p>
+            <w:r>
+              <w:rPr>
+                <w:rFonts w:ascii="Times New Roman" w:hAnsi="Times New Roman" w:eastAsia="宋体"/>
+                <w:sz w:val="17"/>
+              </w:rPr>
+              <w:t>验证用例</w:t>
+            </w:r>
+          </w:p>
+        </w:tc>
+        <w:tc>
+          <w:tcPr>
+            <w:tcW w:type="dxa" w:w="2493"/>
+          </w:tcPr>
+          <w:p>
+            <w:r>
+              <w:rPr>
+                <w:rFonts w:ascii="Times New Roman" w:hAnsi="Times New Roman" w:eastAsia="宋体"/>
+                <w:sz w:val="17"/>
+              </w:rPr>
+              <w:t>状态</w:t>
             </w:r>
           </w:p>
         </w:tc>
@@ -2018,35 +2018,35 @@
                 <w:rFonts w:ascii="Times New Roman" w:hAnsi="Times New Roman" w:eastAsia="宋体"/>
                 <w:sz w:val="17"/>
               </w:rPr>
-              <w:t>REQ-B5-003</w:t>
-            </w:r>
-          </w:p>
-        </w:tc>
-        <w:tc>
-          <w:tcPr>
-            <w:tcW w:type="dxa" w:w="2493"/>
-          </w:tcPr>
-          <w:p>
-            <w:r>
-              <w:rPr>
-                <w:rFonts w:ascii="Times New Roman" w:hAnsi="Times New Roman" w:eastAsia="宋体"/>
-                <w:sz w:val="17"/>
-              </w:rPr>
-              <w:t>月度结算生成对账单</w:t>
-            </w:r>
-          </w:p>
-        </w:tc>
-        <w:tc>
-          <w:tcPr>
-            <w:tcW w:type="dxa" w:w="2493"/>
-          </w:tcPr>
-          <w:p>
-            <w:r>
-              <w:rPr>
-                <w:rFonts w:ascii="Times New Roman" w:hAnsi="Times New Roman" w:eastAsia="宋体"/>
-                <w:sz w:val="17"/>
-              </w:rPr>
-              <w:t>IT-034 生成对账单、IT-035</w:t>
+              <w:t>REQ-B5-001</w:t>
+            </w:r>
+          </w:p>
+        </w:tc>
+        <w:tc>
+          <w:tcPr>
+            <w:tcW w:type="dxa" w:w="2493"/>
+          </w:tcPr>
+          <w:p>
+            <w:r>
+              <w:rPr>
+                <w:rFonts w:ascii="Times New Roman" w:hAnsi="Times New Roman" w:eastAsia="宋体"/>
+                <w:sz w:val="17"/>
+              </w:rPr>
+              <w:t>支付成功更新会籍有效期/课包</w:t>
+            </w:r>
+          </w:p>
+        </w:tc>
+        <w:tc>
+          <w:tcPr>
+            <w:tcW w:type="dxa" w:w="2493"/>
+          </w:tcPr>
+          <w:p>
+            <w:r>
+              <w:rPr>
+                <w:rFonts w:ascii="Times New Roman" w:hAnsi="Times New Roman" w:eastAsia="宋体"/>
+                <w:sz w:val="17"/>
+              </w:rPr>
+              <w:t>U:PaymentRulesTest、IT-030~031</w:t>
             </w:r>
           </w:p>
         </w:tc>
@@ -2076,35 +2076,35 @@
                 <w:rFonts w:ascii="Times New Roman" w:hAnsi="Times New Roman" w:eastAsia="宋体"/>
                 <w:sz w:val="17"/>
               </w:rPr>
-              <w:t>REQ-B5-004</w:t>
-            </w:r>
-          </w:p>
-        </w:tc>
-        <w:tc>
-          <w:tcPr>
-            <w:tcW w:type="dxa" w:w="2493"/>
-          </w:tcPr>
-          <w:p>
-            <w:r>
-              <w:rPr>
-                <w:rFonts w:ascii="Times New Roman" w:hAnsi="Times New Roman" w:eastAsia="宋体"/>
-                <w:sz w:val="17"/>
-              </w:rPr>
-              <w:t>支付回调异常 → 标异常且不变更会籍</w:t>
-            </w:r>
-          </w:p>
-        </w:tc>
-        <w:tc>
-          <w:tcPr>
-            <w:tcW w:type="dxa" w:w="2493"/>
-          </w:tcPr>
-          <w:p>
-            <w:r>
-              <w:rPr>
-                <w:rFonts w:ascii="Times New Roman" w:hAnsi="Times New Roman" w:eastAsia="宋体"/>
-                <w:sz w:val="17"/>
-              </w:rPr>
-              <w:t>U:PaymentRulesTest、IT-032 金额不符回调 409</w:t>
+              <w:t>REQ-B5-002</w:t>
+            </w:r>
+          </w:p>
+        </w:tc>
+        <w:tc>
+          <w:tcPr>
+            <w:tcW w:type="dxa" w:w="2493"/>
+          </w:tcPr>
+          <w:p>
+            <w:r>
+              <w:rPr>
+                <w:rFonts w:ascii="Times New Roman" w:hAnsi="Times New Roman" w:eastAsia="宋体"/>
+                <w:sz w:val="17"/>
+              </w:rPr>
+              <w:t>私教结课自动核销课包（R5）</w:t>
+            </w:r>
+          </w:p>
+        </w:tc>
+        <w:tc>
+          <w:tcPr>
+            <w:tcW w:type="dxa" w:w="2493"/>
+          </w:tcPr>
+          <w:p>
+            <w:r>
+              <w:rPr>
+                <w:rFonts w:ascii="Times New Roman" w:hAnsi="Times New Roman" w:eastAsia="宋体"/>
+                <w:sz w:val="17"/>
+              </w:rPr>
+              <w:t>U:BookingRulesTest（课包核销）、IT-021</w:t>
             </w:r>
           </w:p>
         </w:tc>
@@ -2134,35 +2134,35 @@
                 <w:rFonts w:ascii="Times New Roman" w:hAnsi="Times New Roman" w:eastAsia="宋体"/>
                 <w:sz w:val="17"/>
               </w:rPr>
-              <w:t>REQ-B5-005</w:t>
-            </w:r>
-          </w:p>
-        </w:tc>
-        <w:tc>
-          <w:tcPr>
-            <w:tcW w:type="dxa" w:w="2493"/>
-          </w:tcPr>
-          <w:p>
-            <w:r>
-              <w:rPr>
-                <w:rFonts w:ascii="Times New Roman" w:hAnsi="Times New Roman" w:eastAsia="宋体"/>
-                <w:sz w:val="17"/>
-              </w:rPr>
-              <w:t>私教业绩与提成核算（R10）</w:t>
-            </w:r>
-          </w:p>
-        </w:tc>
-        <w:tc>
-          <w:tcPr>
-            <w:tcW w:type="dxa" w:w="2493"/>
-          </w:tcPr>
-          <w:p>
-            <w:r>
-              <w:rPr>
-                <w:rFonts w:ascii="Times New Roman" w:hAnsi="Times New Roman" w:eastAsia="宋体"/>
-                <w:sz w:val="17"/>
-              </w:rPr>
-              <w:t>U:WarningRulesTest、IT-039 提成核算、BT-024 提成页</w:t>
+              <w:t>REQ-B5-003</w:t>
+            </w:r>
+          </w:p>
+        </w:tc>
+        <w:tc>
+          <w:tcPr>
+            <w:tcW w:type="dxa" w:w="2493"/>
+          </w:tcPr>
+          <w:p>
+            <w:r>
+              <w:rPr>
+                <w:rFonts w:ascii="Times New Roman" w:hAnsi="Times New Roman" w:eastAsia="宋体"/>
+                <w:sz w:val="17"/>
+              </w:rPr>
+              <w:t>月度结算生成对账单</w:t>
+            </w:r>
+          </w:p>
+        </w:tc>
+        <w:tc>
+          <w:tcPr>
+            <w:tcW w:type="dxa" w:w="2493"/>
+          </w:tcPr>
+          <w:p>
+            <w:r>
+              <w:rPr>
+                <w:rFonts w:ascii="Times New Roman" w:hAnsi="Times New Roman" w:eastAsia="宋体"/>
+                <w:sz w:val="17"/>
+              </w:rPr>
+              <w:t>IT-034 生成对账单、IT-035</w:t>
             </w:r>
           </w:p>
         </w:tc>
@@ -2192,35 +2192,35 @@
                 <w:rFonts w:ascii="Times New Roman" w:hAnsi="Times New Roman" w:eastAsia="宋体"/>
                 <w:sz w:val="17"/>
               </w:rPr>
-              <w:t>REQ-B5-006</w:t>
-            </w:r>
-          </w:p>
-        </w:tc>
-        <w:tc>
-          <w:tcPr>
-            <w:tcW w:type="dxa" w:w="2493"/>
-          </w:tcPr>
-          <w:p>
-            <w:r>
-              <w:rPr>
-                <w:rFonts w:ascii="Times New Roman" w:hAnsi="Times New Roman" w:eastAsia="宋体"/>
-                <w:sz w:val="17"/>
-              </w:rPr>
-              <w:t>会籍到期未续费 → 置过期并纳入风险观察</w:t>
-            </w:r>
-          </w:p>
-        </w:tc>
-        <w:tc>
-          <w:tcPr>
-            <w:tcW w:type="dxa" w:w="2493"/>
-          </w:tcPr>
-          <w:p>
-            <w:r>
-              <w:rPr>
-                <w:rFonts w:ascii="Times New Roman" w:hAnsi="Times New Roman" w:eastAsia="宋体"/>
-                <w:sz w:val="17"/>
-              </w:rPr>
-              <w:t>IT-035 到期提醒、IT-036 风险扫描</w:t>
+              <w:t>REQ-B5-004</w:t>
+            </w:r>
+          </w:p>
+        </w:tc>
+        <w:tc>
+          <w:tcPr>
+            <w:tcW w:type="dxa" w:w="2493"/>
+          </w:tcPr>
+          <w:p>
+            <w:r>
+              <w:rPr>
+                <w:rFonts w:ascii="Times New Roman" w:hAnsi="Times New Roman" w:eastAsia="宋体"/>
+                <w:sz w:val="17"/>
+              </w:rPr>
+              <w:t>支付回调异常 → 标异常且不变更会籍</w:t>
+            </w:r>
+          </w:p>
+        </w:tc>
+        <w:tc>
+          <w:tcPr>
+            <w:tcW w:type="dxa" w:w="2493"/>
+          </w:tcPr>
+          <w:p>
+            <w:r>
+              <w:rPr>
+                <w:rFonts w:ascii="Times New Roman" w:hAnsi="Times New Roman" w:eastAsia="宋体"/>
+                <w:sz w:val="17"/>
+              </w:rPr>
+              <w:t>U:PaymentRulesTest、IT-032 金额不符回调 409</w:t>
             </w:r>
           </w:p>
         </w:tc>
@@ -2250,49 +2250,49 @@
                 <w:rFonts w:ascii="Times New Roman" w:hAnsi="Times New Roman" w:eastAsia="宋体"/>
                 <w:sz w:val="17"/>
               </w:rPr>
-              <w:t>编号</w:t>
-            </w:r>
-          </w:p>
-        </w:tc>
-        <w:tc>
-          <w:tcPr>
-            <w:tcW w:type="dxa" w:w="2493"/>
-          </w:tcPr>
-          <w:p>
-            <w:r>
-              <w:rPr>
-                <w:rFonts w:ascii="Times New Roman" w:hAnsi="Times New Roman" w:eastAsia="宋体"/>
-                <w:sz w:val="17"/>
-              </w:rPr>
-              <w:t>需求简述</w:t>
-            </w:r>
-          </w:p>
-        </w:tc>
-        <w:tc>
-          <w:tcPr>
-            <w:tcW w:type="dxa" w:w="2493"/>
-          </w:tcPr>
-          <w:p>
-            <w:r>
-              <w:rPr>
-                <w:rFonts w:ascii="Times New Roman" w:hAnsi="Times New Roman" w:eastAsia="宋体"/>
-                <w:sz w:val="17"/>
-              </w:rPr>
-              <w:t>验证用例</w:t>
-            </w:r>
-          </w:p>
-        </w:tc>
-        <w:tc>
-          <w:tcPr>
-            <w:tcW w:type="dxa" w:w="2493"/>
-          </w:tcPr>
-          <w:p>
-            <w:r>
-              <w:rPr>
-                <w:rFonts w:ascii="Times New Roman" w:hAnsi="Times New Roman" w:eastAsia="宋体"/>
-                <w:sz w:val="17"/>
-              </w:rPr>
-              <w:t>状态</w:t>
+              <w:t>REQ-B5-005</w:t>
+            </w:r>
+          </w:p>
+        </w:tc>
+        <w:tc>
+          <w:tcPr>
+            <w:tcW w:type="dxa" w:w="2493"/>
+          </w:tcPr>
+          <w:p>
+            <w:r>
+              <w:rPr>
+                <w:rFonts w:ascii="Times New Roman" w:hAnsi="Times New Roman" w:eastAsia="宋体"/>
+                <w:sz w:val="17"/>
+              </w:rPr>
+              <w:t>私教业绩与提成核算（R10）</w:t>
+            </w:r>
+          </w:p>
+        </w:tc>
+        <w:tc>
+          <w:tcPr>
+            <w:tcW w:type="dxa" w:w="2493"/>
+          </w:tcPr>
+          <w:p>
+            <w:r>
+              <w:rPr>
+                <w:rFonts w:ascii="Times New Roman" w:hAnsi="Times New Roman" w:eastAsia="宋体"/>
+                <w:sz w:val="17"/>
+              </w:rPr>
+              <w:t>U:WarningRulesTest、IT-039 提成核算、BT-024 提成页</w:t>
+            </w:r>
+          </w:p>
+        </w:tc>
+        <w:tc>
+          <w:tcPr>
+            <w:tcW w:type="dxa" w:w="2493"/>
+          </w:tcPr>
+          <w:p>
+            <w:r>
+              <w:rPr>
+                <w:rFonts w:ascii="Times New Roman" w:hAnsi="Times New Roman" w:eastAsia="宋体"/>
+                <w:sz w:val="17"/>
+              </w:rPr>
+              <w:t>✅</w:t>
             </w:r>
           </w:p>
         </w:tc>
@@ -2308,49 +2308,49 @@
                 <w:rFonts w:ascii="Times New Roman" w:hAnsi="Times New Roman" w:eastAsia="宋体"/>
                 <w:sz w:val="17"/>
               </w:rPr>
-              <w:t>REQ-B6-001</w:t>
-            </w:r>
-          </w:p>
-        </w:tc>
-        <w:tc>
-          <w:tcPr>
-            <w:tcW w:type="dxa" w:w="2493"/>
-          </w:tcPr>
-          <w:p>
-            <w:r>
-              <w:rPr>
-                <w:rFonts w:ascii="Times New Roman" w:hAnsi="Times New Roman" w:eastAsia="宋体"/>
-                <w:sz w:val="17"/>
-              </w:rPr>
-              <w:t>器材台账与状态变更</w:t>
-            </w:r>
-          </w:p>
-        </w:tc>
-        <w:tc>
-          <w:tcPr>
-            <w:tcW w:type="dxa" w:w="2493"/>
-          </w:tcPr>
-          <w:p>
-            <w:r>
-              <w:rPr>
-                <w:rFonts w:ascii="Times New Roman" w:hAnsi="Times New Roman" w:eastAsia="宋体"/>
-                <w:sz w:val="17"/>
-              </w:rPr>
-              <w:t>—</w:t>
-            </w:r>
-          </w:p>
-        </w:tc>
-        <w:tc>
-          <w:tcPr>
-            <w:tcW w:type="dxa" w:w="2493"/>
-          </w:tcPr>
-          <w:p>
-            <w:r>
-              <w:rPr>
-                <w:rFonts w:ascii="Times New Roman" w:hAnsi="Times New Roman" w:eastAsia="宋体"/>
-                <w:sz w:val="17"/>
-              </w:rPr>
-              <w:t>⛔ **未实现**（S5 切片，仅 `equipment` 表结构与包骨架）</w:t>
+              <w:t>REQ-B5-006</w:t>
+            </w:r>
+          </w:p>
+        </w:tc>
+        <w:tc>
+          <w:tcPr>
+            <w:tcW w:type="dxa" w:w="2493"/>
+          </w:tcPr>
+          <w:p>
+            <w:r>
+              <w:rPr>
+                <w:rFonts w:ascii="Times New Roman" w:hAnsi="Times New Roman" w:eastAsia="宋体"/>
+                <w:sz w:val="17"/>
+              </w:rPr>
+              <w:t>会籍到期未续费 → 置过期并纳入风险观察</w:t>
+            </w:r>
+          </w:p>
+        </w:tc>
+        <w:tc>
+          <w:tcPr>
+            <w:tcW w:type="dxa" w:w="2493"/>
+          </w:tcPr>
+          <w:p>
+            <w:r>
+              <w:rPr>
+                <w:rFonts w:ascii="Times New Roman" w:hAnsi="Times New Roman" w:eastAsia="宋体"/>
+                <w:sz w:val="17"/>
+              </w:rPr>
+              <w:t>IT-035 到期提醒、IT-036 风险扫描</w:t>
+            </w:r>
+          </w:p>
+        </w:tc>
+        <w:tc>
+          <w:tcPr>
+            <w:tcW w:type="dxa" w:w="2493"/>
+          </w:tcPr>
+          <w:p>
+            <w:r>
+              <w:rPr>
+                <w:rFonts w:ascii="Times New Roman" w:hAnsi="Times New Roman" w:eastAsia="宋体"/>
+                <w:sz w:val="17"/>
+              </w:rPr>
+              <w:t>✅</w:t>
             </w:r>
           </w:p>
         </w:tc>
@@ -2366,49 +2366,49 @@
                 <w:rFonts w:ascii="Times New Roman" w:hAnsi="Times New Roman" w:eastAsia="宋体"/>
                 <w:sz w:val="17"/>
               </w:rPr>
-              <w:t>REQ-B6-002</w:t>
-            </w:r>
-          </w:p>
-        </w:tc>
-        <w:tc>
-          <w:tcPr>
-            <w:tcW w:type="dxa" w:w="2493"/>
-          </w:tcPr>
-          <w:p>
-            <w:r>
-              <w:rPr>
-                <w:rFonts w:ascii="Times New Roman" w:hAnsi="Times New Roman" w:eastAsia="宋体"/>
-                <w:sz w:val="17"/>
-              </w:rPr>
-              <w:t>场馆档案（4 私有 + 1 公共）</w:t>
-            </w:r>
-          </w:p>
-        </w:tc>
-        <w:tc>
-          <w:tcPr>
-            <w:tcW w:type="dxa" w:w="2493"/>
-          </w:tcPr>
-          <w:p>
-            <w:r>
-              <w:rPr>
-                <w:rFonts w:ascii="Times New Roman" w:hAnsi="Times New Roman" w:eastAsia="宋体"/>
-                <w:sz w:val="17"/>
-              </w:rPr>
-              <w:t>IT-073 场馆列表、BT-054 场馆卡片渲染、BT-071 场馆管理页</w:t>
-            </w:r>
-          </w:p>
-        </w:tc>
-        <w:tc>
-          <w:tcPr>
-            <w:tcW w:type="dxa" w:w="2493"/>
-          </w:tcPr>
-          <w:p>
-            <w:r>
-              <w:rPr>
-                <w:rFonts w:ascii="Times New Roman" w:hAnsi="Times New Roman" w:eastAsia="宋体"/>
-                <w:sz w:val="17"/>
-              </w:rPr>
-              <w:t>✅</w:t>
+              <w:t>编号</w:t>
+            </w:r>
+          </w:p>
+        </w:tc>
+        <w:tc>
+          <w:tcPr>
+            <w:tcW w:type="dxa" w:w="2493"/>
+          </w:tcPr>
+          <w:p>
+            <w:r>
+              <w:rPr>
+                <w:rFonts w:ascii="Times New Roman" w:hAnsi="Times New Roman" w:eastAsia="宋体"/>
+                <w:sz w:val="17"/>
+              </w:rPr>
+              <w:t>需求简述</w:t>
+            </w:r>
+          </w:p>
+        </w:tc>
+        <w:tc>
+          <w:tcPr>
+            <w:tcW w:type="dxa" w:w="2493"/>
+          </w:tcPr>
+          <w:p>
+            <w:r>
+              <w:rPr>
+                <w:rFonts w:ascii="Times New Roman" w:hAnsi="Times New Roman" w:eastAsia="宋体"/>
+                <w:sz w:val="17"/>
+              </w:rPr>
+              <w:t>验证用例</w:t>
+            </w:r>
+          </w:p>
+        </w:tc>
+        <w:tc>
+          <w:tcPr>
+            <w:tcW w:type="dxa" w:w="2493"/>
+          </w:tcPr>
+          <w:p>
+            <w:r>
+              <w:rPr>
+                <w:rFonts w:ascii="Times New Roman" w:hAnsi="Times New Roman" w:eastAsia="宋体"/>
+                <w:sz w:val="17"/>
+              </w:rPr>
+              <w:t>状态</w:t>
             </w:r>
           </w:p>
         </w:tc>
@@ -2424,49 +2424,49 @@
                 <w:rFonts w:ascii="Times New Roman" w:hAnsi="Times New Roman" w:eastAsia="宋体"/>
                 <w:sz w:val="17"/>
               </w:rPr>
-              <w:t>REQ-B6-003</w:t>
-            </w:r>
-          </w:p>
-        </w:tc>
-        <w:tc>
-          <w:tcPr>
-            <w:tcW w:type="dxa" w:w="2493"/>
-          </w:tcPr>
-          <w:p>
-            <w:r>
-              <w:rPr>
-                <w:rFonts w:ascii="Times New Roman" w:hAnsi="Times New Roman" w:eastAsia="宋体"/>
-                <w:sz w:val="17"/>
-              </w:rPr>
-              <w:t>场地预约（会员自助 + 门店代约）</w:t>
-            </w:r>
-          </w:p>
-        </w:tc>
-        <w:tc>
-          <w:tcPr>
-            <w:tcW w:type="dxa" w:w="2493"/>
-          </w:tcPr>
-          <w:p>
-            <w:r>
-              <w:rPr>
-                <w:rFonts w:ascii="Times New Roman" w:hAnsi="Times New Roman" w:eastAsia="宋体"/>
-                <w:sz w:val="17"/>
-              </w:rPr>
-              <w:t>IT-074 会员自助、IT-085 门店代约、BT-056/076</w:t>
-            </w:r>
-          </w:p>
-        </w:tc>
-        <w:tc>
-          <w:tcPr>
-            <w:tcW w:type="dxa" w:w="2493"/>
-          </w:tcPr>
-          <w:p>
-            <w:r>
-              <w:rPr>
-                <w:rFonts w:ascii="Times New Roman" w:hAnsi="Times New Roman" w:eastAsia="宋体"/>
-                <w:sz w:val="17"/>
-              </w:rPr>
-              <w:t>✅</w:t>
+              <w:t>REQ-B6-001</w:t>
+            </w:r>
+          </w:p>
+        </w:tc>
+        <w:tc>
+          <w:tcPr>
+            <w:tcW w:type="dxa" w:w="2493"/>
+          </w:tcPr>
+          <w:p>
+            <w:r>
+              <w:rPr>
+                <w:rFonts w:ascii="Times New Roman" w:hAnsi="Times New Roman" w:eastAsia="宋体"/>
+                <w:sz w:val="17"/>
+              </w:rPr>
+              <w:t>器材台账与状态变更</w:t>
+            </w:r>
+          </w:p>
+        </w:tc>
+        <w:tc>
+          <w:tcPr>
+            <w:tcW w:type="dxa" w:w="2493"/>
+          </w:tcPr>
+          <w:p>
+            <w:r>
+              <w:rPr>
+                <w:rFonts w:ascii="Times New Roman" w:hAnsi="Times New Roman" w:eastAsia="宋体"/>
+                <w:sz w:val="17"/>
+              </w:rPr>
+              <w:t>—</w:t>
+            </w:r>
+          </w:p>
+        </w:tc>
+        <w:tc>
+          <w:tcPr>
+            <w:tcW w:type="dxa" w:w="2493"/>
+          </w:tcPr>
+          <w:p>
+            <w:r>
+              <w:rPr>
+                <w:rFonts w:ascii="Times New Roman" w:hAnsi="Times New Roman" w:eastAsia="宋体"/>
+                <w:sz w:val="17"/>
+              </w:rPr>
+              <w:t>⛔ **未实现**（S5 切片，仅 `equipment` 表结构与包骨架）</w:t>
             </w:r>
           </w:p>
         </w:tc>
@@ -2482,35 +2482,35 @@
                 <w:rFonts w:ascii="Times New Roman" w:hAnsi="Times New Roman" w:eastAsia="宋体"/>
                 <w:sz w:val="17"/>
               </w:rPr>
-              <w:t>REQ-B6-004</w:t>
-            </w:r>
-          </w:p>
-        </w:tc>
-        <w:tc>
-          <w:tcPr>
-            <w:tcW w:type="dxa" w:w="2493"/>
-          </w:tcPr>
-          <w:p>
-            <w:r>
-              <w:rPr>
-                <w:rFonts w:ascii="Times New Roman" w:hAnsi="Times New Roman" w:eastAsia="宋体"/>
-                <w:sz w:val="17"/>
-              </w:rPr>
-              <w:t>同一场地时段不可重叠</w:t>
-            </w:r>
-          </w:p>
-        </w:tc>
-        <w:tc>
-          <w:tcPr>
-            <w:tcW w:type="dxa" w:w="2493"/>
-          </w:tcPr>
-          <w:p>
-            <w:r>
-              <w:rPr>
-                <w:rFonts w:ascii="Times New Roman" w:hAnsi="Times New Roman" w:eastAsia="宋体"/>
-                <w:sz w:val="17"/>
-              </w:rPr>
-              <w:t>IT-075 冲突 409、BT-057 重复预约被拒</w:t>
+              <w:t>REQ-B6-002</w:t>
+            </w:r>
+          </w:p>
+        </w:tc>
+        <w:tc>
+          <w:tcPr>
+            <w:tcW w:type="dxa" w:w="2493"/>
+          </w:tcPr>
+          <w:p>
+            <w:r>
+              <w:rPr>
+                <w:rFonts w:ascii="Times New Roman" w:hAnsi="Times New Roman" w:eastAsia="宋体"/>
+                <w:sz w:val="17"/>
+              </w:rPr>
+              <w:t>场馆档案（4 私有 + 1 公共）</w:t>
+            </w:r>
+          </w:p>
+        </w:tc>
+        <w:tc>
+          <w:tcPr>
+            <w:tcW w:type="dxa" w:w="2493"/>
+          </w:tcPr>
+          <w:p>
+            <w:r>
+              <w:rPr>
+                <w:rFonts w:ascii="Times New Roman" w:hAnsi="Times New Roman" w:eastAsia="宋体"/>
+                <w:sz w:val="17"/>
+              </w:rPr>
+              <w:t>IT-073 场馆列表、BT-054 场馆卡片渲染、BT-071 场馆管理页</w:t>
             </w:r>
           </w:p>
         </w:tc>
@@ -2540,35 +2540,35 @@
                 <w:rFonts w:ascii="Times New Roman" w:hAnsi="Times New Roman" w:eastAsia="宋体"/>
                 <w:sz w:val="17"/>
               </w:rPr>
-              <w:t>REQ-B6-005</w:t>
-            </w:r>
-          </w:p>
-        </w:tc>
-        <w:tc>
-          <w:tcPr>
-            <w:tcW w:type="dxa" w:w="2493"/>
-          </w:tcPr>
-          <w:p>
-            <w:r>
-              <w:rPr>
-                <w:rFonts w:ascii="Times New Roman" w:hAnsi="Times New Roman" w:eastAsia="宋体"/>
-                <w:sz w:val="17"/>
-              </w:rPr>
-              <w:t>私有场馆需有效会籍；公共区域不限；维护中不可约</w:t>
-            </w:r>
-          </w:p>
-        </w:tc>
-        <w:tc>
-          <w:tcPr>
-            <w:tcW w:type="dxa" w:w="2493"/>
-          </w:tcPr>
-          <w:p>
-            <w:r>
-              <w:rPr>
-                <w:rFonts w:ascii="Times New Roman" w:hAnsi="Times New Roman" w:eastAsia="宋体"/>
-                <w:sz w:val="17"/>
-              </w:rPr>
-              <w:t>IT-078~079 会籍差异化、IT-083~084 维护中、BT-L</w:t>
+              <w:t>REQ-B6-003</w:t>
+            </w:r>
+          </w:p>
+        </w:tc>
+        <w:tc>
+          <w:tcPr>
+            <w:tcW w:type="dxa" w:w="2493"/>
+          </w:tcPr>
+          <w:p>
+            <w:r>
+              <w:rPr>
+                <w:rFonts w:ascii="Times New Roman" w:hAnsi="Times New Roman" w:eastAsia="宋体"/>
+                <w:sz w:val="17"/>
+              </w:rPr>
+              <w:t>场地预约（会员自助 + 门店代约）</w:t>
+            </w:r>
+          </w:p>
+        </w:tc>
+        <w:tc>
+          <w:tcPr>
+            <w:tcW w:type="dxa" w:w="2493"/>
+          </w:tcPr>
+          <w:p>
+            <w:r>
+              <w:rPr>
+                <w:rFonts w:ascii="Times New Roman" w:hAnsi="Times New Roman" w:eastAsia="宋体"/>
+                <w:sz w:val="17"/>
+              </w:rPr>
+              <w:t>IT-074 会员自助、IT-085 门店代约、BT-056/076</w:t>
             </w:r>
           </w:p>
         </w:tc>
@@ -2598,35 +2598,35 @@
                 <w:rFonts w:ascii="Times New Roman" w:hAnsi="Times New Roman" w:eastAsia="宋体"/>
                 <w:sz w:val="17"/>
               </w:rPr>
-              <w:t>REQ-B6-006</w:t>
-            </w:r>
-          </w:p>
-        </w:tc>
-        <w:tc>
-          <w:tcPr>
-            <w:tcW w:type="dxa" w:w="2493"/>
-          </w:tcPr>
-          <w:p>
-            <w:r>
-              <w:rPr>
-                <w:rFonts w:ascii="Times New Roman" w:hAnsi="Times New Roman" w:eastAsia="宋体"/>
-                <w:sz w:val="17"/>
-              </w:rPr>
-              <w:t>取消场地预约（重复取消 409）</w:t>
-            </w:r>
-          </w:p>
-        </w:tc>
-        <w:tc>
-          <w:tcPr>
-            <w:tcW w:type="dxa" w:w="2493"/>
-          </w:tcPr>
-          <w:p>
-            <w:r>
-              <w:rPr>
-                <w:rFonts w:ascii="Times New Roman" w:hAnsi="Times New Roman" w:eastAsia="宋体"/>
-                <w:sz w:val="17"/>
-              </w:rPr>
-              <w:t>IT-088~089 取消与重复取消、BT-059 页面取消</w:t>
+              <w:t>REQ-B6-004</w:t>
+            </w:r>
+          </w:p>
+        </w:tc>
+        <w:tc>
+          <w:tcPr>
+            <w:tcW w:type="dxa" w:w="2493"/>
+          </w:tcPr>
+          <w:p>
+            <w:r>
+              <w:rPr>
+                <w:rFonts w:ascii="Times New Roman" w:hAnsi="Times New Roman" w:eastAsia="宋体"/>
+                <w:sz w:val="17"/>
+              </w:rPr>
+              <w:t>同一场地时段不可重叠</w:t>
+            </w:r>
+          </w:p>
+        </w:tc>
+        <w:tc>
+          <w:tcPr>
+            <w:tcW w:type="dxa" w:w="2493"/>
+          </w:tcPr>
+          <w:p>
+            <w:r>
+              <w:rPr>
+                <w:rFonts w:ascii="Times New Roman" w:hAnsi="Times New Roman" w:eastAsia="宋体"/>
+                <w:sz w:val="17"/>
+              </w:rPr>
+              <w:t>IT-075 冲突 409、BT-057 重复预约被拒</w:t>
             </w:r>
           </w:p>
         </w:tc>
@@ -2656,49 +2656,49 @@
                 <w:rFonts w:ascii="Times New Roman" w:hAnsi="Times New Roman" w:eastAsia="宋体"/>
                 <w:sz w:val="17"/>
               </w:rPr>
-              <w:t>编号</w:t>
-            </w:r>
-          </w:p>
-        </w:tc>
-        <w:tc>
-          <w:tcPr>
-            <w:tcW w:type="dxa" w:w="2493"/>
-          </w:tcPr>
-          <w:p>
-            <w:r>
-              <w:rPr>
-                <w:rFonts w:ascii="Times New Roman" w:hAnsi="Times New Roman" w:eastAsia="宋体"/>
-                <w:sz w:val="17"/>
-              </w:rPr>
-              <w:t>需求简述</w:t>
-            </w:r>
-          </w:p>
-        </w:tc>
-        <w:tc>
-          <w:tcPr>
-            <w:tcW w:type="dxa" w:w="2493"/>
-          </w:tcPr>
-          <w:p>
-            <w:r>
-              <w:rPr>
-                <w:rFonts w:ascii="Times New Roman" w:hAnsi="Times New Roman" w:eastAsia="宋体"/>
-                <w:sz w:val="17"/>
-              </w:rPr>
-              <w:t>验证用例</w:t>
-            </w:r>
-          </w:p>
-        </w:tc>
-        <w:tc>
-          <w:tcPr>
-            <w:tcW w:type="dxa" w:w="2493"/>
-          </w:tcPr>
-          <w:p>
-            <w:r>
-              <w:rPr>
-                <w:rFonts w:ascii="Times New Roman" w:hAnsi="Times New Roman" w:eastAsia="宋体"/>
-                <w:sz w:val="17"/>
-              </w:rPr>
-              <w:t>状态</w:t>
+              <w:t>REQ-B6-005</w:t>
+            </w:r>
+          </w:p>
+        </w:tc>
+        <w:tc>
+          <w:tcPr>
+            <w:tcW w:type="dxa" w:w="2493"/>
+          </w:tcPr>
+          <w:p>
+            <w:r>
+              <w:rPr>
+                <w:rFonts w:ascii="Times New Roman" w:hAnsi="Times New Roman" w:eastAsia="宋体"/>
+                <w:sz w:val="17"/>
+              </w:rPr>
+              <w:t>私有场馆需有效会籍；公共区域不限；维护中不可约</w:t>
+            </w:r>
+          </w:p>
+        </w:tc>
+        <w:tc>
+          <w:tcPr>
+            <w:tcW w:type="dxa" w:w="2493"/>
+          </w:tcPr>
+          <w:p>
+            <w:r>
+              <w:rPr>
+                <w:rFonts w:ascii="Times New Roman" w:hAnsi="Times New Roman" w:eastAsia="宋体"/>
+                <w:sz w:val="17"/>
+              </w:rPr>
+              <w:t>IT-078~079 会籍差异化、IT-083~084 维护中、BT-L</w:t>
+            </w:r>
+          </w:p>
+        </w:tc>
+        <w:tc>
+          <w:tcPr>
+            <w:tcW w:type="dxa" w:w="2493"/>
+          </w:tcPr>
+          <w:p>
+            <w:r>
+              <w:rPr>
+                <w:rFonts w:ascii="Times New Roman" w:hAnsi="Times New Roman" w:eastAsia="宋体"/>
+                <w:sz w:val="17"/>
+              </w:rPr>
+              <w:t>✅</w:t>
             </w:r>
           </w:p>
         </w:tc>
@@ -2714,49 +2714,49 @@
                 <w:rFonts w:ascii="Times New Roman" w:hAnsi="Times New Roman" w:eastAsia="宋体"/>
                 <w:sz w:val="17"/>
               </w:rPr>
-              <w:t>REQ-B7-001</w:t>
-            </w:r>
-          </w:p>
-        </w:tc>
-        <w:tc>
-          <w:tcPr>
-            <w:tcW w:type="dxa" w:w="2493"/>
-          </w:tcPr>
-          <w:p>
-            <w:r>
-              <w:rPr>
-                <w:rFonts w:ascii="Times New Roman" w:hAnsi="Times New Roman" w:eastAsia="宋体"/>
-                <w:sz w:val="17"/>
-              </w:rPr>
-              <w:t>私教录入体测数据（身高/体重/BMI/体脂/围度）</w:t>
-            </w:r>
-          </w:p>
-        </w:tc>
-        <w:tc>
-          <w:tcPr>
-            <w:tcW w:type="dxa" w:w="2493"/>
-          </w:tcPr>
-          <w:p>
-            <w:r>
-              <w:rPr>
-                <w:rFonts w:ascii="Times New Roman" w:hAnsi="Times New Roman" w:eastAsia="宋体"/>
-                <w:sz w:val="17"/>
-              </w:rPr>
-              <w:t>—</w:t>
-            </w:r>
-          </w:p>
-        </w:tc>
-        <w:tc>
-          <w:tcPr>
-            <w:tcW w:type="dxa" w:w="2493"/>
-          </w:tcPr>
-          <w:p>
-            <w:r>
-              <w:rPr>
-                <w:rFonts w:ascii="Times New Roman" w:hAnsi="Times New Roman" w:eastAsia="宋体"/>
-                <w:sz w:val="17"/>
-              </w:rPr>
-              <w:t>⛔ **未实现**（S3 切片，数据库有 `assessment` 表但无录入界面与接口）</w:t>
+              <w:t>REQ-B6-006</w:t>
+            </w:r>
+          </w:p>
+        </w:tc>
+        <w:tc>
+          <w:tcPr>
+            <w:tcW w:type="dxa" w:w="2493"/>
+          </w:tcPr>
+          <w:p>
+            <w:r>
+              <w:rPr>
+                <w:rFonts w:ascii="Times New Roman" w:hAnsi="Times New Roman" w:eastAsia="宋体"/>
+                <w:sz w:val="17"/>
+              </w:rPr>
+              <w:t>取消场地预约（重复取消 409）</w:t>
+            </w:r>
+          </w:p>
+        </w:tc>
+        <w:tc>
+          <w:tcPr>
+            <w:tcW w:type="dxa" w:w="2493"/>
+          </w:tcPr>
+          <w:p>
+            <w:r>
+              <w:rPr>
+                <w:rFonts w:ascii="Times New Roman" w:hAnsi="Times New Roman" w:eastAsia="宋体"/>
+                <w:sz w:val="17"/>
+              </w:rPr>
+              <w:t>IT-088~089 取消与重复取消、BT-059 页面取消</w:t>
+            </w:r>
+          </w:p>
+        </w:tc>
+        <w:tc>
+          <w:tcPr>
+            <w:tcW w:type="dxa" w:w="2493"/>
+          </w:tcPr>
+          <w:p>
+            <w:r>
+              <w:rPr>
+                <w:rFonts w:ascii="Times New Roman" w:hAnsi="Times New Roman" w:eastAsia="宋体"/>
+                <w:sz w:val="17"/>
+              </w:rPr>
+              <w:t>✅</w:t>
             </w:r>
           </w:p>
         </w:tc>
@@ -2772,49 +2772,49 @@
                 <w:rFonts w:ascii="Times New Roman" w:hAnsi="Times New Roman" w:eastAsia="宋体"/>
                 <w:sz w:val="17"/>
               </w:rPr>
-              <w:t>REQ-B7-002</w:t>
-            </w:r>
-          </w:p>
-        </w:tc>
-        <w:tc>
-          <w:tcPr>
-            <w:tcW w:type="dxa" w:w="2493"/>
-          </w:tcPr>
-          <w:p>
-            <w:r>
-              <w:rPr>
-                <w:rFonts w:ascii="Times New Roman" w:hAnsi="Times New Roman" w:eastAsia="宋体"/>
-                <w:sz w:val="17"/>
-              </w:rPr>
-              <w:t>体测历史对比（时间序列）</w:t>
-            </w:r>
-          </w:p>
-        </w:tc>
-        <w:tc>
-          <w:tcPr>
-            <w:tcW w:type="dxa" w:w="2493"/>
-          </w:tcPr>
-          <w:p>
-            <w:r>
-              <w:rPr>
-                <w:rFonts w:ascii="Times New Roman" w:hAnsi="Times New Roman" w:eastAsia="宋体"/>
-                <w:sz w:val="17"/>
-              </w:rPr>
-              <w:t>—</w:t>
-            </w:r>
-          </w:p>
-        </w:tc>
-        <w:tc>
-          <w:tcPr>
-            <w:tcW w:type="dxa" w:w="2493"/>
-          </w:tcPr>
-          <w:p>
-            <w:r>
-              <w:rPr>
-                <w:rFonts w:ascii="Times New Roman" w:hAnsi="Times New Roman" w:eastAsia="宋体"/>
-                <w:sz w:val="17"/>
-              </w:rPr>
-              <w:t>⛔ **未实现**</w:t>
+              <w:t>REQ-B6-007</w:t>
+            </w:r>
+          </w:p>
+        </w:tc>
+        <w:tc>
+          <w:tcPr>
+            <w:tcW w:type="dxa" w:w="2493"/>
+          </w:tcPr>
+          <w:p>
+            <w:r>
+              <w:rPr>
+                <w:rFonts w:ascii="Times New Roman" w:hAnsi="Times New Roman" w:eastAsia="宋体"/>
+                <w:sz w:val="17"/>
+              </w:rPr>
+              <w:t>场馆占用周课表（按周/按场馆，已取消不占位）</w:t>
+            </w:r>
+          </w:p>
+        </w:tc>
+        <w:tc>
+          <w:tcPr>
+            <w:tcW w:type="dxa" w:w="2493"/>
+          </w:tcPr>
+          <w:p>
+            <w:r>
+              <w:rPr>
+                <w:rFonts w:ascii="Times New Roman" w:hAnsi="Times New Roman" w:eastAsia="宋体"/>
+                <w:sz w:val="17"/>
+              </w:rPr>
+              <w:t>TT-08~10 单元、IT-126~127 与 booked 口径一致、BT-096 占用课表视图</w:t>
+            </w:r>
+          </w:p>
+        </w:tc>
+        <w:tc>
+          <w:tcPr>
+            <w:tcW w:type="dxa" w:w="2493"/>
+          </w:tcPr>
+          <w:p>
+            <w:r>
+              <w:rPr>
+                <w:rFonts w:ascii="Times New Roman" w:hAnsi="Times New Roman" w:eastAsia="宋体"/>
+                <w:sz w:val="17"/>
+              </w:rPr>
+              <w:t>✅</w:t>
             </w:r>
           </w:p>
         </w:tc>
@@ -2888,49 +2888,49 @@
                 <w:rFonts w:ascii="Times New Roman" w:hAnsi="Times New Roman" w:eastAsia="宋体"/>
                 <w:sz w:val="17"/>
               </w:rPr>
-              <w:t>REQ-B8-001</w:t>
-            </w:r>
-          </w:p>
-        </w:tc>
-        <w:tc>
-          <w:tcPr>
-            <w:tcW w:type="dxa" w:w="2493"/>
-          </w:tcPr>
-          <w:p>
-            <w:r>
-              <w:rPr>
-                <w:rFonts w:ascii="Times New Roman" w:hAnsi="Times New Roman" w:eastAsia="宋体"/>
-                <w:sz w:val="17"/>
-              </w:rPr>
-              <w:t>每日计算流失风险等级（R7）</w:t>
-            </w:r>
-          </w:p>
-        </w:tc>
-        <w:tc>
-          <w:tcPr>
-            <w:tcW w:type="dxa" w:w="2493"/>
-          </w:tcPr>
-          <w:p>
-            <w:r>
-              <w:rPr>
-                <w:rFonts w:ascii="Times New Roman" w:hAnsi="Times New Roman" w:eastAsia="宋体"/>
-                <w:sz w:val="17"/>
-              </w:rPr>
-              <w:t>U:WarningRulesTest、IT-036 风险扫描、BT-023 风险页</w:t>
-            </w:r>
-          </w:p>
-        </w:tc>
-        <w:tc>
-          <w:tcPr>
-            <w:tcW w:type="dxa" w:w="2493"/>
-          </w:tcPr>
-          <w:p>
-            <w:r>
-              <w:rPr>
-                <w:rFonts w:ascii="Times New Roman" w:hAnsi="Times New Roman" w:eastAsia="宋体"/>
-                <w:sz w:val="17"/>
-              </w:rPr>
-              <w:t>✅</w:t>
+              <w:t>REQ-B7-001</w:t>
+            </w:r>
+          </w:p>
+        </w:tc>
+        <w:tc>
+          <w:tcPr>
+            <w:tcW w:type="dxa" w:w="2493"/>
+          </w:tcPr>
+          <w:p>
+            <w:r>
+              <w:rPr>
+                <w:rFonts w:ascii="Times New Roman" w:hAnsi="Times New Roman" w:eastAsia="宋体"/>
+                <w:sz w:val="17"/>
+              </w:rPr>
+              <w:t>私教录入体测数据（身高/体重/BMI/体脂/围度）</w:t>
+            </w:r>
+          </w:p>
+        </w:tc>
+        <w:tc>
+          <w:tcPr>
+            <w:tcW w:type="dxa" w:w="2493"/>
+          </w:tcPr>
+          <w:p>
+            <w:r>
+              <w:rPr>
+                <w:rFonts w:ascii="Times New Roman" w:hAnsi="Times New Roman" w:eastAsia="宋体"/>
+                <w:sz w:val="17"/>
+              </w:rPr>
+              <w:t>—</w:t>
+            </w:r>
+          </w:p>
+        </w:tc>
+        <w:tc>
+          <w:tcPr>
+            <w:tcW w:type="dxa" w:w="2493"/>
+          </w:tcPr>
+          <w:p>
+            <w:r>
+              <w:rPr>
+                <w:rFonts w:ascii="Times New Roman" w:hAnsi="Times New Roman" w:eastAsia="宋体"/>
+                <w:sz w:val="17"/>
+              </w:rPr>
+              <w:t>⛔ **未实现**（S3 切片，数据库有 `assessment` 表但无录入界面与接口）</w:t>
             </w:r>
           </w:p>
         </w:tc>
@@ -2946,49 +2946,49 @@
                 <w:rFonts w:ascii="Times New Roman" w:hAnsi="Times New Roman" w:eastAsia="宋体"/>
                 <w:sz w:val="17"/>
               </w:rPr>
-              <w:t>REQ-B8-002</w:t>
-            </w:r>
-          </w:p>
-        </w:tc>
-        <w:tc>
-          <w:tcPr>
-            <w:tcW w:type="dxa" w:w="2493"/>
-          </w:tcPr>
-          <w:p>
-            <w:r>
-              <w:rPr>
-                <w:rFonts w:ascii="Times New Roman" w:hAnsi="Times New Roman" w:eastAsia="宋体"/>
-                <w:sz w:val="17"/>
-              </w:rPr>
-              <w:t>连续 4 周未到店或爽约率&gt;30% → 高风险+跟进任务（R7）</w:t>
-            </w:r>
-          </w:p>
-        </w:tc>
-        <w:tc>
-          <w:tcPr>
-            <w:tcW w:type="dxa" w:w="2493"/>
-          </w:tcPr>
-          <w:p>
-            <w:r>
-              <w:rPr>
-                <w:rFonts w:ascii="Times New Roman" w:hAnsi="Times New Roman" w:eastAsia="宋体"/>
-                <w:sz w:val="17"/>
-              </w:rPr>
-              <w:t>U:WarningRulesTest、IT-036~037</w:t>
-            </w:r>
-          </w:p>
-        </w:tc>
-        <w:tc>
-          <w:tcPr>
-            <w:tcW w:type="dxa" w:w="2493"/>
-          </w:tcPr>
-          <w:p>
-            <w:r>
-              <w:rPr>
-                <w:rFonts w:ascii="Times New Roman" w:hAnsi="Times New Roman" w:eastAsia="宋体"/>
-                <w:sz w:val="17"/>
-              </w:rPr>
-              <w:t>✅</w:t>
+              <w:t>REQ-B7-002</w:t>
+            </w:r>
+          </w:p>
+        </w:tc>
+        <w:tc>
+          <w:tcPr>
+            <w:tcW w:type="dxa" w:w="2493"/>
+          </w:tcPr>
+          <w:p>
+            <w:r>
+              <w:rPr>
+                <w:rFonts w:ascii="Times New Roman" w:hAnsi="Times New Roman" w:eastAsia="宋体"/>
+                <w:sz w:val="17"/>
+              </w:rPr>
+              <w:t>体测历史对比（时间序列）</w:t>
+            </w:r>
+          </w:p>
+        </w:tc>
+        <w:tc>
+          <w:tcPr>
+            <w:tcW w:type="dxa" w:w="2493"/>
+          </w:tcPr>
+          <w:p>
+            <w:r>
+              <w:rPr>
+                <w:rFonts w:ascii="Times New Roman" w:hAnsi="Times New Roman" w:eastAsia="宋体"/>
+                <w:sz w:val="17"/>
+              </w:rPr>
+              <w:t>—</w:t>
+            </w:r>
+          </w:p>
+        </w:tc>
+        <w:tc>
+          <w:tcPr>
+            <w:tcW w:type="dxa" w:w="2493"/>
+          </w:tcPr>
+          <w:p>
+            <w:r>
+              <w:rPr>
+                <w:rFonts w:ascii="Times New Roman" w:hAnsi="Times New Roman" w:eastAsia="宋体"/>
+                <w:sz w:val="17"/>
+              </w:rPr>
+              <w:t>⛔ **未实现**</w:t>
             </w:r>
           </w:p>
         </w:tc>
@@ -3004,49 +3004,49 @@
                 <w:rFonts w:ascii="Times New Roman" w:hAnsi="Times New Roman" w:eastAsia="宋体"/>
                 <w:sz w:val="17"/>
               </w:rPr>
-              <w:t>REQ-B8-003</w:t>
-            </w:r>
-          </w:p>
-        </w:tc>
-        <w:tc>
-          <w:tcPr>
-            <w:tcW w:type="dxa" w:w="2493"/>
-          </w:tcPr>
-          <w:p>
-            <w:r>
-              <w:rPr>
-                <w:rFonts w:ascii="Times New Roman" w:hAnsi="Times New Roman" w:eastAsia="宋体"/>
-                <w:sz w:val="17"/>
-              </w:rPr>
-              <w:t>爽约概率预测（R8）</w:t>
-            </w:r>
-          </w:p>
-        </w:tc>
-        <w:tc>
-          <w:tcPr>
-            <w:tcW w:type="dxa" w:w="2493"/>
-          </w:tcPr>
-          <w:p>
-            <w:r>
-              <w:rPr>
-                <w:rFonts w:ascii="Times New Roman" w:hAnsi="Times New Roman" w:eastAsia="宋体"/>
-                <w:sz w:val="17"/>
-              </w:rPr>
-              <w:t>U:WarningRulesTest、IT-038 概率与建议动作</w:t>
-            </w:r>
-          </w:p>
-        </w:tc>
-        <w:tc>
-          <w:tcPr>
-            <w:tcW w:type="dxa" w:w="2493"/>
-          </w:tcPr>
-          <w:p>
-            <w:r>
-              <w:rPr>
-                <w:rFonts w:ascii="Times New Roman" w:hAnsi="Times New Roman" w:eastAsia="宋体"/>
-                <w:sz w:val="17"/>
-              </w:rPr>
-              <w:t>✅</w:t>
+              <w:t>编号</w:t>
+            </w:r>
+          </w:p>
+        </w:tc>
+        <w:tc>
+          <w:tcPr>
+            <w:tcW w:type="dxa" w:w="2493"/>
+          </w:tcPr>
+          <w:p>
+            <w:r>
+              <w:rPr>
+                <w:rFonts w:ascii="Times New Roman" w:hAnsi="Times New Roman" w:eastAsia="宋体"/>
+                <w:sz w:val="17"/>
+              </w:rPr>
+              <w:t>需求简述</w:t>
+            </w:r>
+          </w:p>
+        </w:tc>
+        <w:tc>
+          <w:tcPr>
+            <w:tcW w:type="dxa" w:w="2493"/>
+          </w:tcPr>
+          <w:p>
+            <w:r>
+              <w:rPr>
+                <w:rFonts w:ascii="Times New Roman" w:hAnsi="Times New Roman" w:eastAsia="宋体"/>
+                <w:sz w:val="17"/>
+              </w:rPr>
+              <w:t>验证用例</w:t>
+            </w:r>
+          </w:p>
+        </w:tc>
+        <w:tc>
+          <w:tcPr>
+            <w:tcW w:type="dxa" w:w="2493"/>
+          </w:tcPr>
+          <w:p>
+            <w:r>
+              <w:rPr>
+                <w:rFonts w:ascii="Times New Roman" w:hAnsi="Times New Roman" w:eastAsia="宋体"/>
+                <w:sz w:val="17"/>
+              </w:rPr>
+              <w:t>状态</w:t>
             </w:r>
           </w:p>
         </w:tc>
@@ -3062,35 +3062,35 @@
                 <w:rFonts w:ascii="Times New Roman" w:hAnsi="Times New Roman" w:eastAsia="宋体"/>
                 <w:sz w:val="17"/>
               </w:rPr>
-              <w:t>REQ-B8-004</w:t>
-            </w:r>
-          </w:p>
-        </w:tc>
-        <w:tc>
-          <w:tcPr>
-            <w:tcW w:type="dxa" w:w="2493"/>
-          </w:tcPr>
-          <w:p>
-            <w:r>
-              <w:rPr>
-                <w:rFonts w:ascii="Times New Roman" w:hAnsi="Times New Roman" w:eastAsia="宋体"/>
-                <w:sz w:val="17"/>
-              </w:rPr>
-              <w:t>概率&gt;0.6 且已满员 → 释放名额（R8）</w:t>
-            </w:r>
-          </w:p>
-        </w:tc>
-        <w:tc>
-          <w:tcPr>
-            <w:tcW w:type="dxa" w:w="2493"/>
-          </w:tcPr>
-          <w:p>
-            <w:r>
-              <w:rPr>
-                <w:rFonts w:ascii="Times New Roman" w:hAnsi="Times New Roman" w:eastAsia="宋体"/>
-                <w:sz w:val="17"/>
-              </w:rPr>
-              <w:t>U:WarningRulesTest、IT-038（action=release 分支）</w:t>
+              <w:t>REQ-B8-001</w:t>
+            </w:r>
+          </w:p>
+        </w:tc>
+        <w:tc>
+          <w:tcPr>
+            <w:tcW w:type="dxa" w:w="2493"/>
+          </w:tcPr>
+          <w:p>
+            <w:r>
+              <w:rPr>
+                <w:rFonts w:ascii="Times New Roman" w:hAnsi="Times New Roman" w:eastAsia="宋体"/>
+                <w:sz w:val="17"/>
+              </w:rPr>
+              <w:t>每日计算流失风险等级（R7）</w:t>
+            </w:r>
+          </w:p>
+        </w:tc>
+        <w:tc>
+          <w:tcPr>
+            <w:tcW w:type="dxa" w:w="2493"/>
+          </w:tcPr>
+          <w:p>
+            <w:r>
+              <w:rPr>
+                <w:rFonts w:ascii="Times New Roman" w:hAnsi="Times New Roman" w:eastAsia="宋体"/>
+                <w:sz w:val="17"/>
+              </w:rPr>
+              <w:t>U:WarningRulesTest、IT-036 风险扫描、BT-023 风险页</w:t>
             </w:r>
           </w:p>
         </w:tc>
@@ -3120,35 +3120,35 @@
                 <w:rFonts w:ascii="Times New Roman" w:hAnsi="Times New Roman" w:eastAsia="宋体"/>
                 <w:sz w:val="17"/>
               </w:rPr>
-              <w:t>REQ-B8-005</w:t>
-            </w:r>
-          </w:p>
-        </w:tc>
-        <w:tc>
-          <w:tcPr>
-            <w:tcW w:type="dxa" w:w="2493"/>
-          </w:tcPr>
-          <w:p>
-            <w:r>
-              <w:rPr>
-                <w:rFonts w:ascii="Times New Roman" w:hAnsi="Times New Roman" w:eastAsia="宋体"/>
-                <w:sz w:val="17"/>
-              </w:rPr>
-              <w:t>概率&gt;0.6 且未满员 → 到店提醒（R8）</w:t>
-            </w:r>
-          </w:p>
-        </w:tc>
-        <w:tc>
-          <w:tcPr>
-            <w:tcW w:type="dxa" w:w="2493"/>
-          </w:tcPr>
-          <w:p>
-            <w:r>
-              <w:rPr>
-                <w:rFonts w:ascii="Times New Roman" w:hAnsi="Times New Roman" w:eastAsia="宋体"/>
-                <w:sz w:val="17"/>
-              </w:rPr>
-              <w:t>U:WarningRulesTest、IT-038（action=remind 分支）</w:t>
+              <w:t>REQ-B8-002</w:t>
+            </w:r>
+          </w:p>
+        </w:tc>
+        <w:tc>
+          <w:tcPr>
+            <w:tcW w:type="dxa" w:w="2493"/>
+          </w:tcPr>
+          <w:p>
+            <w:r>
+              <w:rPr>
+                <w:rFonts w:ascii="Times New Roman" w:hAnsi="Times New Roman" w:eastAsia="宋体"/>
+                <w:sz w:val="17"/>
+              </w:rPr>
+              <w:t>连续 4 周未到店或爽约率&gt;30% → 高风险+跟进任务（R7）</w:t>
+            </w:r>
+          </w:p>
+        </w:tc>
+        <w:tc>
+          <w:tcPr>
+            <w:tcW w:type="dxa" w:w="2493"/>
+          </w:tcPr>
+          <w:p>
+            <w:r>
+              <w:rPr>
+                <w:rFonts w:ascii="Times New Roman" w:hAnsi="Times New Roman" w:eastAsia="宋体"/>
+                <w:sz w:val="17"/>
+              </w:rPr>
+              <w:t>U:WarningRulesTest、IT-036~037</w:t>
             </w:r>
           </w:p>
         </w:tc>
@@ -3178,49 +3178,49 @@
                 <w:rFonts w:ascii="Times New Roman" w:hAnsi="Times New Roman" w:eastAsia="宋体"/>
                 <w:sz w:val="17"/>
               </w:rPr>
-              <w:t>REQ-B8-006</w:t>
-            </w:r>
-          </w:p>
-        </w:tc>
-        <w:tc>
-          <w:tcPr>
-            <w:tcW w:type="dxa" w:w="2493"/>
-          </w:tcPr>
-          <w:p>
-            <w:r>
-              <w:rPr>
-                <w:rFonts w:ascii="Times New Roman" w:hAnsi="Times New Roman" w:eastAsia="宋体"/>
-                <w:sz w:val="17"/>
-              </w:rPr>
-              <w:t>预警任务超 48 小时未处理 → 升级店长</w:t>
-            </w:r>
-          </w:p>
-        </w:tc>
-        <w:tc>
-          <w:tcPr>
-            <w:tcW w:type="dxa" w:w="2493"/>
-          </w:tcPr>
-          <w:p>
-            <w:r>
-              <w:rPr>
-                <w:rFonts w:ascii="Times New Roman" w:hAnsi="Times New Roman" w:eastAsia="宋体"/>
-                <w:sz w:val="17"/>
-              </w:rPr>
-              <w:t>—</w:t>
-            </w:r>
-          </w:p>
-        </w:tc>
-        <w:tc>
-          <w:tcPr>
-            <w:tcW w:type="dxa" w:w="2493"/>
-          </w:tcPr>
-          <w:p>
-            <w:r>
-              <w:rPr>
-                <w:rFonts w:ascii="Times New Roman" w:hAnsi="Times New Roman" w:eastAsia="宋体"/>
-                <w:sz w:val="17"/>
-              </w:rPr>
-              <w:t>🟡 任务生成与到期时间已实现，**超时升级规则未实现**</w:t>
+              <w:t>REQ-B8-003</w:t>
+            </w:r>
+          </w:p>
+        </w:tc>
+        <w:tc>
+          <w:tcPr>
+            <w:tcW w:type="dxa" w:w="2493"/>
+          </w:tcPr>
+          <w:p>
+            <w:r>
+              <w:rPr>
+                <w:rFonts w:ascii="Times New Roman" w:hAnsi="Times New Roman" w:eastAsia="宋体"/>
+                <w:sz w:val="17"/>
+              </w:rPr>
+              <w:t>爽约概率预测（R8）</w:t>
+            </w:r>
+          </w:p>
+        </w:tc>
+        <w:tc>
+          <w:tcPr>
+            <w:tcW w:type="dxa" w:w="2493"/>
+          </w:tcPr>
+          <w:p>
+            <w:r>
+              <w:rPr>
+                <w:rFonts w:ascii="Times New Roman" w:hAnsi="Times New Roman" w:eastAsia="宋体"/>
+                <w:sz w:val="17"/>
+              </w:rPr>
+              <w:t>U:WarningRulesTest、IT-038 概率与建议动作</w:t>
+            </w:r>
+          </w:p>
+        </w:tc>
+        <w:tc>
+          <w:tcPr>
+            <w:tcW w:type="dxa" w:w="2493"/>
+          </w:tcPr>
+          <w:p>
+            <w:r>
+              <w:rPr>
+                <w:rFonts w:ascii="Times New Roman" w:hAnsi="Times New Roman" w:eastAsia="宋体"/>
+                <w:sz w:val="17"/>
+              </w:rPr>
+              <w:t>✅</w:t>
             </w:r>
           </w:p>
         </w:tc>
@@ -3236,49 +3236,49 @@
                 <w:rFonts w:ascii="Times New Roman" w:hAnsi="Times New Roman" w:eastAsia="宋体"/>
                 <w:sz w:val="17"/>
               </w:rPr>
-              <w:t>REQ-B8-007</w:t>
-            </w:r>
-          </w:p>
-        </w:tc>
-        <w:tc>
-          <w:tcPr>
-            <w:tcW w:type="dxa" w:w="2493"/>
-          </w:tcPr>
-          <w:p>
-            <w:r>
-              <w:rPr>
-                <w:rFonts w:ascii="Times New Roman" w:hAnsi="Times New Roman" w:eastAsia="宋体"/>
-                <w:sz w:val="17"/>
-              </w:rPr>
-              <w:t>投诉/报修/受伤 → 生成工单</w:t>
-            </w:r>
-          </w:p>
-        </w:tc>
-        <w:tc>
-          <w:tcPr>
-            <w:tcW w:type="dxa" w:w="2493"/>
-          </w:tcPr>
-          <w:p>
-            <w:r>
-              <w:rPr>
-                <w:rFonts w:ascii="Times New Roman" w:hAnsi="Times New Roman" w:eastAsia="宋体"/>
-                <w:sz w:val="17"/>
-              </w:rPr>
-              <w:t>—</w:t>
-            </w:r>
-          </w:p>
-        </w:tc>
-        <w:tc>
-          <w:tcPr>
-            <w:tcW w:type="dxa" w:w="2493"/>
-          </w:tcPr>
-          <w:p>
-            <w:r>
-              <w:rPr>
-                <w:rFonts w:ascii="Times New Roman" w:hAnsi="Times New Roman" w:eastAsia="宋体"/>
-                <w:sz w:val="17"/>
-              </w:rPr>
-              <w:t>⛔ **未实现**（S5，`ticket` 表已建但无接口）</w:t>
+              <w:t>REQ-B8-004</w:t>
+            </w:r>
+          </w:p>
+        </w:tc>
+        <w:tc>
+          <w:tcPr>
+            <w:tcW w:type="dxa" w:w="2493"/>
+          </w:tcPr>
+          <w:p>
+            <w:r>
+              <w:rPr>
+                <w:rFonts w:ascii="Times New Roman" w:hAnsi="Times New Roman" w:eastAsia="宋体"/>
+                <w:sz w:val="17"/>
+              </w:rPr>
+              <w:t>概率&gt;0.6 且已满员 → 释放名额（R8）</w:t>
+            </w:r>
+          </w:p>
+        </w:tc>
+        <w:tc>
+          <w:tcPr>
+            <w:tcW w:type="dxa" w:w="2493"/>
+          </w:tcPr>
+          <w:p>
+            <w:r>
+              <w:rPr>
+                <w:rFonts w:ascii="Times New Roman" w:hAnsi="Times New Roman" w:eastAsia="宋体"/>
+                <w:sz w:val="17"/>
+              </w:rPr>
+              <w:t>U:WarningRulesTest、IT-038（action=release 分支）</w:t>
+            </w:r>
+          </w:p>
+        </w:tc>
+        <w:tc>
+          <w:tcPr>
+            <w:tcW w:type="dxa" w:w="2493"/>
+          </w:tcPr>
+          <w:p>
+            <w:r>
+              <w:rPr>
+                <w:rFonts w:ascii="Times New Roman" w:hAnsi="Times New Roman" w:eastAsia="宋体"/>
+                <w:sz w:val="17"/>
+              </w:rPr>
+              <w:t>✅</w:t>
             </w:r>
           </w:p>
         </w:tc>
@@ -3294,49 +3294,49 @@
                 <w:rFonts w:ascii="Times New Roman" w:hAnsi="Times New Roman" w:eastAsia="宋体"/>
                 <w:sz w:val="17"/>
               </w:rPr>
-              <w:t>REQ-B8-008</w:t>
-            </w:r>
-          </w:p>
-        </w:tc>
-        <w:tc>
-          <w:tcPr>
-            <w:tcW w:type="dxa" w:w="2493"/>
-          </w:tcPr>
-          <w:p>
-            <w:r>
-              <w:rPr>
-                <w:rFonts w:ascii="Times New Roman" w:hAnsi="Times New Roman" w:eastAsia="宋体"/>
-                <w:sz w:val="17"/>
-              </w:rPr>
-              <w:t>工单状态流转与处理结果</w:t>
-            </w:r>
-          </w:p>
-        </w:tc>
-        <w:tc>
-          <w:tcPr>
-            <w:tcW w:type="dxa" w:w="2493"/>
-          </w:tcPr>
-          <w:p>
-            <w:r>
-              <w:rPr>
-                <w:rFonts w:ascii="Times New Roman" w:hAnsi="Times New Roman" w:eastAsia="宋体"/>
-                <w:sz w:val="17"/>
-              </w:rPr>
-              <w:t>—</w:t>
-            </w:r>
-          </w:p>
-        </w:tc>
-        <w:tc>
-          <w:tcPr>
-            <w:tcW w:type="dxa" w:w="2493"/>
-          </w:tcPr>
-          <w:p>
-            <w:r>
-              <w:rPr>
-                <w:rFonts w:ascii="Times New Roman" w:hAnsi="Times New Roman" w:eastAsia="宋体"/>
-                <w:sz w:val="17"/>
-              </w:rPr>
-              <w:t>⛔ **未实现**</w:t>
+              <w:t>REQ-B8-005</w:t>
+            </w:r>
+          </w:p>
+        </w:tc>
+        <w:tc>
+          <w:tcPr>
+            <w:tcW w:type="dxa" w:w="2493"/>
+          </w:tcPr>
+          <w:p>
+            <w:r>
+              <w:rPr>
+                <w:rFonts w:ascii="Times New Roman" w:hAnsi="Times New Roman" w:eastAsia="宋体"/>
+                <w:sz w:val="17"/>
+              </w:rPr>
+              <w:t>概率&gt;0.6 且未满员 → 到店提醒（R8）</w:t>
+            </w:r>
+          </w:p>
+        </w:tc>
+        <w:tc>
+          <w:tcPr>
+            <w:tcW w:type="dxa" w:w="2493"/>
+          </w:tcPr>
+          <w:p>
+            <w:r>
+              <w:rPr>
+                <w:rFonts w:ascii="Times New Roman" w:hAnsi="Times New Roman" w:eastAsia="宋体"/>
+                <w:sz w:val="17"/>
+              </w:rPr>
+              <w:t>U:WarningRulesTest、IT-038（action=remind 分支）</w:t>
+            </w:r>
+          </w:p>
+        </w:tc>
+        <w:tc>
+          <w:tcPr>
+            <w:tcW w:type="dxa" w:w="2493"/>
+          </w:tcPr>
+          <w:p>
+            <w:r>
+              <w:rPr>
+                <w:rFonts w:ascii="Times New Roman" w:hAnsi="Times New Roman" w:eastAsia="宋体"/>
+                <w:sz w:val="17"/>
+              </w:rPr>
+              <w:t>✅</w:t>
             </w:r>
           </w:p>
         </w:tc>
@@ -3352,49 +3352,49 @@
                 <w:rFonts w:ascii="Times New Roman" w:hAnsi="Times New Roman" w:eastAsia="宋体"/>
                 <w:sz w:val="17"/>
               </w:rPr>
-              <w:t>REQ-B8-009</w:t>
-            </w:r>
-          </w:p>
-        </w:tc>
-        <w:tc>
-          <w:tcPr>
-            <w:tcW w:type="dxa" w:w="2493"/>
-          </w:tcPr>
-          <w:p>
-            <w:r>
-              <w:rPr>
-                <w:rFonts w:ascii="Times New Roman" w:hAnsi="Times New Roman" w:eastAsia="宋体"/>
-                <w:sz w:val="17"/>
-              </w:rPr>
-              <w:t>经营报表与预警看板</w:t>
-            </w:r>
-          </w:p>
-        </w:tc>
-        <w:tc>
-          <w:tcPr>
-            <w:tcW w:type="dxa" w:w="2493"/>
-          </w:tcPr>
-          <w:p>
-            <w:r>
-              <w:rPr>
-                <w:rFonts w:ascii="Times New Roman" w:hAnsi="Times New Roman" w:eastAsia="宋体"/>
-                <w:sz w:val="17"/>
-              </w:rPr>
-              <w:t>IT-040 经营摘要、IT-041 审计日志、BT-025</w:t>
-            </w:r>
-          </w:p>
-        </w:tc>
-        <w:tc>
-          <w:tcPr>
-            <w:tcW w:type="dxa" w:w="2493"/>
-          </w:tcPr>
-          <w:p>
-            <w:r>
-              <w:rPr>
-                <w:rFonts w:ascii="Times New Roman" w:hAnsi="Times New Roman" w:eastAsia="宋体"/>
-                <w:sz w:val="17"/>
-              </w:rPr>
-              <w:t>✅</w:t>
+              <w:t>REQ-B8-006</w:t>
+            </w:r>
+          </w:p>
+        </w:tc>
+        <w:tc>
+          <w:tcPr>
+            <w:tcW w:type="dxa" w:w="2493"/>
+          </w:tcPr>
+          <w:p>
+            <w:r>
+              <w:rPr>
+                <w:rFonts w:ascii="Times New Roman" w:hAnsi="Times New Roman" w:eastAsia="宋体"/>
+                <w:sz w:val="17"/>
+              </w:rPr>
+              <w:t>预警任务超 48 小时未处理 → 升级店长</w:t>
+            </w:r>
+          </w:p>
+        </w:tc>
+        <w:tc>
+          <w:tcPr>
+            <w:tcW w:type="dxa" w:w="2493"/>
+          </w:tcPr>
+          <w:p>
+            <w:r>
+              <w:rPr>
+                <w:rFonts w:ascii="Times New Roman" w:hAnsi="Times New Roman" w:eastAsia="宋体"/>
+                <w:sz w:val="17"/>
+              </w:rPr>
+              <w:t>—</w:t>
+            </w:r>
+          </w:p>
+        </w:tc>
+        <w:tc>
+          <w:tcPr>
+            <w:tcW w:type="dxa" w:w="2493"/>
+          </w:tcPr>
+          <w:p>
+            <w:r>
+              <w:rPr>
+                <w:rFonts w:ascii="Times New Roman" w:hAnsi="Times New Roman" w:eastAsia="宋体"/>
+                <w:sz w:val="17"/>
+              </w:rPr>
+              <w:t>🟡 任务生成与到期时间已实现，**超时升级规则未实现**</w:t>
             </w:r>
           </w:p>
         </w:tc>
@@ -3410,49 +3410,49 @@
                 <w:rFonts w:ascii="Times New Roman" w:hAnsi="Times New Roman" w:eastAsia="宋体"/>
                 <w:sz w:val="17"/>
               </w:rPr>
-              <w:t>编号</w:t>
-            </w:r>
-          </w:p>
-        </w:tc>
-        <w:tc>
-          <w:tcPr>
-            <w:tcW w:type="dxa" w:w="2493"/>
-          </w:tcPr>
-          <w:p>
-            <w:r>
-              <w:rPr>
-                <w:rFonts w:ascii="Times New Roman" w:hAnsi="Times New Roman" w:eastAsia="宋体"/>
-                <w:sz w:val="17"/>
-              </w:rPr>
-              <w:t>需求简述</w:t>
-            </w:r>
-          </w:p>
-        </w:tc>
-        <w:tc>
-          <w:tcPr>
-            <w:tcW w:type="dxa" w:w="2493"/>
-          </w:tcPr>
-          <w:p>
-            <w:r>
-              <w:rPr>
-                <w:rFonts w:ascii="Times New Roman" w:hAnsi="Times New Roman" w:eastAsia="宋体"/>
-                <w:sz w:val="17"/>
-              </w:rPr>
-              <w:t>验证用例</w:t>
-            </w:r>
-          </w:p>
-        </w:tc>
-        <w:tc>
-          <w:tcPr>
-            <w:tcW w:type="dxa" w:w="2493"/>
-          </w:tcPr>
-          <w:p>
-            <w:r>
-              <w:rPr>
-                <w:rFonts w:ascii="Times New Roman" w:hAnsi="Times New Roman" w:eastAsia="宋体"/>
-                <w:sz w:val="17"/>
-              </w:rPr>
-              <w:t>状态</w:t>
+              <w:t>REQ-B8-007</w:t>
+            </w:r>
+          </w:p>
+        </w:tc>
+        <w:tc>
+          <w:tcPr>
+            <w:tcW w:type="dxa" w:w="2493"/>
+          </w:tcPr>
+          <w:p>
+            <w:r>
+              <w:rPr>
+                <w:rFonts w:ascii="Times New Roman" w:hAnsi="Times New Roman" w:eastAsia="宋体"/>
+                <w:sz w:val="17"/>
+              </w:rPr>
+              <w:t>投诉/报修/受伤 → 生成工单</w:t>
+            </w:r>
+          </w:p>
+        </w:tc>
+        <w:tc>
+          <w:tcPr>
+            <w:tcW w:type="dxa" w:w="2493"/>
+          </w:tcPr>
+          <w:p>
+            <w:r>
+              <w:rPr>
+                <w:rFonts w:ascii="Times New Roman" w:hAnsi="Times New Roman" w:eastAsia="宋体"/>
+                <w:sz w:val="17"/>
+              </w:rPr>
+              <w:t>—</w:t>
+            </w:r>
+          </w:p>
+        </w:tc>
+        <w:tc>
+          <w:tcPr>
+            <w:tcW w:type="dxa" w:w="2493"/>
+          </w:tcPr>
+          <w:p>
+            <w:r>
+              <w:rPr>
+                <w:rFonts w:ascii="Times New Roman" w:hAnsi="Times New Roman" w:eastAsia="宋体"/>
+                <w:sz w:val="17"/>
+              </w:rPr>
+              <w:t>⛔ **未实现**（S5，`ticket` 表已建但无接口）</w:t>
             </w:r>
           </w:p>
         </w:tc>
@@ -3468,49 +3468,49 @@
                 <w:rFonts w:ascii="Times New Roman" w:hAnsi="Times New Roman" w:eastAsia="宋体"/>
                 <w:sz w:val="17"/>
               </w:rPr>
-              <w:t>REQ-M0-001</w:t>
-            </w:r>
-          </w:p>
-        </w:tc>
-        <w:tc>
-          <w:tcPr>
-            <w:tcW w:type="dxa" w:w="2493"/>
-          </w:tcPr>
-          <w:p>
-            <w:r>
-              <w:rPr>
-                <w:rFonts w:ascii="Times New Roman" w:hAnsi="Times New Roman" w:eastAsia="宋体"/>
-                <w:sz w:val="17"/>
-              </w:rPr>
-              <w:t>按角色控制功能访问与数据可见范围</w:t>
-            </w:r>
-          </w:p>
-        </w:tc>
-        <w:tc>
-          <w:tcPr>
-            <w:tcW w:type="dxa" w:w="2493"/>
-          </w:tcPr>
-          <w:p>
-            <w:r>
-              <w:rPr>
-                <w:rFonts w:ascii="Times New Roman" w:hAnsi="Times New Roman" w:eastAsia="宋体"/>
-                <w:sz w:val="17"/>
-              </w:rPr>
-              <w:t>U:AuthContextTest（12 条）、IT-015~019 越权拦截、IT-023/045/056/086</w:t>
-            </w:r>
-          </w:p>
-        </w:tc>
-        <w:tc>
-          <w:tcPr>
-            <w:tcW w:type="dxa" w:w="2493"/>
-          </w:tcPr>
-          <w:p>
-            <w:r>
-              <w:rPr>
-                <w:rFonts w:ascii="Times New Roman" w:hAnsi="Times New Roman" w:eastAsia="宋体"/>
-                <w:sz w:val="17"/>
-              </w:rPr>
-              <w:t>✅</w:t>
+              <w:t>REQ-B8-008</w:t>
+            </w:r>
+          </w:p>
+        </w:tc>
+        <w:tc>
+          <w:tcPr>
+            <w:tcW w:type="dxa" w:w="2493"/>
+          </w:tcPr>
+          <w:p>
+            <w:r>
+              <w:rPr>
+                <w:rFonts w:ascii="Times New Roman" w:hAnsi="Times New Roman" w:eastAsia="宋体"/>
+                <w:sz w:val="17"/>
+              </w:rPr>
+              <w:t>工单状态流转与处理结果</w:t>
+            </w:r>
+          </w:p>
+        </w:tc>
+        <w:tc>
+          <w:tcPr>
+            <w:tcW w:type="dxa" w:w="2493"/>
+          </w:tcPr>
+          <w:p>
+            <w:r>
+              <w:rPr>
+                <w:rFonts w:ascii="Times New Roman" w:hAnsi="Times New Roman" w:eastAsia="宋体"/>
+                <w:sz w:val="17"/>
+              </w:rPr>
+              <w:t>—</w:t>
+            </w:r>
+          </w:p>
+        </w:tc>
+        <w:tc>
+          <w:tcPr>
+            <w:tcW w:type="dxa" w:w="2493"/>
+          </w:tcPr>
+          <w:p>
+            <w:r>
+              <w:rPr>
+                <w:rFonts w:ascii="Times New Roman" w:hAnsi="Times New Roman" w:eastAsia="宋体"/>
+                <w:sz w:val="17"/>
+              </w:rPr>
+              <w:t>⛔ **未实现**</w:t>
             </w:r>
           </w:p>
         </w:tc>
@@ -3526,35 +3526,35 @@
                 <w:rFonts w:ascii="Times New Roman" w:hAnsi="Times New Roman" w:eastAsia="宋体"/>
                 <w:sz w:val="17"/>
               </w:rPr>
-              <w:t>REQ-M0-002</w:t>
-            </w:r>
-          </w:p>
-        </w:tc>
-        <w:tc>
-          <w:tcPr>
-            <w:tcW w:type="dxa" w:w="2493"/>
-          </w:tcPr>
-          <w:p>
-            <w:r>
-              <w:rPr>
-                <w:rFonts w:ascii="Times New Roman" w:hAnsi="Times New Roman" w:eastAsia="宋体"/>
-                <w:sz w:val="17"/>
-              </w:rPr>
-              <w:t>基础数据维护（字典/课程/器材/教练）</w:t>
-            </w:r>
-          </w:p>
-        </w:tc>
-        <w:tc>
-          <w:tcPr>
-            <w:tcW w:type="dxa" w:w="2493"/>
-          </w:tcPr>
-          <w:p>
-            <w:r>
-              <w:rPr>
-                <w:rFonts w:ascii="Times New Roman" w:hAnsi="Times New Roman" w:eastAsia="宋体"/>
-                <w:sz w:val="17"/>
-              </w:rPr>
-              <w:t>IT-043~053 课程、IT-070~071 教练、IT-083 场馆</w:t>
+              <w:t>REQ-B8-009</w:t>
+            </w:r>
+          </w:p>
+        </w:tc>
+        <w:tc>
+          <w:tcPr>
+            <w:tcW w:type="dxa" w:w="2493"/>
+          </w:tcPr>
+          <w:p>
+            <w:r>
+              <w:rPr>
+                <w:rFonts w:ascii="Times New Roman" w:hAnsi="Times New Roman" w:eastAsia="宋体"/>
+                <w:sz w:val="17"/>
+              </w:rPr>
+              <w:t>经营报表与预警看板</w:t>
+            </w:r>
+          </w:p>
+        </w:tc>
+        <w:tc>
+          <w:tcPr>
+            <w:tcW w:type="dxa" w:w="2493"/>
+          </w:tcPr>
+          <w:p>
+            <w:r>
+              <w:rPr>
+                <w:rFonts w:ascii="Times New Roman" w:hAnsi="Times New Roman" w:eastAsia="宋体"/>
+                <w:sz w:val="17"/>
+              </w:rPr>
+              <w:t>IT-040 经营摘要、IT-041 审计日志、BT-025</w:t>
             </w:r>
           </w:p>
         </w:tc>
@@ -3584,49 +3584,49 @@
                 <w:rFonts w:ascii="Times New Roman" w:hAnsi="Times New Roman" w:eastAsia="宋体"/>
                 <w:sz w:val="17"/>
               </w:rPr>
-              <w:t>REQ-M0-003</w:t>
-            </w:r>
-          </w:p>
-        </w:tc>
-        <w:tc>
-          <w:tcPr>
-            <w:tcW w:type="dxa" w:w="2493"/>
-          </w:tcPr>
-          <w:p>
-            <w:r>
-              <w:rPr>
-                <w:rFonts w:ascii="Times New Roman" w:hAnsi="Times New Roman" w:eastAsia="宋体"/>
-                <w:sz w:val="17"/>
-              </w:rPr>
-              <w:t>关键操作审计日志</w:t>
-            </w:r>
-          </w:p>
-        </w:tc>
-        <w:tc>
-          <w:tcPr>
-            <w:tcW w:type="dxa" w:w="2493"/>
-          </w:tcPr>
-          <w:p>
-            <w:r>
-              <w:rPr>
-                <w:rFonts w:ascii="Times New Roman" w:hAnsi="Times New Roman" w:eastAsia="宋体"/>
-                <w:sz w:val="17"/>
-              </w:rPr>
-              <w:t>IT-041 审计日志、BT-025 审计渲染</w:t>
-            </w:r>
-          </w:p>
-        </w:tc>
-        <w:tc>
-          <w:tcPr>
-            <w:tcW w:type="dxa" w:w="2493"/>
-          </w:tcPr>
-          <w:p>
-            <w:r>
-              <w:rPr>
-                <w:rFonts w:ascii="Times New Roman" w:hAnsi="Times New Roman" w:eastAsia="宋体"/>
-                <w:sz w:val="17"/>
-              </w:rPr>
-              <w:t>✅</w:t>
+              <w:t>编号</w:t>
+            </w:r>
+          </w:p>
+        </w:tc>
+        <w:tc>
+          <w:tcPr>
+            <w:tcW w:type="dxa" w:w="2493"/>
+          </w:tcPr>
+          <w:p>
+            <w:r>
+              <w:rPr>
+                <w:rFonts w:ascii="Times New Roman" w:hAnsi="Times New Roman" w:eastAsia="宋体"/>
+                <w:sz w:val="17"/>
+              </w:rPr>
+              <w:t>需求简述</w:t>
+            </w:r>
+          </w:p>
+        </w:tc>
+        <w:tc>
+          <w:tcPr>
+            <w:tcW w:type="dxa" w:w="2493"/>
+          </w:tcPr>
+          <w:p>
+            <w:r>
+              <w:rPr>
+                <w:rFonts w:ascii="Times New Roman" w:hAnsi="Times New Roman" w:eastAsia="宋体"/>
+                <w:sz w:val="17"/>
+              </w:rPr>
+              <w:t>验证用例</w:t>
+            </w:r>
+          </w:p>
+        </w:tc>
+        <w:tc>
+          <w:tcPr>
+            <w:tcW w:type="dxa" w:w="2493"/>
+          </w:tcPr>
+          <w:p>
+            <w:r>
+              <w:rPr>
+                <w:rFonts w:ascii="Times New Roman" w:hAnsi="Times New Roman" w:eastAsia="宋体"/>
+                <w:sz w:val="17"/>
+              </w:rPr>
+              <w:t>状态</w:t>
             </w:r>
           </w:p>
         </w:tc>
@@ -3642,35 +3642,35 @@
                 <w:rFonts w:ascii="Times New Roman" w:hAnsi="Times New Roman" w:eastAsia="宋体"/>
                 <w:sz w:val="17"/>
               </w:rPr>
-              <w:t>REQ-M0-004</w:t>
-            </w:r>
-          </w:p>
-        </w:tc>
-        <w:tc>
-          <w:tcPr>
-            <w:tcW w:type="dxa" w:w="2493"/>
-          </w:tcPr>
-          <w:p>
-            <w:r>
-              <w:rPr>
-                <w:rFonts w:ascii="Times New Roman" w:hAnsi="Times New Roman" w:eastAsia="宋体"/>
-                <w:sz w:val="17"/>
-              </w:rPr>
-              <w:t>两步身份登录 + 按角色导航</w:t>
-            </w:r>
-          </w:p>
-        </w:tc>
-        <w:tc>
-          <w:tcPr>
-            <w:tcW w:type="dxa" w:w="2493"/>
-          </w:tcPr>
-          <w:p>
-            <w:r>
-              <w:rPr>
-                <w:rFonts w:ascii="Times New Roman" w:hAnsi="Times New Roman" w:eastAsia="宋体"/>
-                <w:sz w:val="17"/>
-              </w:rPr>
-              <w:t>IT-068 页面结构断言、BT-041~043 身份与导航、BT-060~062 教练端导航</w:t>
+              <w:t>REQ-M0-001</w:t>
+            </w:r>
+          </w:p>
+        </w:tc>
+        <w:tc>
+          <w:tcPr>
+            <w:tcW w:type="dxa" w:w="2493"/>
+          </w:tcPr>
+          <w:p>
+            <w:r>
+              <w:rPr>
+                <w:rFonts w:ascii="Times New Roman" w:hAnsi="Times New Roman" w:eastAsia="宋体"/>
+                <w:sz w:val="17"/>
+              </w:rPr>
+              <w:t>按角色控制功能访问与数据可见范围</w:t>
+            </w:r>
+          </w:p>
+        </w:tc>
+        <w:tc>
+          <w:tcPr>
+            <w:tcW w:type="dxa" w:w="2493"/>
+          </w:tcPr>
+          <w:p>
+            <w:r>
+              <w:rPr>
+                <w:rFonts w:ascii="Times New Roman" w:hAnsi="Times New Roman" w:eastAsia="宋体"/>
+                <w:sz w:val="17"/>
+              </w:rPr>
+              <w:t>U:AuthContextTest（12 条）、IT-015~019 越权拦截、IT-023/045/056/086</w:t>
             </w:r>
           </w:p>
         </w:tc>
@@ -3700,35 +3700,35 @@
                 <w:rFonts w:ascii="Times New Roman" w:hAnsi="Times New Roman" w:eastAsia="宋体"/>
                 <w:sz w:val="17"/>
               </w:rPr>
-              <w:t>REQ-M0-005</w:t>
-            </w:r>
-          </w:p>
-        </w:tc>
-        <w:tc>
-          <w:tcPr>
-            <w:tcW w:type="dxa" w:w="2493"/>
-          </w:tcPr>
-          <w:p>
-            <w:r>
-              <w:rPr>
-                <w:rFonts w:ascii="Times New Roman" w:hAnsi="Times New Roman" w:eastAsia="宋体"/>
-                <w:sz w:val="17"/>
-              </w:rPr>
-              <w:t>列表分页与搜索</w:t>
-            </w:r>
-          </w:p>
-        </w:tc>
-        <w:tc>
-          <w:tcPr>
-            <w:tcW w:type="dxa" w:w="2493"/>
-          </w:tcPr>
-          <w:p>
-            <w:r>
-              <w:rPr>
-                <w:rFonts w:ascii="Times New Roman" w:hAnsi="Times New Roman" w:eastAsia="宋体"/>
-                <w:sz w:val="17"/>
-              </w:rPr>
-              <w:t>BT-044~047 搜索、BT-N 分页控件与翻页、BT-069 教练列表搜索</w:t>
+              <w:t>REQ-M0-002</w:t>
+            </w:r>
+          </w:p>
+        </w:tc>
+        <w:tc>
+          <w:tcPr>
+            <w:tcW w:type="dxa" w:w="2493"/>
+          </w:tcPr>
+          <w:p>
+            <w:r>
+              <w:rPr>
+                <w:rFonts w:ascii="Times New Roman" w:hAnsi="Times New Roman" w:eastAsia="宋体"/>
+                <w:sz w:val="17"/>
+              </w:rPr>
+              <w:t>基础数据维护（字典/课程/器材/教练）</w:t>
+            </w:r>
+          </w:p>
+        </w:tc>
+        <w:tc>
+          <w:tcPr>
+            <w:tcW w:type="dxa" w:w="2493"/>
+          </w:tcPr>
+          <w:p>
+            <w:r>
+              <w:rPr>
+                <w:rFonts w:ascii="Times New Roman" w:hAnsi="Times New Roman" w:eastAsia="宋体"/>
+                <w:sz w:val="17"/>
+              </w:rPr>
+              <w:t>IT-043~053 课程、IT-070~071 教练、IT-083 场馆</w:t>
             </w:r>
           </w:p>
         </w:tc>
@@ -3758,49 +3758,49 @@
                 <w:rFonts w:ascii="Times New Roman" w:hAnsi="Times New Roman" w:eastAsia="宋体"/>
                 <w:sz w:val="17"/>
               </w:rPr>
-              <w:t>测试层</w:t>
-            </w:r>
-          </w:p>
-        </w:tc>
-        <w:tc>
-          <w:tcPr>
-            <w:tcW w:type="dxa" w:w="2493"/>
-          </w:tcPr>
-          <w:p>
-            <w:r>
-              <w:rPr>
-                <w:rFonts w:ascii="Times New Roman" w:hAnsi="Times New Roman" w:eastAsia="宋体"/>
-                <w:sz w:val="17"/>
-              </w:rPr>
-              <w:t>数量</w:t>
-            </w:r>
-          </w:p>
-        </w:tc>
-        <w:tc>
-          <w:tcPr>
-            <w:tcW w:type="dxa" w:w="2493"/>
-          </w:tcPr>
-          <w:p>
-            <w:r>
-              <w:rPr>
-                <w:rFonts w:ascii="Times New Roman" w:hAnsi="Times New Roman" w:eastAsia="宋体"/>
-                <w:sz w:val="17"/>
-              </w:rPr>
-              <w:t>命令</w:t>
-            </w:r>
-          </w:p>
-        </w:tc>
-        <w:tc>
-          <w:tcPr>
-            <w:tcW w:type="dxa" w:w="2493"/>
-          </w:tcPr>
-          <w:p>
-            <w:r>
-              <w:rPr>
-                <w:rFonts w:ascii="Times New Roman" w:hAnsi="Times New Roman" w:eastAsia="宋体"/>
-                <w:sz w:val="17"/>
-              </w:rPr>
-              <w:t>主要覆盖对象</w:t>
+              <w:t>REQ-M0-003</w:t>
+            </w:r>
+          </w:p>
+        </w:tc>
+        <w:tc>
+          <w:tcPr>
+            <w:tcW w:type="dxa" w:w="2493"/>
+          </w:tcPr>
+          <w:p>
+            <w:r>
+              <w:rPr>
+                <w:rFonts w:ascii="Times New Roman" w:hAnsi="Times New Roman" w:eastAsia="宋体"/>
+                <w:sz w:val="17"/>
+              </w:rPr>
+              <w:t>关键操作审计日志</w:t>
+            </w:r>
+          </w:p>
+        </w:tc>
+        <w:tc>
+          <w:tcPr>
+            <w:tcW w:type="dxa" w:w="2493"/>
+          </w:tcPr>
+          <w:p>
+            <w:r>
+              <w:rPr>
+                <w:rFonts w:ascii="Times New Roman" w:hAnsi="Times New Roman" w:eastAsia="宋体"/>
+                <w:sz w:val="17"/>
+              </w:rPr>
+              <w:t>IT-041 审计日志、BT-025 审计渲染</w:t>
+            </w:r>
+          </w:p>
+        </w:tc>
+        <w:tc>
+          <w:tcPr>
+            <w:tcW w:type="dxa" w:w="2493"/>
+          </w:tcPr>
+          <w:p>
+            <w:r>
+              <w:rPr>
+                <w:rFonts w:ascii="Times New Roman" w:hAnsi="Times New Roman" w:eastAsia="宋体"/>
+                <w:sz w:val="17"/>
+              </w:rPr>
+              <w:t>✅</w:t>
             </w:r>
           </w:p>
         </w:tc>
@@ -3816,49 +3816,49 @@
                 <w:rFonts w:ascii="Times New Roman" w:hAnsi="Times New Roman" w:eastAsia="宋体"/>
                 <w:sz w:val="17"/>
               </w:rPr>
-              <w:t>Java 单元 + 架构 + BDD</w:t>
-            </w:r>
-          </w:p>
-        </w:tc>
-        <w:tc>
-          <w:tcPr>
-            <w:tcW w:type="dxa" w:w="2493"/>
-          </w:tcPr>
-          <w:p>
-            <w:r>
-              <w:rPr>
-                <w:rFonts w:ascii="Times New Roman" w:hAnsi="Times New Roman" w:eastAsia="宋体"/>
-                <w:sz w:val="17"/>
-              </w:rPr>
-              <w:t>77</w:t>
-            </w:r>
-          </w:p>
-        </w:tc>
-        <w:tc>
-          <w:tcPr>
-            <w:tcW w:type="dxa" w:w="2493"/>
-          </w:tcPr>
-          <w:p>
-            <w:r>
-              <w:rPr>
-                <w:rFonts w:ascii="Times New Roman" w:hAnsi="Times New Roman" w:eastAsia="宋体"/>
-                <w:sz w:val="17"/>
-              </w:rPr>
-              <w:t>`mvn test`</w:t>
-            </w:r>
-          </w:p>
-        </w:tc>
-        <w:tc>
-          <w:tcPr>
-            <w:tcW w:type="dxa" w:w="2493"/>
-          </w:tcPr>
-          <w:p>
-            <w:r>
-              <w:rPr>
-                <w:rFonts w:ascii="Times New Roman" w:hAnsi="Times New Roman" w:eastAsia="宋体"/>
-                <w:sz w:val="17"/>
-              </w:rPr>
-              <w:t>业务规则、权限判定、模块边界、`.feature` 场景</w:t>
+              <w:t>REQ-M0-004</w:t>
+            </w:r>
+          </w:p>
+        </w:tc>
+        <w:tc>
+          <w:tcPr>
+            <w:tcW w:type="dxa" w:w="2493"/>
+          </w:tcPr>
+          <w:p>
+            <w:r>
+              <w:rPr>
+                <w:rFonts w:ascii="Times New Roman" w:hAnsi="Times New Roman" w:eastAsia="宋体"/>
+                <w:sz w:val="17"/>
+              </w:rPr>
+              <w:t>两步身份登录 + 按角色导航</w:t>
+            </w:r>
+          </w:p>
+        </w:tc>
+        <w:tc>
+          <w:tcPr>
+            <w:tcW w:type="dxa" w:w="2493"/>
+          </w:tcPr>
+          <w:p>
+            <w:r>
+              <w:rPr>
+                <w:rFonts w:ascii="Times New Roman" w:hAnsi="Times New Roman" w:eastAsia="宋体"/>
+                <w:sz w:val="17"/>
+              </w:rPr>
+              <w:t>IT-068 页面结构断言、BT-041~043 身份与导航、BT-060~062 教练端导航</w:t>
+            </w:r>
+          </w:p>
+        </w:tc>
+        <w:tc>
+          <w:tcPr>
+            <w:tcW w:type="dxa" w:w="2493"/>
+          </w:tcPr>
+          <w:p>
+            <w:r>
+              <w:rPr>
+                <w:rFonts w:ascii="Times New Roman" w:hAnsi="Times New Roman" w:eastAsia="宋体"/>
+                <w:sz w:val="17"/>
+              </w:rPr>
+              <w:t>✅</w:t>
             </w:r>
           </w:p>
         </w:tc>
@@ -3874,49 +3874,49 @@
                 <w:rFonts w:ascii="Times New Roman" w:hAnsi="Times New Roman" w:eastAsia="宋体"/>
                 <w:sz w:val="17"/>
               </w:rPr>
-              <w:t>集成测试</w:t>
-            </w:r>
-          </w:p>
-        </w:tc>
-        <w:tc>
-          <w:tcPr>
-            <w:tcW w:type="dxa" w:w="2493"/>
-          </w:tcPr>
-          <w:p>
-            <w:r>
-              <w:rPr>
-                <w:rFonts w:ascii="Times New Roman" w:hAnsi="Times New Roman" w:eastAsia="宋体"/>
-                <w:sz w:val="17"/>
-              </w:rPr>
-              <w:t>99</w:t>
-            </w:r>
-          </w:p>
-        </w:tc>
-        <w:tc>
-          <w:tcPr>
-            <w:tcW w:type="dxa" w:w="2493"/>
-          </w:tcPr>
-          <w:p>
-            <w:r>
-              <w:rPr>
-                <w:rFonts w:ascii="Times New Roman" w:hAnsi="Times New Roman" w:eastAsia="宋体"/>
-                <w:sz w:val="17"/>
-              </w:rPr>
-              <w:t>`node verify/integration-test.js`</w:t>
-            </w:r>
-          </w:p>
-        </w:tc>
-        <w:tc>
-          <w:tcPr>
-            <w:tcW w:type="dxa" w:w="2493"/>
-          </w:tcPr>
-          <w:p>
-            <w:r>
-              <w:rPr>
-                <w:rFonts w:ascii="Times New Roman" w:hAnsi="Times New Roman" w:eastAsia="宋体"/>
-                <w:sz w:val="17"/>
-              </w:rPr>
-              <w:t>接口行为、权限隔离、业务规则端到端</w:t>
+              <w:t>REQ-M0-005</w:t>
+            </w:r>
+          </w:p>
+        </w:tc>
+        <w:tc>
+          <w:tcPr>
+            <w:tcW w:type="dxa" w:w="2493"/>
+          </w:tcPr>
+          <w:p>
+            <w:r>
+              <w:rPr>
+                <w:rFonts w:ascii="Times New Roman" w:hAnsi="Times New Roman" w:eastAsia="宋体"/>
+                <w:sz w:val="17"/>
+              </w:rPr>
+              <w:t>列表分页与搜索</w:t>
+            </w:r>
+          </w:p>
+        </w:tc>
+        <w:tc>
+          <w:tcPr>
+            <w:tcW w:type="dxa" w:w="2493"/>
+          </w:tcPr>
+          <w:p>
+            <w:r>
+              <w:rPr>
+                <w:rFonts w:ascii="Times New Roman" w:hAnsi="Times New Roman" w:eastAsia="宋体"/>
+                <w:sz w:val="17"/>
+              </w:rPr>
+              <w:t>BT-044~047 搜索、BT-N 分页控件与翻页、BT-069 教练列表搜索</w:t>
+            </w:r>
+          </w:p>
+        </w:tc>
+        <w:tc>
+          <w:tcPr>
+            <w:tcW w:type="dxa" w:w="2493"/>
+          </w:tcPr>
+          <w:p>
+            <w:r>
+              <w:rPr>
+                <w:rFonts w:ascii="Times New Roman" w:hAnsi="Times New Roman" w:eastAsia="宋体"/>
+                <w:sz w:val="17"/>
+              </w:rPr>
+              <w:t>✅</w:t>
             </w:r>
           </w:p>
         </w:tc>
@@ -3932,49 +3932,49 @@
                 <w:rFonts w:ascii="Times New Roman" w:hAnsi="Times New Roman" w:eastAsia="宋体"/>
                 <w:sz w:val="17"/>
               </w:rPr>
-              <w:t>前端静态检查</w:t>
-            </w:r>
-          </w:p>
-        </w:tc>
-        <w:tc>
-          <w:tcPr>
-            <w:tcW w:type="dxa" w:w="2493"/>
-          </w:tcPr>
-          <w:p>
-            <w:r>
-              <w:rPr>
-                <w:rFonts w:ascii="Times New Roman" w:hAnsi="Times New Roman" w:eastAsia="宋体"/>
-                <w:sz w:val="17"/>
-              </w:rPr>
-              <w:t>6</w:t>
-            </w:r>
-          </w:p>
-        </w:tc>
-        <w:tc>
-          <w:tcPr>
-            <w:tcW w:type="dxa" w:w="2493"/>
-          </w:tcPr>
-          <w:p>
-            <w:r>
-              <w:rPr>
-                <w:rFonts w:ascii="Times New Roman" w:hAnsi="Times New Roman" w:eastAsia="宋体"/>
-                <w:sz w:val="17"/>
-              </w:rPr>
-              <w:t>`node verify/frontend-check.js`</w:t>
-            </w:r>
-          </w:p>
-        </w:tc>
-        <w:tc>
-          <w:tcPr>
-            <w:tcW w:type="dxa" w:w="2493"/>
-          </w:tcPr>
-          <w:p>
-            <w:r>
-              <w:rPr>
-                <w:rFonts w:ascii="Times New Roman" w:hAnsi="Times New Roman" w:eastAsia="宋体"/>
-                <w:sz w:val="17"/>
-              </w:rPr>
-              <w:t>按钮无响应类缺陷（含未声明常量引用）</w:t>
+              <w:t>REQ-M0-006</w:t>
+            </w:r>
+          </w:p>
+        </w:tc>
+        <w:tc>
+          <w:tcPr>
+            <w:tcW w:type="dxa" w:w="2493"/>
+          </w:tcPr>
+          <w:p>
+            <w:r>
+              <w:rPr>
+                <w:rFonts w:ascii="Times New Roman" w:hAnsi="Times New Roman" w:eastAsia="宋体"/>
+                <w:sz w:val="17"/>
+              </w:rPr>
+              <w:t>超级管理员角色（最高权限）</w:t>
+            </w:r>
+          </w:p>
+        </w:tc>
+        <w:tc>
+          <w:tcPr>
+            <w:tcW w:type="dxa" w:w="2493"/>
+          </w:tcPr>
+          <w:p>
+            <w:r>
+              <w:rPr>
+                <w:rFonts w:ascii="Times New Roman" w:hAnsi="Times New Roman" w:eastAsia="宋体"/>
+                <w:sz w:val="17"/>
+              </w:rPr>
+              <w:t>IT-097~104 五类角色访问账号接口的权限矩阵</w:t>
+            </w:r>
+          </w:p>
+        </w:tc>
+        <w:tc>
+          <w:tcPr>
+            <w:tcW w:type="dxa" w:w="2493"/>
+          </w:tcPr>
+          <w:p>
+            <w:r>
+              <w:rPr>
+                <w:rFonts w:ascii="Times New Roman" w:hAnsi="Times New Roman" w:eastAsia="宋体"/>
+                <w:sz w:val="17"/>
+              </w:rPr>
+              <w:t>✅</w:t>
             </w:r>
           </w:p>
         </w:tc>
@@ -3990,49 +3990,49 @@
                 <w:rFonts w:ascii="Times New Roman" w:hAnsi="Times New Roman" w:eastAsia="宋体"/>
                 <w:sz w:val="17"/>
               </w:rPr>
-              <w:t>二维码结构校验</w:t>
-            </w:r>
-          </w:p>
-        </w:tc>
-        <w:tc>
-          <w:tcPr>
-            <w:tcW w:type="dxa" w:w="2493"/>
-          </w:tcPr>
-          <w:p>
-            <w:r>
-              <w:rPr>
-                <w:rFonts w:ascii="Times New Roman" w:hAnsi="Times New Roman" w:eastAsia="宋体"/>
-                <w:sz w:val="17"/>
-              </w:rPr>
-              <w:t>5</w:t>
-            </w:r>
-          </w:p>
-        </w:tc>
-        <w:tc>
-          <w:tcPr>
-            <w:tcW w:type="dxa" w:w="2493"/>
-          </w:tcPr>
-          <w:p>
-            <w:r>
-              <w:rPr>
-                <w:rFonts w:ascii="Times New Roman" w:hAnsi="Times New Roman" w:eastAsia="宋体"/>
-                <w:sz w:val="17"/>
-              </w:rPr>
-              <w:t>`node verify/qr-check.js`</w:t>
-            </w:r>
-          </w:p>
-        </w:tc>
-        <w:tc>
-          <w:tcPr>
-            <w:tcW w:type="dxa" w:w="2493"/>
-          </w:tcPr>
-          <w:p>
-            <w:r>
-              <w:rPr>
-                <w:rFonts w:ascii="Times New Roman" w:hAnsi="Times New Roman" w:eastAsia="宋体"/>
-                <w:sz w:val="17"/>
-              </w:rPr>
-              <w:t>二维码结构合法性与内容可还原</w:t>
+              <w:t>REQ-M0-007</w:t>
+            </w:r>
+          </w:p>
+        </w:tc>
+        <w:tc>
+          <w:tcPr>
+            <w:tcW w:type="dxa" w:w="2493"/>
+          </w:tcPr>
+          <w:p>
+            <w:r>
+              <w:rPr>
+                <w:rFonts w:ascii="Times New Roman" w:hAnsi="Times New Roman" w:eastAsia="宋体"/>
+                <w:sz w:val="17"/>
+              </w:rPr>
+              <w:t>账号总览（角色/归属/状态/密码状态）</w:t>
+            </w:r>
+          </w:p>
+        </w:tc>
+        <w:tc>
+          <w:tcPr>
+            <w:tcW w:type="dxa" w:w="2493"/>
+          </w:tcPr>
+          <w:p>
+            <w:r>
+              <w:rPr>
+                <w:rFonts w:ascii="Times New Roman" w:hAnsi="Times New Roman" w:eastAsia="宋体"/>
+                <w:sz w:val="17"/>
+              </w:rPr>
+              <w:t>IT-098~100、BT-100~101</w:t>
+            </w:r>
+          </w:p>
+        </w:tc>
+        <w:tc>
+          <w:tcPr>
+            <w:tcW w:type="dxa" w:w="2493"/>
+          </w:tcPr>
+          <w:p>
+            <w:r>
+              <w:rPr>
+                <w:rFonts w:ascii="Times New Roman" w:hAnsi="Times New Roman" w:eastAsia="宋体"/>
+                <w:sz w:val="17"/>
+              </w:rPr>
+              <w:t>✅</w:t>
             </w:r>
           </w:p>
         </w:tc>
@@ -4048,49 +4048,49 @@
                 <w:rFonts w:ascii="Times New Roman" w:hAnsi="Times New Roman" w:eastAsia="宋体"/>
                 <w:sz w:val="17"/>
               </w:rPr>
-              <w:t>真实浏览器测试</w:t>
-            </w:r>
-          </w:p>
-        </w:tc>
-        <w:tc>
-          <w:tcPr>
-            <w:tcW w:type="dxa" w:w="2493"/>
-          </w:tcPr>
-          <w:p>
-            <w:r>
-              <w:rPr>
-                <w:rFonts w:ascii="Times New Roman" w:hAnsi="Times New Roman" w:eastAsia="宋体"/>
-                <w:sz w:val="17"/>
-              </w:rPr>
-              <w:t>84</w:t>
-            </w:r>
-          </w:p>
-        </w:tc>
-        <w:tc>
-          <w:tcPr>
-            <w:tcW w:type="dxa" w:w="2493"/>
-          </w:tcPr>
-          <w:p>
-            <w:r>
-              <w:rPr>
-                <w:rFonts w:ascii="Times New Roman" w:hAnsi="Times New Roman" w:eastAsia="宋体"/>
-                <w:sz w:val="17"/>
-              </w:rPr>
-              <w:t>`node verify/browser-test.js`</w:t>
-            </w:r>
-          </w:p>
-        </w:tc>
-        <w:tc>
-          <w:tcPr>
-            <w:tcW w:type="dxa" w:w="2493"/>
-          </w:tcPr>
-          <w:p>
-            <w:r>
-              <w:rPr>
-                <w:rFonts w:ascii="Times New Roman" w:hAnsi="Times New Roman" w:eastAsia="宋体"/>
-                <w:sz w:val="17"/>
-              </w:rPr>
-              <w:t>真实点击、页面渲染、流程闭环</w:t>
+              <w:t>REQ-M0-008</w:t>
+            </w:r>
+          </w:p>
+        </w:tc>
+        <w:tc>
+          <w:tcPr>
+            <w:tcW w:type="dxa" w:w="2493"/>
+          </w:tcPr>
+          <w:p>
+            <w:r>
+              <w:rPr>
+                <w:rFonts w:ascii="Times New Roman" w:hAnsi="Times New Roman" w:eastAsia="宋体"/>
+                <w:sz w:val="17"/>
+              </w:rPr>
+              <w:t>不提供明文密码；重置后返回新密码</w:t>
+            </w:r>
+          </w:p>
+        </w:tc>
+        <w:tc>
+          <w:tcPr>
+            <w:tcW w:type="dxa" w:w="2493"/>
+          </w:tcPr>
+          <w:p>
+            <w:r>
+              <w:rPr>
+                <w:rFonts w:ascii="Times New Roman" w:hAnsi="Times New Roman" w:eastAsia="宋体"/>
+                <w:sz w:val="17"/>
+              </w:rPr>
+              <w:t>IT-100 无 password 字段、IT-105~107、BT-103</w:t>
+            </w:r>
+          </w:p>
+        </w:tc>
+        <w:tc>
+          <w:tcPr>
+            <w:tcW w:type="dxa" w:w="2493"/>
+          </w:tcPr>
+          <w:p>
+            <w:r>
+              <w:rPr>
+                <w:rFonts w:ascii="Times New Roman" w:hAnsi="Times New Roman" w:eastAsia="宋体"/>
+                <w:sz w:val="17"/>
+              </w:rPr>
+              <w:t>✅</w:t>
             </w:r>
           </w:p>
         </w:tc>
@@ -4106,49 +4106,49 @@
                 <w:rFonts w:ascii="Times New Roman" w:hAnsi="Times New Roman" w:eastAsia="宋体"/>
                 <w:sz w:val="17"/>
               </w:rPr>
-              <w:t>Node 参考实现 BDD</w:t>
-            </w:r>
-          </w:p>
-        </w:tc>
-        <w:tc>
-          <w:tcPr>
-            <w:tcW w:type="dxa" w:w="2493"/>
-          </w:tcPr>
-          <w:p>
-            <w:r>
-              <w:rPr>
-                <w:rFonts w:ascii="Times New Roman" w:hAnsi="Times New Roman" w:eastAsia="宋体"/>
-                <w:sz w:val="17"/>
-              </w:rPr>
-              <w:t>18</w:t>
-            </w:r>
-          </w:p>
-        </w:tc>
-        <w:tc>
-          <w:tcPr>
-            <w:tcW w:type="dxa" w:w="2493"/>
-          </w:tcPr>
-          <w:p>
-            <w:r>
-              <w:rPr>
-                <w:rFonts w:ascii="Times New Roman" w:hAnsi="Times New Roman" w:eastAsia="宋体"/>
-                <w:sz w:val="17"/>
-              </w:rPr>
-              <w:t>`node verify/run.js`</w:t>
-            </w:r>
-          </w:p>
-        </w:tc>
-        <w:tc>
-          <w:tcPr>
-            <w:tcW w:type="dxa" w:w="2493"/>
-          </w:tcPr>
-          <w:p>
-            <w:r>
-              <w:rPr>
-                <w:rFonts w:ascii="Times New Roman" w:hAnsi="Times New Roman" w:eastAsia="宋体"/>
-                <w:sz w:val="17"/>
-              </w:rPr>
-              <w:t>参考实现与主实现行为一致</w:t>
+              <w:t>REQ-M0-009</w:t>
+            </w:r>
+          </w:p>
+        </w:tc>
+        <w:tc>
+          <w:tcPr>
+            <w:tcW w:type="dxa" w:w="2493"/>
+          </w:tcPr>
+          <w:p>
+            <w:r>
+              <w:rPr>
+                <w:rFonts w:ascii="Times New Roman" w:hAnsi="Times New Roman" w:eastAsia="宋体"/>
+                <w:sz w:val="17"/>
+              </w:rPr>
+              <w:t>不能停用自己 / 其他超管</w:t>
+            </w:r>
+          </w:p>
+        </w:tc>
+        <w:tc>
+          <w:tcPr>
+            <w:tcW w:type="dxa" w:w="2493"/>
+          </w:tcPr>
+          <w:p>
+            <w:r>
+              <w:rPr>
+                <w:rFonts w:ascii="Times New Roman" w:hAnsi="Times New Roman" w:eastAsia="宋体"/>
+                <w:sz w:val="17"/>
+              </w:rPr>
+              <w:t>IT-112</w:t>
+            </w:r>
+          </w:p>
+        </w:tc>
+        <w:tc>
+          <w:tcPr>
+            <w:tcW w:type="dxa" w:w="2493"/>
+          </w:tcPr>
+          <w:p>
+            <w:r>
+              <w:rPr>
+                <w:rFonts w:ascii="Times New Roman" w:hAnsi="Times New Roman" w:eastAsia="宋体"/>
+                <w:sz w:val="17"/>
+              </w:rPr>
+              <w:t>✅</w:t>
             </w:r>
           </w:p>
         </w:tc>
@@ -4164,49 +4164,49 @@
                 <w:rFonts w:ascii="Times New Roman" w:hAnsi="Times New Roman" w:eastAsia="宋体"/>
                 <w:sz w:val="17"/>
               </w:rPr>
-              <w:t>Node 接口冒烟</w:t>
-            </w:r>
-          </w:p>
-        </w:tc>
-        <w:tc>
-          <w:tcPr>
-            <w:tcW w:type="dxa" w:w="2493"/>
-          </w:tcPr>
-          <w:p>
-            <w:r>
-              <w:rPr>
-                <w:rFonts w:ascii="Times New Roman" w:hAnsi="Times New Roman" w:eastAsia="宋体"/>
-                <w:sz w:val="17"/>
-              </w:rPr>
-              <w:t>18</w:t>
-            </w:r>
-          </w:p>
-        </w:tc>
-        <w:tc>
-          <w:tcPr>
-            <w:tcW w:type="dxa" w:w="2493"/>
-          </w:tcPr>
-          <w:p>
-            <w:r>
-              <w:rPr>
-                <w:rFonts w:ascii="Times New Roman" w:hAnsi="Times New Roman" w:eastAsia="宋体"/>
-                <w:sz w:val="17"/>
-              </w:rPr>
-              <w:t>`node verify/smoke.js`</w:t>
-            </w:r>
-          </w:p>
-        </w:tc>
-        <w:tc>
-          <w:tcPr>
-            <w:tcW w:type="dxa" w:w="2493"/>
-          </w:tcPr>
-          <w:p>
-            <w:r>
-              <w:rPr>
-                <w:rFonts w:ascii="Times New Roman" w:hAnsi="Times New Roman" w:eastAsia="宋体"/>
-                <w:sz w:val="17"/>
-              </w:rPr>
-              <w:t>参考实现接口可用性</w:t>
+              <w:t>REQ-M0-010</w:t>
+            </w:r>
+          </w:p>
+        </w:tc>
+        <w:tc>
+          <w:tcPr>
+            <w:tcW w:type="dxa" w:w="2493"/>
+          </w:tcPr>
+          <w:p>
+            <w:r>
+              <w:rPr>
+                <w:rFonts w:ascii="Times New Roman" w:hAnsi="Times New Roman" w:eastAsia="宋体"/>
+                <w:sz w:val="17"/>
+              </w:rPr>
+              <w:t>课程/场馆管理的列表 ⇄ 周课表切换</w:t>
+            </w:r>
+          </w:p>
+        </w:tc>
+        <w:tc>
+          <w:tcPr>
+            <w:tcW w:type="dxa" w:w="2493"/>
+          </w:tcPr>
+          <w:p>
+            <w:r>
+              <w:rPr>
+                <w:rFonts w:ascii="Times New Roman" w:hAnsi="Times New Roman" w:eastAsia="宋体"/>
+                <w:sz w:val="17"/>
+              </w:rPr>
+              <w:t>BT-092~097</w:t>
+            </w:r>
+          </w:p>
+        </w:tc>
+        <w:tc>
+          <w:tcPr>
+            <w:tcW w:type="dxa" w:w="2493"/>
+          </w:tcPr>
+          <w:p>
+            <w:r>
+              <w:rPr>
+                <w:rFonts w:ascii="Times New Roman" w:hAnsi="Times New Roman" w:eastAsia="宋体"/>
+                <w:sz w:val="17"/>
+              </w:rPr>
+              <w:t>✅</w:t>
             </w:r>
           </w:p>
         </w:tc>
@@ -4222,6 +4222,528 @@
                 <w:rFonts w:ascii="Times New Roman" w:hAnsi="Times New Roman" w:eastAsia="宋体"/>
                 <w:sz w:val="17"/>
               </w:rPr>
+              <w:t>REQ-M0-011</w:t>
+            </w:r>
+          </w:p>
+        </w:tc>
+        <w:tc>
+          <w:tcPr>
+            <w:tcW w:type="dxa" w:w="2493"/>
+          </w:tcPr>
+          <w:p>
+            <w:r>
+              <w:rPr>
+                <w:rFonts w:ascii="Times New Roman" w:hAnsi="Times New Roman" w:eastAsia="宋体"/>
+                <w:sz w:val="17"/>
+              </w:rPr>
+              <w:t>演示排课对齐本周</w:t>
+            </w:r>
+          </w:p>
+        </w:tc>
+        <w:tc>
+          <w:tcPr>
+            <w:tcW w:type="dxa" w:w="2493"/>
+          </w:tcPr>
+          <w:p>
+            <w:r>
+              <w:rPr>
+                <w:rFonts w:ascii="Times New Roman" w:hAnsi="Times New Roman" w:eastAsia="宋体"/>
+                <w:sz w:val="17"/>
+              </w:rPr>
+              <w:t>启动时自动对齐；IT-113~117 课表有内容</w:t>
+            </w:r>
+          </w:p>
+        </w:tc>
+        <w:tc>
+          <w:tcPr>
+            <w:tcW w:type="dxa" w:w="2493"/>
+          </w:tcPr>
+          <w:p>
+            <w:r>
+              <w:rPr>
+                <w:rFonts w:ascii="Times New Roman" w:hAnsi="Times New Roman" w:eastAsia="宋体"/>
+                <w:sz w:val="17"/>
+              </w:rPr>
+              <w:t>✅</w:t>
+            </w:r>
+          </w:p>
+        </w:tc>
+      </w:tr>
+      <w:tr>
+        <w:tc>
+          <w:tcPr>
+            <w:tcW w:type="dxa" w:w="2493"/>
+          </w:tcPr>
+          <w:p>
+            <w:r>
+              <w:rPr>
+                <w:rFonts w:ascii="Times New Roman" w:hAnsi="Times New Roman" w:eastAsia="宋体"/>
+                <w:sz w:val="17"/>
+              </w:rPr>
+              <w:t>测试层</w:t>
+            </w:r>
+          </w:p>
+        </w:tc>
+        <w:tc>
+          <w:tcPr>
+            <w:tcW w:type="dxa" w:w="2493"/>
+          </w:tcPr>
+          <w:p>
+            <w:r>
+              <w:rPr>
+                <w:rFonts w:ascii="Times New Roman" w:hAnsi="Times New Roman" w:eastAsia="宋体"/>
+                <w:sz w:val="17"/>
+              </w:rPr>
+              <w:t>数量</w:t>
+            </w:r>
+          </w:p>
+        </w:tc>
+        <w:tc>
+          <w:tcPr>
+            <w:tcW w:type="dxa" w:w="2493"/>
+          </w:tcPr>
+          <w:p>
+            <w:r>
+              <w:rPr>
+                <w:rFonts w:ascii="Times New Roman" w:hAnsi="Times New Roman" w:eastAsia="宋体"/>
+                <w:sz w:val="17"/>
+              </w:rPr>
+              <w:t>命令</w:t>
+            </w:r>
+          </w:p>
+        </w:tc>
+        <w:tc>
+          <w:tcPr>
+            <w:tcW w:type="dxa" w:w="2493"/>
+          </w:tcPr>
+          <w:p>
+            <w:r>
+              <w:rPr>
+                <w:rFonts w:ascii="Times New Roman" w:hAnsi="Times New Roman" w:eastAsia="宋体"/>
+                <w:sz w:val="17"/>
+              </w:rPr>
+              <w:t>主要覆盖对象</w:t>
+            </w:r>
+          </w:p>
+        </w:tc>
+      </w:tr>
+      <w:tr>
+        <w:tc>
+          <w:tcPr>
+            <w:tcW w:type="dxa" w:w="2493"/>
+          </w:tcPr>
+          <w:p>
+            <w:r>
+              <w:rPr>
+                <w:rFonts w:ascii="Times New Roman" w:hAnsi="Times New Roman" w:eastAsia="宋体"/>
+                <w:sz w:val="17"/>
+              </w:rPr>
+              <w:t>Java 单元 + 架构 + BDD</w:t>
+            </w:r>
+          </w:p>
+        </w:tc>
+        <w:tc>
+          <w:tcPr>
+            <w:tcW w:type="dxa" w:w="2493"/>
+          </w:tcPr>
+          <w:p>
+            <w:r>
+              <w:rPr>
+                <w:rFonts w:ascii="Times New Roman" w:hAnsi="Times New Roman" w:eastAsia="宋体"/>
+                <w:sz w:val="17"/>
+              </w:rPr>
+              <w:t>88</w:t>
+            </w:r>
+          </w:p>
+        </w:tc>
+        <w:tc>
+          <w:tcPr>
+            <w:tcW w:type="dxa" w:w="2493"/>
+          </w:tcPr>
+          <w:p>
+            <w:r>
+              <w:rPr>
+                <w:rFonts w:ascii="Times New Roman" w:hAnsi="Times New Roman" w:eastAsia="宋体"/>
+                <w:sz w:val="17"/>
+              </w:rPr>
+              <w:t>`mvn test`</w:t>
+            </w:r>
+          </w:p>
+        </w:tc>
+        <w:tc>
+          <w:tcPr>
+            <w:tcW w:type="dxa" w:w="2493"/>
+          </w:tcPr>
+          <w:p>
+            <w:r>
+              <w:rPr>
+                <w:rFonts w:ascii="Times New Roman" w:hAnsi="Times New Roman" w:eastAsia="宋体"/>
+                <w:sz w:val="17"/>
+              </w:rPr>
+              <w:t>业务规则、权限判定、模块边界、`.feature` 场景、周课表聚合</w:t>
+            </w:r>
+          </w:p>
+        </w:tc>
+      </w:tr>
+      <w:tr>
+        <w:tc>
+          <w:tcPr>
+            <w:tcW w:type="dxa" w:w="2493"/>
+          </w:tcPr>
+          <w:p>
+            <w:r>
+              <w:rPr>
+                <w:rFonts w:ascii="Times New Roman" w:hAnsi="Times New Roman" w:eastAsia="宋体"/>
+                <w:sz w:val="17"/>
+              </w:rPr>
+              <w:t>集成测试</w:t>
+            </w:r>
+          </w:p>
+        </w:tc>
+        <w:tc>
+          <w:tcPr>
+            <w:tcW w:type="dxa" w:w="2493"/>
+          </w:tcPr>
+          <w:p>
+            <w:r>
+              <w:rPr>
+                <w:rFonts w:ascii="Times New Roman" w:hAnsi="Times New Roman" w:eastAsia="宋体"/>
+                <w:sz w:val="17"/>
+              </w:rPr>
+              <w:t>130</w:t>
+            </w:r>
+          </w:p>
+        </w:tc>
+        <w:tc>
+          <w:tcPr>
+            <w:tcW w:type="dxa" w:w="2493"/>
+          </w:tcPr>
+          <w:p>
+            <w:r>
+              <w:rPr>
+                <w:rFonts w:ascii="Times New Roman" w:hAnsi="Times New Roman" w:eastAsia="宋体"/>
+                <w:sz w:val="17"/>
+              </w:rPr>
+              <w:t>`node verify/integration-test.js`</w:t>
+            </w:r>
+          </w:p>
+        </w:tc>
+        <w:tc>
+          <w:tcPr>
+            <w:tcW w:type="dxa" w:w="2493"/>
+          </w:tcPr>
+          <w:p>
+            <w:r>
+              <w:rPr>
+                <w:rFonts w:ascii="Times New Roman" w:hAnsi="Times New Roman" w:eastAsia="宋体"/>
+                <w:sz w:val="17"/>
+              </w:rPr>
+              <w:t>接口行为、权限隔离、账号管理、周课表口径</w:t>
+            </w:r>
+          </w:p>
+        </w:tc>
+      </w:tr>
+      <w:tr>
+        <w:tc>
+          <w:tcPr>
+            <w:tcW w:type="dxa" w:w="2493"/>
+          </w:tcPr>
+          <w:p>
+            <w:r>
+              <w:rPr>
+                <w:rFonts w:ascii="Times New Roman" w:hAnsi="Times New Roman" w:eastAsia="宋体"/>
+                <w:sz w:val="17"/>
+              </w:rPr>
+              <w:t>前端静态检查</w:t>
+            </w:r>
+          </w:p>
+        </w:tc>
+        <w:tc>
+          <w:tcPr>
+            <w:tcW w:type="dxa" w:w="2493"/>
+          </w:tcPr>
+          <w:p>
+            <w:r>
+              <w:rPr>
+                <w:rFonts w:ascii="Times New Roman" w:hAnsi="Times New Roman" w:eastAsia="宋体"/>
+                <w:sz w:val="17"/>
+              </w:rPr>
+              <w:t>6</w:t>
+            </w:r>
+          </w:p>
+        </w:tc>
+        <w:tc>
+          <w:tcPr>
+            <w:tcW w:type="dxa" w:w="2493"/>
+          </w:tcPr>
+          <w:p>
+            <w:r>
+              <w:rPr>
+                <w:rFonts w:ascii="Times New Roman" w:hAnsi="Times New Roman" w:eastAsia="宋体"/>
+                <w:sz w:val="17"/>
+              </w:rPr>
+              <w:t>`node verify/frontend-check.js`</w:t>
+            </w:r>
+          </w:p>
+        </w:tc>
+        <w:tc>
+          <w:tcPr>
+            <w:tcW w:type="dxa" w:w="2493"/>
+          </w:tcPr>
+          <w:p>
+            <w:r>
+              <w:rPr>
+                <w:rFonts w:ascii="Times New Roman" w:hAnsi="Times New Roman" w:eastAsia="宋体"/>
+                <w:sz w:val="17"/>
+              </w:rPr>
+              <w:t>按钮无响应类缺陷（含未声明常量引用）</w:t>
+            </w:r>
+          </w:p>
+        </w:tc>
+      </w:tr>
+      <w:tr>
+        <w:tc>
+          <w:tcPr>
+            <w:tcW w:type="dxa" w:w="2493"/>
+          </w:tcPr>
+          <w:p>
+            <w:r>
+              <w:rPr>
+                <w:rFonts w:ascii="Times New Roman" w:hAnsi="Times New Roman" w:eastAsia="宋体"/>
+                <w:sz w:val="17"/>
+              </w:rPr>
+              <w:t>二维码结构校验</w:t>
+            </w:r>
+          </w:p>
+        </w:tc>
+        <w:tc>
+          <w:tcPr>
+            <w:tcW w:type="dxa" w:w="2493"/>
+          </w:tcPr>
+          <w:p>
+            <w:r>
+              <w:rPr>
+                <w:rFonts w:ascii="Times New Roman" w:hAnsi="Times New Roman" w:eastAsia="宋体"/>
+                <w:sz w:val="17"/>
+              </w:rPr>
+              <w:t>5</w:t>
+            </w:r>
+          </w:p>
+        </w:tc>
+        <w:tc>
+          <w:tcPr>
+            <w:tcW w:type="dxa" w:w="2493"/>
+          </w:tcPr>
+          <w:p>
+            <w:r>
+              <w:rPr>
+                <w:rFonts w:ascii="Times New Roman" w:hAnsi="Times New Roman" w:eastAsia="宋体"/>
+                <w:sz w:val="17"/>
+              </w:rPr>
+              <w:t>`node verify/qr-check.js`</w:t>
+            </w:r>
+          </w:p>
+        </w:tc>
+        <w:tc>
+          <w:tcPr>
+            <w:tcW w:type="dxa" w:w="2493"/>
+          </w:tcPr>
+          <w:p>
+            <w:r>
+              <w:rPr>
+                <w:rFonts w:ascii="Times New Roman" w:hAnsi="Times New Roman" w:eastAsia="宋体"/>
+                <w:sz w:val="17"/>
+              </w:rPr>
+              <w:t>二维码结构合法性与内容可还原</w:t>
+            </w:r>
+          </w:p>
+        </w:tc>
+      </w:tr>
+      <w:tr>
+        <w:tc>
+          <w:tcPr>
+            <w:tcW w:type="dxa" w:w="2493"/>
+          </w:tcPr>
+          <w:p>
+            <w:r>
+              <w:rPr>
+                <w:rFonts w:ascii="Times New Roman" w:hAnsi="Times New Roman" w:eastAsia="宋体"/>
+                <w:sz w:val="17"/>
+              </w:rPr>
+              <w:t>真实浏览器测试</w:t>
+            </w:r>
+          </w:p>
+        </w:tc>
+        <w:tc>
+          <w:tcPr>
+            <w:tcW w:type="dxa" w:w="2493"/>
+          </w:tcPr>
+          <w:p>
+            <w:r>
+              <w:rPr>
+                <w:rFonts w:ascii="Times New Roman" w:hAnsi="Times New Roman" w:eastAsia="宋体"/>
+                <w:sz w:val="17"/>
+              </w:rPr>
+              <w:t>109</w:t>
+            </w:r>
+          </w:p>
+        </w:tc>
+        <w:tc>
+          <w:tcPr>
+            <w:tcW w:type="dxa" w:w="2493"/>
+          </w:tcPr>
+          <w:p>
+            <w:r>
+              <w:rPr>
+                <w:rFonts w:ascii="Times New Roman" w:hAnsi="Times New Roman" w:eastAsia="宋体"/>
+                <w:sz w:val="17"/>
+              </w:rPr>
+              <w:t>`node verify/browser-test.js`</w:t>
+            </w:r>
+          </w:p>
+        </w:tc>
+        <w:tc>
+          <w:tcPr>
+            <w:tcW w:type="dxa" w:w="2493"/>
+          </w:tcPr>
+          <w:p>
+            <w:r>
+              <w:rPr>
+                <w:rFonts w:ascii="Times New Roman" w:hAnsi="Times New Roman" w:eastAsia="宋体"/>
+                <w:sz w:val="17"/>
+              </w:rPr>
+              <w:t>真实点击、页面渲染、流程闭环、课表视图切换</w:t>
+            </w:r>
+          </w:p>
+        </w:tc>
+      </w:tr>
+      <w:tr>
+        <w:tc>
+          <w:tcPr>
+            <w:tcW w:type="dxa" w:w="2493"/>
+          </w:tcPr>
+          <w:p>
+            <w:r>
+              <w:rPr>
+                <w:rFonts w:ascii="Times New Roman" w:hAnsi="Times New Roman" w:eastAsia="宋体"/>
+                <w:sz w:val="17"/>
+              </w:rPr>
+              <w:t>Node 参考实现 BDD</w:t>
+            </w:r>
+          </w:p>
+        </w:tc>
+        <w:tc>
+          <w:tcPr>
+            <w:tcW w:type="dxa" w:w="2493"/>
+          </w:tcPr>
+          <w:p>
+            <w:r>
+              <w:rPr>
+                <w:rFonts w:ascii="Times New Roman" w:hAnsi="Times New Roman" w:eastAsia="宋体"/>
+                <w:sz w:val="17"/>
+              </w:rPr>
+              <w:t>18</w:t>
+            </w:r>
+          </w:p>
+        </w:tc>
+        <w:tc>
+          <w:tcPr>
+            <w:tcW w:type="dxa" w:w="2493"/>
+          </w:tcPr>
+          <w:p>
+            <w:r>
+              <w:rPr>
+                <w:rFonts w:ascii="Times New Roman" w:hAnsi="Times New Roman" w:eastAsia="宋体"/>
+                <w:sz w:val="17"/>
+              </w:rPr>
+              <w:t>`node verify/run.js`</w:t>
+            </w:r>
+          </w:p>
+        </w:tc>
+        <w:tc>
+          <w:tcPr>
+            <w:tcW w:type="dxa" w:w="2493"/>
+          </w:tcPr>
+          <w:p>
+            <w:r>
+              <w:rPr>
+                <w:rFonts w:ascii="Times New Roman" w:hAnsi="Times New Roman" w:eastAsia="宋体"/>
+                <w:sz w:val="17"/>
+              </w:rPr>
+              <w:t>参考实现与主实现行为一致</w:t>
+            </w:r>
+          </w:p>
+        </w:tc>
+      </w:tr>
+      <w:tr>
+        <w:tc>
+          <w:tcPr>
+            <w:tcW w:type="dxa" w:w="2493"/>
+          </w:tcPr>
+          <w:p>
+            <w:r>
+              <w:rPr>
+                <w:rFonts w:ascii="Times New Roman" w:hAnsi="Times New Roman" w:eastAsia="宋体"/>
+                <w:sz w:val="17"/>
+              </w:rPr>
+              <w:t>Node 接口冒烟</w:t>
+            </w:r>
+          </w:p>
+        </w:tc>
+        <w:tc>
+          <w:tcPr>
+            <w:tcW w:type="dxa" w:w="2493"/>
+          </w:tcPr>
+          <w:p>
+            <w:r>
+              <w:rPr>
+                <w:rFonts w:ascii="Times New Roman" w:hAnsi="Times New Roman" w:eastAsia="宋体"/>
+                <w:sz w:val="17"/>
+              </w:rPr>
+              <w:t>18</w:t>
+            </w:r>
+          </w:p>
+        </w:tc>
+        <w:tc>
+          <w:tcPr>
+            <w:tcW w:type="dxa" w:w="2493"/>
+          </w:tcPr>
+          <w:p>
+            <w:r>
+              <w:rPr>
+                <w:rFonts w:ascii="Times New Roman" w:hAnsi="Times New Roman" w:eastAsia="宋体"/>
+                <w:sz w:val="17"/>
+              </w:rPr>
+              <w:t>`node verify/smoke.js`</w:t>
+            </w:r>
+          </w:p>
+        </w:tc>
+        <w:tc>
+          <w:tcPr>
+            <w:tcW w:type="dxa" w:w="2493"/>
+          </w:tcPr>
+          <w:p>
+            <w:r>
+              <w:rPr>
+                <w:rFonts w:ascii="Times New Roman" w:hAnsi="Times New Roman" w:eastAsia="宋体"/>
+                <w:sz w:val="17"/>
+              </w:rPr>
+              <w:t>参考实现接口可用性</w:t>
+            </w:r>
+          </w:p>
+        </w:tc>
+      </w:tr>
+      <w:tr>
+        <w:tc>
+          <w:tcPr>
+            <w:tcW w:type="dxa" w:w="2493"/>
+          </w:tcPr>
+          <w:p>
+            <w:r>
+              <w:rPr>
+                <w:rFonts w:ascii="Times New Roman" w:hAnsi="Times New Roman" w:eastAsia="宋体"/>
+                <w:sz w:val="17"/>
+              </w:rPr>
               <w:t>**合计**</w:t>
             </w:r>
           </w:p>
@@ -4236,7 +4758,7 @@
                 <w:rFonts w:ascii="Times New Roman" w:hAnsi="Times New Roman" w:eastAsia="宋体"/>
                 <w:sz w:val="17"/>
               </w:rPr>
-              <w:t>**307**</w:t>
+              <w:t>**374**</w:t>
             </w:r>
           </w:p>
         </w:tc>
@@ -4774,7 +5296,7 @@
         <w:rPr>
           <w:b/>
         </w:rPr>
-        <w:t>本次交付范围内的需求（S1/S2/S3/S4/S6 + M0）全部有可复现的测试</w:t>
+        <w:t>本次交付范围内的需求（S1/S2/S3/S4/S6/S7 + M0）全部有可复现的测试</w:t>
       </w:r>
       <w:r>
         <w:t xml:space="preserve">，共 </w:t>
@@ -4783,7 +5305,7 @@
         <w:rPr>
           <w:b/>
         </w:rPr>
-        <w:t>44 条</w:t>
+        <w:t>53 条</w:t>
       </w:r>
       <w:r>
         <w:t xml:space="preserve">需求直接对应到 </w:t>
@@ -4792,7 +5314,7 @@
         <w:rPr>
           <w:b/>
         </w:rPr>
-        <w:t>307 项</w:t>
+        <w:t>374 项</w:t>
       </w:r>
       <w:r>
         <w:t>自动化检查。</w:t>

--- a/09-代码实现与迭代/需求—测试覆盖矩阵.docx
+++ b/09-代码实现与迭代/需求—测试覆盖矩阵.docx
@@ -131,7 +131,7 @@
                 <w:rFonts w:ascii="Times New Roman" w:hAnsi="Times New Roman" w:eastAsia="宋体"/>
                 <w:sz w:val="17"/>
               </w:rPr>
-              <w:t>**59**</w:t>
+              <w:t>**60**</w:t>
             </w:r>
           </w:p>
         </w:tc>
@@ -161,7 +161,7 @@
                 <w:rFonts w:ascii="Times New Roman" w:hAnsi="Times New Roman" w:eastAsia="宋体"/>
                 <w:sz w:val="17"/>
               </w:rPr>
-              <w:t>**53**（90%）</w:t>
+              <w:t>**54**（90%）</w:t>
             </w:r>
           </w:p>
         </w:tc>
@@ -1930,7 +1930,7 @@
                 <w:rFonts w:ascii="Times New Roman" w:hAnsi="Times New Roman" w:eastAsia="宋体"/>
                 <w:sz w:val="17"/>
               </w:rPr>
-              <w:t>IT-091~096 名单内容与权限、BT-N 组名单弹窗</w:t>
+              <w:t>IT-091~096 名单内容与权限、BT-075~077 名单弹窗</w:t>
             </w:r>
           </w:p>
         </w:tc>
@@ -1960,49 +1960,49 @@
                 <w:rFonts w:ascii="Times New Roman" w:hAnsi="Times New Roman" w:eastAsia="宋体"/>
                 <w:sz w:val="17"/>
               </w:rPr>
-              <w:t>编号</w:t>
-            </w:r>
-          </w:p>
-        </w:tc>
-        <w:tc>
-          <w:tcPr>
-            <w:tcW w:type="dxa" w:w="2493"/>
-          </w:tcPr>
-          <w:p>
-            <w:r>
-              <w:rPr>
-                <w:rFonts w:ascii="Times New Roman" w:hAnsi="Times New Roman" w:eastAsia="宋体"/>
-                <w:sz w:val="17"/>
-              </w:rPr>
-              <w:t>需求简述</w:t>
-            </w:r>
-          </w:p>
-        </w:tc>
-        <w:tc>
-          <w:tcPr>
-            <w:tcW w:type="dxa" w:w="2493"/>
-          </w:tcPr>
-          <w:p>
-            <w:r>
-              <w:rPr>
-                <w:rFonts w:ascii="Times New Roman" w:hAnsi="Times New Roman" w:eastAsia="宋体"/>
-                <w:sz w:val="17"/>
-              </w:rPr>
-              <w:t>验证用例</w:t>
-            </w:r>
-          </w:p>
-        </w:tc>
-        <w:tc>
-          <w:tcPr>
-            <w:tcW w:type="dxa" w:w="2493"/>
-          </w:tcPr>
-          <w:p>
-            <w:r>
-              <w:rPr>
-                <w:rFonts w:ascii="Times New Roman" w:hAnsi="Times New Roman" w:eastAsia="宋体"/>
-                <w:sz w:val="17"/>
-              </w:rPr>
-              <w:t>状态</w:t>
+              <w:t>REQ-B4-009</w:t>
+            </w:r>
+          </w:p>
+        </w:tc>
+        <w:tc>
+          <w:tcPr>
+            <w:tcW w:type="dxa" w:w="2493"/>
+          </w:tcPr>
+          <w:p>
+            <w:r>
+              <w:rPr>
+                <w:rFonts w:ascii="Times New Roman" w:hAnsi="Times New Roman" w:eastAsia="宋体"/>
+                <w:sz w:val="17"/>
+              </w:rPr>
+              <w:t>**名单 ⇄ 余位严格闭合**：名单条数=有效预约数，已取消不进名单不占位</w:t>
+            </w:r>
+          </w:p>
+        </w:tc>
+        <w:tc>
+          <w:tcPr>
+            <w:tcW w:type="dxa" w:w="2493"/>
+          </w:tcPr>
+          <w:p>
+            <w:r>
+              <w:rPr>
+                <w:rFonts w:ascii="Times New Roman" w:hAnsi="Times New Roman" w:eastAsia="宋体"/>
+                <w:sz w:val="17"/>
+              </w:rPr>
+              <w:t>IT-129 全量不变量（59 门全闭合）、IT-130~131 满员课 15/15、IT-132~137 选课/退课/代约同步增减、BT-080~083 满员名单 15 人</w:t>
+            </w:r>
+          </w:p>
+        </w:tc>
+        <w:tc>
+          <w:tcPr>
+            <w:tcW w:type="dxa" w:w="2493"/>
+          </w:tcPr>
+          <w:p>
+            <w:r>
+              <w:rPr>
+                <w:rFonts w:ascii="Times New Roman" w:hAnsi="Times New Roman" w:eastAsia="宋体"/>
+                <w:sz w:val="17"/>
+              </w:rPr>
+              <w:t>✅</w:t>
             </w:r>
           </w:p>
         </w:tc>
@@ -2018,49 +2018,49 @@
                 <w:rFonts w:ascii="Times New Roman" w:hAnsi="Times New Roman" w:eastAsia="宋体"/>
                 <w:sz w:val="17"/>
               </w:rPr>
-              <w:t>REQ-B5-001</w:t>
-            </w:r>
-          </w:p>
-        </w:tc>
-        <w:tc>
-          <w:tcPr>
-            <w:tcW w:type="dxa" w:w="2493"/>
-          </w:tcPr>
-          <w:p>
-            <w:r>
-              <w:rPr>
-                <w:rFonts w:ascii="Times New Roman" w:hAnsi="Times New Roman" w:eastAsia="宋体"/>
-                <w:sz w:val="17"/>
-              </w:rPr>
-              <w:t>支付成功更新会籍有效期/课包</w:t>
-            </w:r>
-          </w:p>
-        </w:tc>
-        <w:tc>
-          <w:tcPr>
-            <w:tcW w:type="dxa" w:w="2493"/>
-          </w:tcPr>
-          <w:p>
-            <w:r>
-              <w:rPr>
-                <w:rFonts w:ascii="Times New Roman" w:hAnsi="Times New Roman" w:eastAsia="宋体"/>
-                <w:sz w:val="17"/>
-              </w:rPr>
-              <w:t>U:PaymentRulesTest、IT-030~031</w:t>
-            </w:r>
-          </w:p>
-        </w:tc>
-        <w:tc>
-          <w:tcPr>
-            <w:tcW w:type="dxa" w:w="2493"/>
-          </w:tcPr>
-          <w:p>
-            <w:r>
-              <w:rPr>
-                <w:rFonts w:ascii="Times New Roman" w:hAnsi="Times New Roman" w:eastAsia="宋体"/>
-                <w:sz w:val="17"/>
-              </w:rPr>
-              <w:t>✅</w:t>
+              <w:t>编号</w:t>
+            </w:r>
+          </w:p>
+        </w:tc>
+        <w:tc>
+          <w:tcPr>
+            <w:tcW w:type="dxa" w:w="2493"/>
+          </w:tcPr>
+          <w:p>
+            <w:r>
+              <w:rPr>
+                <w:rFonts w:ascii="Times New Roman" w:hAnsi="Times New Roman" w:eastAsia="宋体"/>
+                <w:sz w:val="17"/>
+              </w:rPr>
+              <w:t>需求简述</w:t>
+            </w:r>
+          </w:p>
+        </w:tc>
+        <w:tc>
+          <w:tcPr>
+            <w:tcW w:type="dxa" w:w="2493"/>
+          </w:tcPr>
+          <w:p>
+            <w:r>
+              <w:rPr>
+                <w:rFonts w:ascii="Times New Roman" w:hAnsi="Times New Roman" w:eastAsia="宋体"/>
+                <w:sz w:val="17"/>
+              </w:rPr>
+              <w:t>验证用例</w:t>
+            </w:r>
+          </w:p>
+        </w:tc>
+        <w:tc>
+          <w:tcPr>
+            <w:tcW w:type="dxa" w:w="2493"/>
+          </w:tcPr>
+          <w:p>
+            <w:r>
+              <w:rPr>
+                <w:rFonts w:ascii="Times New Roman" w:hAnsi="Times New Roman" w:eastAsia="宋体"/>
+                <w:sz w:val="17"/>
+              </w:rPr>
+              <w:t>状态</w:t>
             </w:r>
           </w:p>
         </w:tc>
@@ -2076,35 +2076,35 @@
                 <w:rFonts w:ascii="Times New Roman" w:hAnsi="Times New Roman" w:eastAsia="宋体"/>
                 <w:sz w:val="17"/>
               </w:rPr>
-              <w:t>REQ-B5-002</w:t>
-            </w:r>
-          </w:p>
-        </w:tc>
-        <w:tc>
-          <w:tcPr>
-            <w:tcW w:type="dxa" w:w="2493"/>
-          </w:tcPr>
-          <w:p>
-            <w:r>
-              <w:rPr>
-                <w:rFonts w:ascii="Times New Roman" w:hAnsi="Times New Roman" w:eastAsia="宋体"/>
-                <w:sz w:val="17"/>
-              </w:rPr>
-              <w:t>私教结课自动核销课包（R5）</w:t>
-            </w:r>
-          </w:p>
-        </w:tc>
-        <w:tc>
-          <w:tcPr>
-            <w:tcW w:type="dxa" w:w="2493"/>
-          </w:tcPr>
-          <w:p>
-            <w:r>
-              <w:rPr>
-                <w:rFonts w:ascii="Times New Roman" w:hAnsi="Times New Roman" w:eastAsia="宋体"/>
-                <w:sz w:val="17"/>
-              </w:rPr>
-              <w:t>U:BookingRulesTest（课包核销）、IT-021</w:t>
+              <w:t>REQ-B5-001</w:t>
+            </w:r>
+          </w:p>
+        </w:tc>
+        <w:tc>
+          <w:tcPr>
+            <w:tcW w:type="dxa" w:w="2493"/>
+          </w:tcPr>
+          <w:p>
+            <w:r>
+              <w:rPr>
+                <w:rFonts w:ascii="Times New Roman" w:hAnsi="Times New Roman" w:eastAsia="宋体"/>
+                <w:sz w:val="17"/>
+              </w:rPr>
+              <w:t>支付成功更新会籍有效期/课包</w:t>
+            </w:r>
+          </w:p>
+        </w:tc>
+        <w:tc>
+          <w:tcPr>
+            <w:tcW w:type="dxa" w:w="2493"/>
+          </w:tcPr>
+          <w:p>
+            <w:r>
+              <w:rPr>
+                <w:rFonts w:ascii="Times New Roman" w:hAnsi="Times New Roman" w:eastAsia="宋体"/>
+                <w:sz w:val="17"/>
+              </w:rPr>
+              <w:t>U:PaymentRulesTest、IT-030~031</w:t>
             </w:r>
           </w:p>
         </w:tc>
@@ -2134,35 +2134,35 @@
                 <w:rFonts w:ascii="Times New Roman" w:hAnsi="Times New Roman" w:eastAsia="宋体"/>
                 <w:sz w:val="17"/>
               </w:rPr>
-              <w:t>REQ-B5-003</w:t>
-            </w:r>
-          </w:p>
-        </w:tc>
-        <w:tc>
-          <w:tcPr>
-            <w:tcW w:type="dxa" w:w="2493"/>
-          </w:tcPr>
-          <w:p>
-            <w:r>
-              <w:rPr>
-                <w:rFonts w:ascii="Times New Roman" w:hAnsi="Times New Roman" w:eastAsia="宋体"/>
-                <w:sz w:val="17"/>
-              </w:rPr>
-              <w:t>月度结算生成对账单</w:t>
-            </w:r>
-          </w:p>
-        </w:tc>
-        <w:tc>
-          <w:tcPr>
-            <w:tcW w:type="dxa" w:w="2493"/>
-          </w:tcPr>
-          <w:p>
-            <w:r>
-              <w:rPr>
-                <w:rFonts w:ascii="Times New Roman" w:hAnsi="Times New Roman" w:eastAsia="宋体"/>
-                <w:sz w:val="17"/>
-              </w:rPr>
-              <w:t>IT-034 生成对账单、IT-035</w:t>
+              <w:t>REQ-B5-002</w:t>
+            </w:r>
+          </w:p>
+        </w:tc>
+        <w:tc>
+          <w:tcPr>
+            <w:tcW w:type="dxa" w:w="2493"/>
+          </w:tcPr>
+          <w:p>
+            <w:r>
+              <w:rPr>
+                <w:rFonts w:ascii="Times New Roman" w:hAnsi="Times New Roman" w:eastAsia="宋体"/>
+                <w:sz w:val="17"/>
+              </w:rPr>
+              <w:t>私教结课自动核销课包（R5）</w:t>
+            </w:r>
+          </w:p>
+        </w:tc>
+        <w:tc>
+          <w:tcPr>
+            <w:tcW w:type="dxa" w:w="2493"/>
+          </w:tcPr>
+          <w:p>
+            <w:r>
+              <w:rPr>
+                <w:rFonts w:ascii="Times New Roman" w:hAnsi="Times New Roman" w:eastAsia="宋体"/>
+                <w:sz w:val="17"/>
+              </w:rPr>
+              <w:t>U:BookingRulesTest（课包核销）、IT-021</w:t>
             </w:r>
           </w:p>
         </w:tc>
@@ -2192,35 +2192,35 @@
                 <w:rFonts w:ascii="Times New Roman" w:hAnsi="Times New Roman" w:eastAsia="宋体"/>
                 <w:sz w:val="17"/>
               </w:rPr>
-              <w:t>REQ-B5-004</w:t>
-            </w:r>
-          </w:p>
-        </w:tc>
-        <w:tc>
-          <w:tcPr>
-            <w:tcW w:type="dxa" w:w="2493"/>
-          </w:tcPr>
-          <w:p>
-            <w:r>
-              <w:rPr>
-                <w:rFonts w:ascii="Times New Roman" w:hAnsi="Times New Roman" w:eastAsia="宋体"/>
-                <w:sz w:val="17"/>
-              </w:rPr>
-              <w:t>支付回调异常 → 标异常且不变更会籍</w:t>
-            </w:r>
-          </w:p>
-        </w:tc>
-        <w:tc>
-          <w:tcPr>
-            <w:tcW w:type="dxa" w:w="2493"/>
-          </w:tcPr>
-          <w:p>
-            <w:r>
-              <w:rPr>
-                <w:rFonts w:ascii="Times New Roman" w:hAnsi="Times New Roman" w:eastAsia="宋体"/>
-                <w:sz w:val="17"/>
-              </w:rPr>
-              <w:t>U:PaymentRulesTest、IT-032 金额不符回调 409</w:t>
+              <w:t>REQ-B5-003</w:t>
+            </w:r>
+          </w:p>
+        </w:tc>
+        <w:tc>
+          <w:tcPr>
+            <w:tcW w:type="dxa" w:w="2493"/>
+          </w:tcPr>
+          <w:p>
+            <w:r>
+              <w:rPr>
+                <w:rFonts w:ascii="Times New Roman" w:hAnsi="Times New Roman" w:eastAsia="宋体"/>
+                <w:sz w:val="17"/>
+              </w:rPr>
+              <w:t>月度结算生成对账单</w:t>
+            </w:r>
+          </w:p>
+        </w:tc>
+        <w:tc>
+          <w:tcPr>
+            <w:tcW w:type="dxa" w:w="2493"/>
+          </w:tcPr>
+          <w:p>
+            <w:r>
+              <w:rPr>
+                <w:rFonts w:ascii="Times New Roman" w:hAnsi="Times New Roman" w:eastAsia="宋体"/>
+                <w:sz w:val="17"/>
+              </w:rPr>
+              <w:t>IT-034 生成对账单、IT-035</w:t>
             </w:r>
           </w:p>
         </w:tc>
@@ -2250,35 +2250,35 @@
                 <w:rFonts w:ascii="Times New Roman" w:hAnsi="Times New Roman" w:eastAsia="宋体"/>
                 <w:sz w:val="17"/>
               </w:rPr>
-              <w:t>REQ-B5-005</w:t>
-            </w:r>
-          </w:p>
-        </w:tc>
-        <w:tc>
-          <w:tcPr>
-            <w:tcW w:type="dxa" w:w="2493"/>
-          </w:tcPr>
-          <w:p>
-            <w:r>
-              <w:rPr>
-                <w:rFonts w:ascii="Times New Roman" w:hAnsi="Times New Roman" w:eastAsia="宋体"/>
-                <w:sz w:val="17"/>
-              </w:rPr>
-              <w:t>私教业绩与提成核算（R10）</w:t>
-            </w:r>
-          </w:p>
-        </w:tc>
-        <w:tc>
-          <w:tcPr>
-            <w:tcW w:type="dxa" w:w="2493"/>
-          </w:tcPr>
-          <w:p>
-            <w:r>
-              <w:rPr>
-                <w:rFonts w:ascii="Times New Roman" w:hAnsi="Times New Roman" w:eastAsia="宋体"/>
-                <w:sz w:val="17"/>
-              </w:rPr>
-              <w:t>U:WarningRulesTest、IT-039 提成核算、BT-024 提成页</w:t>
+              <w:t>REQ-B5-004</w:t>
+            </w:r>
+          </w:p>
+        </w:tc>
+        <w:tc>
+          <w:tcPr>
+            <w:tcW w:type="dxa" w:w="2493"/>
+          </w:tcPr>
+          <w:p>
+            <w:r>
+              <w:rPr>
+                <w:rFonts w:ascii="Times New Roman" w:hAnsi="Times New Roman" w:eastAsia="宋体"/>
+                <w:sz w:val="17"/>
+              </w:rPr>
+              <w:t>支付回调异常 → 标异常且不变更会籍</w:t>
+            </w:r>
+          </w:p>
+        </w:tc>
+        <w:tc>
+          <w:tcPr>
+            <w:tcW w:type="dxa" w:w="2493"/>
+          </w:tcPr>
+          <w:p>
+            <w:r>
+              <w:rPr>
+                <w:rFonts w:ascii="Times New Roman" w:hAnsi="Times New Roman" w:eastAsia="宋体"/>
+                <w:sz w:val="17"/>
+              </w:rPr>
+              <w:t>U:PaymentRulesTest、IT-032 金额不符回调 409</w:t>
             </w:r>
           </w:p>
         </w:tc>
@@ -2308,35 +2308,35 @@
                 <w:rFonts w:ascii="Times New Roman" w:hAnsi="Times New Roman" w:eastAsia="宋体"/>
                 <w:sz w:val="17"/>
               </w:rPr>
-              <w:t>REQ-B5-006</w:t>
-            </w:r>
-          </w:p>
-        </w:tc>
-        <w:tc>
-          <w:tcPr>
-            <w:tcW w:type="dxa" w:w="2493"/>
-          </w:tcPr>
-          <w:p>
-            <w:r>
-              <w:rPr>
-                <w:rFonts w:ascii="Times New Roman" w:hAnsi="Times New Roman" w:eastAsia="宋体"/>
-                <w:sz w:val="17"/>
-              </w:rPr>
-              <w:t>会籍到期未续费 → 置过期并纳入风险观察</w:t>
-            </w:r>
-          </w:p>
-        </w:tc>
-        <w:tc>
-          <w:tcPr>
-            <w:tcW w:type="dxa" w:w="2493"/>
-          </w:tcPr>
-          <w:p>
-            <w:r>
-              <w:rPr>
-                <w:rFonts w:ascii="Times New Roman" w:hAnsi="Times New Roman" w:eastAsia="宋体"/>
-                <w:sz w:val="17"/>
-              </w:rPr>
-              <w:t>IT-035 到期提醒、IT-036 风险扫描</w:t>
+              <w:t>REQ-B5-005</w:t>
+            </w:r>
+          </w:p>
+        </w:tc>
+        <w:tc>
+          <w:tcPr>
+            <w:tcW w:type="dxa" w:w="2493"/>
+          </w:tcPr>
+          <w:p>
+            <w:r>
+              <w:rPr>
+                <w:rFonts w:ascii="Times New Roman" w:hAnsi="Times New Roman" w:eastAsia="宋体"/>
+                <w:sz w:val="17"/>
+              </w:rPr>
+              <w:t>私教业绩与提成核算（R10）</w:t>
+            </w:r>
+          </w:p>
+        </w:tc>
+        <w:tc>
+          <w:tcPr>
+            <w:tcW w:type="dxa" w:w="2493"/>
+          </w:tcPr>
+          <w:p>
+            <w:r>
+              <w:rPr>
+                <w:rFonts w:ascii="Times New Roman" w:hAnsi="Times New Roman" w:eastAsia="宋体"/>
+                <w:sz w:val="17"/>
+              </w:rPr>
+              <w:t>U:WarningRulesTest、IT-039 提成核算、BT-024 提成页</w:t>
             </w:r>
           </w:p>
         </w:tc>
@@ -2366,49 +2366,49 @@
                 <w:rFonts w:ascii="Times New Roman" w:hAnsi="Times New Roman" w:eastAsia="宋体"/>
                 <w:sz w:val="17"/>
               </w:rPr>
-              <w:t>编号</w:t>
-            </w:r>
-          </w:p>
-        </w:tc>
-        <w:tc>
-          <w:tcPr>
-            <w:tcW w:type="dxa" w:w="2493"/>
-          </w:tcPr>
-          <w:p>
-            <w:r>
-              <w:rPr>
-                <w:rFonts w:ascii="Times New Roman" w:hAnsi="Times New Roman" w:eastAsia="宋体"/>
-                <w:sz w:val="17"/>
-              </w:rPr>
-              <w:t>需求简述</w:t>
-            </w:r>
-          </w:p>
-        </w:tc>
-        <w:tc>
-          <w:tcPr>
-            <w:tcW w:type="dxa" w:w="2493"/>
-          </w:tcPr>
-          <w:p>
-            <w:r>
-              <w:rPr>
-                <w:rFonts w:ascii="Times New Roman" w:hAnsi="Times New Roman" w:eastAsia="宋体"/>
-                <w:sz w:val="17"/>
-              </w:rPr>
-              <w:t>验证用例</w:t>
-            </w:r>
-          </w:p>
-        </w:tc>
-        <w:tc>
-          <w:tcPr>
-            <w:tcW w:type="dxa" w:w="2493"/>
-          </w:tcPr>
-          <w:p>
-            <w:r>
-              <w:rPr>
-                <w:rFonts w:ascii="Times New Roman" w:hAnsi="Times New Roman" w:eastAsia="宋体"/>
-                <w:sz w:val="17"/>
-              </w:rPr>
-              <w:t>状态</w:t>
+              <w:t>REQ-B5-006</w:t>
+            </w:r>
+          </w:p>
+        </w:tc>
+        <w:tc>
+          <w:tcPr>
+            <w:tcW w:type="dxa" w:w="2493"/>
+          </w:tcPr>
+          <w:p>
+            <w:r>
+              <w:rPr>
+                <w:rFonts w:ascii="Times New Roman" w:hAnsi="Times New Roman" w:eastAsia="宋体"/>
+                <w:sz w:val="17"/>
+              </w:rPr>
+              <w:t>会籍到期未续费 → 置过期并纳入风险观察</w:t>
+            </w:r>
+          </w:p>
+        </w:tc>
+        <w:tc>
+          <w:tcPr>
+            <w:tcW w:type="dxa" w:w="2493"/>
+          </w:tcPr>
+          <w:p>
+            <w:r>
+              <w:rPr>
+                <w:rFonts w:ascii="Times New Roman" w:hAnsi="Times New Roman" w:eastAsia="宋体"/>
+                <w:sz w:val="17"/>
+              </w:rPr>
+              <w:t>IT-035 到期提醒、IT-036 风险扫描</w:t>
+            </w:r>
+          </w:p>
+        </w:tc>
+        <w:tc>
+          <w:tcPr>
+            <w:tcW w:type="dxa" w:w="2493"/>
+          </w:tcPr>
+          <w:p>
+            <w:r>
+              <w:rPr>
+                <w:rFonts w:ascii="Times New Roman" w:hAnsi="Times New Roman" w:eastAsia="宋体"/>
+                <w:sz w:val="17"/>
+              </w:rPr>
+              <w:t>✅</w:t>
             </w:r>
           </w:p>
         </w:tc>
@@ -2424,49 +2424,49 @@
                 <w:rFonts w:ascii="Times New Roman" w:hAnsi="Times New Roman" w:eastAsia="宋体"/>
                 <w:sz w:val="17"/>
               </w:rPr>
-              <w:t>REQ-B6-001</w:t>
-            </w:r>
-          </w:p>
-        </w:tc>
-        <w:tc>
-          <w:tcPr>
-            <w:tcW w:type="dxa" w:w="2493"/>
-          </w:tcPr>
-          <w:p>
-            <w:r>
-              <w:rPr>
-                <w:rFonts w:ascii="Times New Roman" w:hAnsi="Times New Roman" w:eastAsia="宋体"/>
-                <w:sz w:val="17"/>
-              </w:rPr>
-              <w:t>器材台账与状态变更</w:t>
-            </w:r>
-          </w:p>
-        </w:tc>
-        <w:tc>
-          <w:tcPr>
-            <w:tcW w:type="dxa" w:w="2493"/>
-          </w:tcPr>
-          <w:p>
-            <w:r>
-              <w:rPr>
-                <w:rFonts w:ascii="Times New Roman" w:hAnsi="Times New Roman" w:eastAsia="宋体"/>
-                <w:sz w:val="17"/>
-              </w:rPr>
-              <w:t>—</w:t>
-            </w:r>
-          </w:p>
-        </w:tc>
-        <w:tc>
-          <w:tcPr>
-            <w:tcW w:type="dxa" w:w="2493"/>
-          </w:tcPr>
-          <w:p>
-            <w:r>
-              <w:rPr>
-                <w:rFonts w:ascii="Times New Roman" w:hAnsi="Times New Roman" w:eastAsia="宋体"/>
-                <w:sz w:val="17"/>
-              </w:rPr>
-              <w:t>⛔ **未实现**（S5 切片，仅 `equipment` 表结构与包骨架）</w:t>
+              <w:t>编号</w:t>
+            </w:r>
+          </w:p>
+        </w:tc>
+        <w:tc>
+          <w:tcPr>
+            <w:tcW w:type="dxa" w:w="2493"/>
+          </w:tcPr>
+          <w:p>
+            <w:r>
+              <w:rPr>
+                <w:rFonts w:ascii="Times New Roman" w:hAnsi="Times New Roman" w:eastAsia="宋体"/>
+                <w:sz w:val="17"/>
+              </w:rPr>
+              <w:t>需求简述</w:t>
+            </w:r>
+          </w:p>
+        </w:tc>
+        <w:tc>
+          <w:tcPr>
+            <w:tcW w:type="dxa" w:w="2493"/>
+          </w:tcPr>
+          <w:p>
+            <w:r>
+              <w:rPr>
+                <w:rFonts w:ascii="Times New Roman" w:hAnsi="Times New Roman" w:eastAsia="宋体"/>
+                <w:sz w:val="17"/>
+              </w:rPr>
+              <w:t>验证用例</w:t>
+            </w:r>
+          </w:p>
+        </w:tc>
+        <w:tc>
+          <w:tcPr>
+            <w:tcW w:type="dxa" w:w="2493"/>
+          </w:tcPr>
+          <w:p>
+            <w:r>
+              <w:rPr>
+                <w:rFonts w:ascii="Times New Roman" w:hAnsi="Times New Roman" w:eastAsia="宋体"/>
+                <w:sz w:val="17"/>
+              </w:rPr>
+              <w:t>状态</w:t>
             </w:r>
           </w:p>
         </w:tc>
@@ -2482,49 +2482,49 @@
                 <w:rFonts w:ascii="Times New Roman" w:hAnsi="Times New Roman" w:eastAsia="宋体"/>
                 <w:sz w:val="17"/>
               </w:rPr>
-              <w:t>REQ-B6-002</w:t>
-            </w:r>
-          </w:p>
-        </w:tc>
-        <w:tc>
-          <w:tcPr>
-            <w:tcW w:type="dxa" w:w="2493"/>
-          </w:tcPr>
-          <w:p>
-            <w:r>
-              <w:rPr>
-                <w:rFonts w:ascii="Times New Roman" w:hAnsi="Times New Roman" w:eastAsia="宋体"/>
-                <w:sz w:val="17"/>
-              </w:rPr>
-              <w:t>场馆档案（4 私有 + 1 公共）</w:t>
-            </w:r>
-          </w:p>
-        </w:tc>
-        <w:tc>
-          <w:tcPr>
-            <w:tcW w:type="dxa" w:w="2493"/>
-          </w:tcPr>
-          <w:p>
-            <w:r>
-              <w:rPr>
-                <w:rFonts w:ascii="Times New Roman" w:hAnsi="Times New Roman" w:eastAsia="宋体"/>
-                <w:sz w:val="17"/>
-              </w:rPr>
-              <w:t>IT-073 场馆列表、BT-054 场馆卡片渲染、BT-071 场馆管理页</w:t>
-            </w:r>
-          </w:p>
-        </w:tc>
-        <w:tc>
-          <w:tcPr>
-            <w:tcW w:type="dxa" w:w="2493"/>
-          </w:tcPr>
-          <w:p>
-            <w:r>
-              <w:rPr>
-                <w:rFonts w:ascii="Times New Roman" w:hAnsi="Times New Roman" w:eastAsia="宋体"/>
-                <w:sz w:val="17"/>
-              </w:rPr>
-              <w:t>✅</w:t>
+              <w:t>REQ-B6-001</w:t>
+            </w:r>
+          </w:p>
+        </w:tc>
+        <w:tc>
+          <w:tcPr>
+            <w:tcW w:type="dxa" w:w="2493"/>
+          </w:tcPr>
+          <w:p>
+            <w:r>
+              <w:rPr>
+                <w:rFonts w:ascii="Times New Roman" w:hAnsi="Times New Roman" w:eastAsia="宋体"/>
+                <w:sz w:val="17"/>
+              </w:rPr>
+              <w:t>器材台账与状态变更</w:t>
+            </w:r>
+          </w:p>
+        </w:tc>
+        <w:tc>
+          <w:tcPr>
+            <w:tcW w:type="dxa" w:w="2493"/>
+          </w:tcPr>
+          <w:p>
+            <w:r>
+              <w:rPr>
+                <w:rFonts w:ascii="Times New Roman" w:hAnsi="Times New Roman" w:eastAsia="宋体"/>
+                <w:sz w:val="17"/>
+              </w:rPr>
+              <w:t>—</w:t>
+            </w:r>
+          </w:p>
+        </w:tc>
+        <w:tc>
+          <w:tcPr>
+            <w:tcW w:type="dxa" w:w="2493"/>
+          </w:tcPr>
+          <w:p>
+            <w:r>
+              <w:rPr>
+                <w:rFonts w:ascii="Times New Roman" w:hAnsi="Times New Roman" w:eastAsia="宋体"/>
+                <w:sz w:val="17"/>
+              </w:rPr>
+              <w:t>⛔ **未实现**（S5 切片，仅 `equipment` 表结构与包骨架）</w:t>
             </w:r>
           </w:p>
         </w:tc>
@@ -2540,35 +2540,35 @@
                 <w:rFonts w:ascii="Times New Roman" w:hAnsi="Times New Roman" w:eastAsia="宋体"/>
                 <w:sz w:val="17"/>
               </w:rPr>
-              <w:t>REQ-B6-003</w:t>
-            </w:r>
-          </w:p>
-        </w:tc>
-        <w:tc>
-          <w:tcPr>
-            <w:tcW w:type="dxa" w:w="2493"/>
-          </w:tcPr>
-          <w:p>
-            <w:r>
-              <w:rPr>
-                <w:rFonts w:ascii="Times New Roman" w:hAnsi="Times New Roman" w:eastAsia="宋体"/>
-                <w:sz w:val="17"/>
-              </w:rPr>
-              <w:t>场地预约（会员自助 + 门店代约）</w:t>
-            </w:r>
-          </w:p>
-        </w:tc>
-        <w:tc>
-          <w:tcPr>
-            <w:tcW w:type="dxa" w:w="2493"/>
-          </w:tcPr>
-          <w:p>
-            <w:r>
-              <w:rPr>
-                <w:rFonts w:ascii="Times New Roman" w:hAnsi="Times New Roman" w:eastAsia="宋体"/>
-                <w:sz w:val="17"/>
-              </w:rPr>
-              <w:t>IT-074 会员自助、IT-085 门店代约、BT-056/076</w:t>
+              <w:t>REQ-B6-002</w:t>
+            </w:r>
+          </w:p>
+        </w:tc>
+        <w:tc>
+          <w:tcPr>
+            <w:tcW w:type="dxa" w:w="2493"/>
+          </w:tcPr>
+          <w:p>
+            <w:r>
+              <w:rPr>
+                <w:rFonts w:ascii="Times New Roman" w:hAnsi="Times New Roman" w:eastAsia="宋体"/>
+                <w:sz w:val="17"/>
+              </w:rPr>
+              <w:t>场馆档案（4 私有 + 1 公共）</w:t>
+            </w:r>
+          </w:p>
+        </w:tc>
+        <w:tc>
+          <w:tcPr>
+            <w:tcW w:type="dxa" w:w="2493"/>
+          </w:tcPr>
+          <w:p>
+            <w:r>
+              <w:rPr>
+                <w:rFonts w:ascii="Times New Roman" w:hAnsi="Times New Roman" w:eastAsia="宋体"/>
+                <w:sz w:val="17"/>
+              </w:rPr>
+              <w:t>IT-073 场馆列表、BT-054 场馆卡片渲染、BT-071 场馆管理页</w:t>
             </w:r>
           </w:p>
         </w:tc>
@@ -2598,35 +2598,35 @@
                 <w:rFonts w:ascii="Times New Roman" w:hAnsi="Times New Roman" w:eastAsia="宋体"/>
                 <w:sz w:val="17"/>
               </w:rPr>
-              <w:t>REQ-B6-004</w:t>
-            </w:r>
-          </w:p>
-        </w:tc>
-        <w:tc>
-          <w:tcPr>
-            <w:tcW w:type="dxa" w:w="2493"/>
-          </w:tcPr>
-          <w:p>
-            <w:r>
-              <w:rPr>
-                <w:rFonts w:ascii="Times New Roman" w:hAnsi="Times New Roman" w:eastAsia="宋体"/>
-                <w:sz w:val="17"/>
-              </w:rPr>
-              <w:t>同一场地时段不可重叠</w:t>
-            </w:r>
-          </w:p>
-        </w:tc>
-        <w:tc>
-          <w:tcPr>
-            <w:tcW w:type="dxa" w:w="2493"/>
-          </w:tcPr>
-          <w:p>
-            <w:r>
-              <w:rPr>
-                <w:rFonts w:ascii="Times New Roman" w:hAnsi="Times New Roman" w:eastAsia="宋体"/>
-                <w:sz w:val="17"/>
-              </w:rPr>
-              <w:t>IT-075 冲突 409、BT-057 重复预约被拒</w:t>
+              <w:t>REQ-B6-003</w:t>
+            </w:r>
+          </w:p>
+        </w:tc>
+        <w:tc>
+          <w:tcPr>
+            <w:tcW w:type="dxa" w:w="2493"/>
+          </w:tcPr>
+          <w:p>
+            <w:r>
+              <w:rPr>
+                <w:rFonts w:ascii="Times New Roman" w:hAnsi="Times New Roman" w:eastAsia="宋体"/>
+                <w:sz w:val="17"/>
+              </w:rPr>
+              <w:t>场地预约（会员自助 + 门店代约）</w:t>
+            </w:r>
+          </w:p>
+        </w:tc>
+        <w:tc>
+          <w:tcPr>
+            <w:tcW w:type="dxa" w:w="2493"/>
+          </w:tcPr>
+          <w:p>
+            <w:r>
+              <w:rPr>
+                <w:rFonts w:ascii="Times New Roman" w:hAnsi="Times New Roman" w:eastAsia="宋体"/>
+                <w:sz w:val="17"/>
+              </w:rPr>
+              <w:t>IT-074 会员自助、IT-085 门店代约、BT-056/076</w:t>
             </w:r>
           </w:p>
         </w:tc>
@@ -2656,35 +2656,35 @@
                 <w:rFonts w:ascii="Times New Roman" w:hAnsi="Times New Roman" w:eastAsia="宋体"/>
                 <w:sz w:val="17"/>
               </w:rPr>
-              <w:t>REQ-B6-005</w:t>
-            </w:r>
-          </w:p>
-        </w:tc>
-        <w:tc>
-          <w:tcPr>
-            <w:tcW w:type="dxa" w:w="2493"/>
-          </w:tcPr>
-          <w:p>
-            <w:r>
-              <w:rPr>
-                <w:rFonts w:ascii="Times New Roman" w:hAnsi="Times New Roman" w:eastAsia="宋体"/>
-                <w:sz w:val="17"/>
-              </w:rPr>
-              <w:t>私有场馆需有效会籍；公共区域不限；维护中不可约</w:t>
-            </w:r>
-          </w:p>
-        </w:tc>
-        <w:tc>
-          <w:tcPr>
-            <w:tcW w:type="dxa" w:w="2493"/>
-          </w:tcPr>
-          <w:p>
-            <w:r>
-              <w:rPr>
-                <w:rFonts w:ascii="Times New Roman" w:hAnsi="Times New Roman" w:eastAsia="宋体"/>
-                <w:sz w:val="17"/>
-              </w:rPr>
-              <w:t>IT-078~079 会籍差异化、IT-083~084 维护中、BT-L</w:t>
+              <w:t>REQ-B6-004</w:t>
+            </w:r>
+          </w:p>
+        </w:tc>
+        <w:tc>
+          <w:tcPr>
+            <w:tcW w:type="dxa" w:w="2493"/>
+          </w:tcPr>
+          <w:p>
+            <w:r>
+              <w:rPr>
+                <w:rFonts w:ascii="Times New Roman" w:hAnsi="Times New Roman" w:eastAsia="宋体"/>
+                <w:sz w:val="17"/>
+              </w:rPr>
+              <w:t>同一场地时段不可重叠</w:t>
+            </w:r>
+          </w:p>
+        </w:tc>
+        <w:tc>
+          <w:tcPr>
+            <w:tcW w:type="dxa" w:w="2493"/>
+          </w:tcPr>
+          <w:p>
+            <w:r>
+              <w:rPr>
+                <w:rFonts w:ascii="Times New Roman" w:hAnsi="Times New Roman" w:eastAsia="宋体"/>
+                <w:sz w:val="17"/>
+              </w:rPr>
+              <w:t>IT-075 冲突 409、BT-057 重复预约被拒</w:t>
             </w:r>
           </w:p>
         </w:tc>
@@ -2714,35 +2714,35 @@
                 <w:rFonts w:ascii="Times New Roman" w:hAnsi="Times New Roman" w:eastAsia="宋体"/>
                 <w:sz w:val="17"/>
               </w:rPr>
-              <w:t>REQ-B6-006</w:t>
-            </w:r>
-          </w:p>
-        </w:tc>
-        <w:tc>
-          <w:tcPr>
-            <w:tcW w:type="dxa" w:w="2493"/>
-          </w:tcPr>
-          <w:p>
-            <w:r>
-              <w:rPr>
-                <w:rFonts w:ascii="Times New Roman" w:hAnsi="Times New Roman" w:eastAsia="宋体"/>
-                <w:sz w:val="17"/>
-              </w:rPr>
-              <w:t>取消场地预约（重复取消 409）</w:t>
-            </w:r>
-          </w:p>
-        </w:tc>
-        <w:tc>
-          <w:tcPr>
-            <w:tcW w:type="dxa" w:w="2493"/>
-          </w:tcPr>
-          <w:p>
-            <w:r>
-              <w:rPr>
-                <w:rFonts w:ascii="Times New Roman" w:hAnsi="Times New Roman" w:eastAsia="宋体"/>
-                <w:sz w:val="17"/>
-              </w:rPr>
-              <w:t>IT-088~089 取消与重复取消、BT-059 页面取消</w:t>
+              <w:t>REQ-B6-005</w:t>
+            </w:r>
+          </w:p>
+        </w:tc>
+        <w:tc>
+          <w:tcPr>
+            <w:tcW w:type="dxa" w:w="2493"/>
+          </w:tcPr>
+          <w:p>
+            <w:r>
+              <w:rPr>
+                <w:rFonts w:ascii="Times New Roman" w:hAnsi="Times New Roman" w:eastAsia="宋体"/>
+                <w:sz w:val="17"/>
+              </w:rPr>
+              <w:t>私有场馆需有效会籍；公共区域不限；维护中不可约</w:t>
+            </w:r>
+          </w:p>
+        </w:tc>
+        <w:tc>
+          <w:tcPr>
+            <w:tcW w:type="dxa" w:w="2493"/>
+          </w:tcPr>
+          <w:p>
+            <w:r>
+              <w:rPr>
+                <w:rFonts w:ascii="Times New Roman" w:hAnsi="Times New Roman" w:eastAsia="宋体"/>
+                <w:sz w:val="17"/>
+              </w:rPr>
+              <w:t>IT-078~079 会籍差异化、IT-083~084 维护中、BT-L</w:t>
             </w:r>
           </w:p>
         </w:tc>
@@ -2772,35 +2772,35 @@
                 <w:rFonts w:ascii="Times New Roman" w:hAnsi="Times New Roman" w:eastAsia="宋体"/>
                 <w:sz w:val="17"/>
               </w:rPr>
-              <w:t>REQ-B6-007</w:t>
-            </w:r>
-          </w:p>
-        </w:tc>
-        <w:tc>
-          <w:tcPr>
-            <w:tcW w:type="dxa" w:w="2493"/>
-          </w:tcPr>
-          <w:p>
-            <w:r>
-              <w:rPr>
-                <w:rFonts w:ascii="Times New Roman" w:hAnsi="Times New Roman" w:eastAsia="宋体"/>
-                <w:sz w:val="17"/>
-              </w:rPr>
-              <w:t>场馆占用周课表（按周/按场馆，已取消不占位）</w:t>
-            </w:r>
-          </w:p>
-        </w:tc>
-        <w:tc>
-          <w:tcPr>
-            <w:tcW w:type="dxa" w:w="2493"/>
-          </w:tcPr>
-          <w:p>
-            <w:r>
-              <w:rPr>
-                <w:rFonts w:ascii="Times New Roman" w:hAnsi="Times New Roman" w:eastAsia="宋体"/>
-                <w:sz w:val="17"/>
-              </w:rPr>
-              <w:t>TT-08~10 单元、IT-126~127 与 booked 口径一致、BT-096 占用课表视图</w:t>
+              <w:t>REQ-B6-006</w:t>
+            </w:r>
+          </w:p>
+        </w:tc>
+        <w:tc>
+          <w:tcPr>
+            <w:tcW w:type="dxa" w:w="2493"/>
+          </w:tcPr>
+          <w:p>
+            <w:r>
+              <w:rPr>
+                <w:rFonts w:ascii="Times New Roman" w:hAnsi="Times New Roman" w:eastAsia="宋体"/>
+                <w:sz w:val="17"/>
+              </w:rPr>
+              <w:t>取消场地预约（重复取消 409）</w:t>
+            </w:r>
+          </w:p>
+        </w:tc>
+        <w:tc>
+          <w:tcPr>
+            <w:tcW w:type="dxa" w:w="2493"/>
+          </w:tcPr>
+          <w:p>
+            <w:r>
+              <w:rPr>
+                <w:rFonts w:ascii="Times New Roman" w:hAnsi="Times New Roman" w:eastAsia="宋体"/>
+                <w:sz w:val="17"/>
+              </w:rPr>
+              <w:t>IT-088~089 取消与重复取消、BT-059 页面取消</w:t>
             </w:r>
           </w:p>
         </w:tc>
@@ -2830,49 +2830,49 @@
                 <w:rFonts w:ascii="Times New Roman" w:hAnsi="Times New Roman" w:eastAsia="宋体"/>
                 <w:sz w:val="17"/>
               </w:rPr>
-              <w:t>编号</w:t>
-            </w:r>
-          </w:p>
-        </w:tc>
-        <w:tc>
-          <w:tcPr>
-            <w:tcW w:type="dxa" w:w="2493"/>
-          </w:tcPr>
-          <w:p>
-            <w:r>
-              <w:rPr>
-                <w:rFonts w:ascii="Times New Roman" w:hAnsi="Times New Roman" w:eastAsia="宋体"/>
-                <w:sz w:val="17"/>
-              </w:rPr>
-              <w:t>需求简述</w:t>
-            </w:r>
-          </w:p>
-        </w:tc>
-        <w:tc>
-          <w:tcPr>
-            <w:tcW w:type="dxa" w:w="2493"/>
-          </w:tcPr>
-          <w:p>
-            <w:r>
-              <w:rPr>
-                <w:rFonts w:ascii="Times New Roman" w:hAnsi="Times New Roman" w:eastAsia="宋体"/>
-                <w:sz w:val="17"/>
-              </w:rPr>
-              <w:t>验证用例</w:t>
-            </w:r>
-          </w:p>
-        </w:tc>
-        <w:tc>
-          <w:tcPr>
-            <w:tcW w:type="dxa" w:w="2493"/>
-          </w:tcPr>
-          <w:p>
-            <w:r>
-              <w:rPr>
-                <w:rFonts w:ascii="Times New Roman" w:hAnsi="Times New Roman" w:eastAsia="宋体"/>
-                <w:sz w:val="17"/>
-              </w:rPr>
-              <w:t>状态</w:t>
+              <w:t>REQ-B6-007</w:t>
+            </w:r>
+          </w:p>
+        </w:tc>
+        <w:tc>
+          <w:tcPr>
+            <w:tcW w:type="dxa" w:w="2493"/>
+          </w:tcPr>
+          <w:p>
+            <w:r>
+              <w:rPr>
+                <w:rFonts w:ascii="Times New Roman" w:hAnsi="Times New Roman" w:eastAsia="宋体"/>
+                <w:sz w:val="17"/>
+              </w:rPr>
+              <w:t>场馆占用周课表（按周/按场馆，已取消不占位）</w:t>
+            </w:r>
+          </w:p>
+        </w:tc>
+        <w:tc>
+          <w:tcPr>
+            <w:tcW w:type="dxa" w:w="2493"/>
+          </w:tcPr>
+          <w:p>
+            <w:r>
+              <w:rPr>
+                <w:rFonts w:ascii="Times New Roman" w:hAnsi="Times New Roman" w:eastAsia="宋体"/>
+                <w:sz w:val="17"/>
+              </w:rPr>
+              <w:t>TT-08~10 单元、IT-126~127 与 booked 口径一致、BT-096 占用课表视图</w:t>
+            </w:r>
+          </w:p>
+        </w:tc>
+        <w:tc>
+          <w:tcPr>
+            <w:tcW w:type="dxa" w:w="2493"/>
+          </w:tcPr>
+          <w:p>
+            <w:r>
+              <w:rPr>
+                <w:rFonts w:ascii="Times New Roman" w:hAnsi="Times New Roman" w:eastAsia="宋体"/>
+                <w:sz w:val="17"/>
+              </w:rPr>
+              <w:t>✅</w:t>
             </w:r>
           </w:p>
         </w:tc>
@@ -2888,49 +2888,49 @@
                 <w:rFonts w:ascii="Times New Roman" w:hAnsi="Times New Roman" w:eastAsia="宋体"/>
                 <w:sz w:val="17"/>
               </w:rPr>
-              <w:t>REQ-B7-001</w:t>
-            </w:r>
-          </w:p>
-        </w:tc>
-        <w:tc>
-          <w:tcPr>
-            <w:tcW w:type="dxa" w:w="2493"/>
-          </w:tcPr>
-          <w:p>
-            <w:r>
-              <w:rPr>
-                <w:rFonts w:ascii="Times New Roman" w:hAnsi="Times New Roman" w:eastAsia="宋体"/>
-                <w:sz w:val="17"/>
-              </w:rPr>
-              <w:t>私教录入体测数据（身高/体重/BMI/体脂/围度）</w:t>
-            </w:r>
-          </w:p>
-        </w:tc>
-        <w:tc>
-          <w:tcPr>
-            <w:tcW w:type="dxa" w:w="2493"/>
-          </w:tcPr>
-          <w:p>
-            <w:r>
-              <w:rPr>
-                <w:rFonts w:ascii="Times New Roman" w:hAnsi="Times New Roman" w:eastAsia="宋体"/>
-                <w:sz w:val="17"/>
-              </w:rPr>
-              <w:t>—</w:t>
-            </w:r>
-          </w:p>
-        </w:tc>
-        <w:tc>
-          <w:tcPr>
-            <w:tcW w:type="dxa" w:w="2493"/>
-          </w:tcPr>
-          <w:p>
-            <w:r>
-              <w:rPr>
-                <w:rFonts w:ascii="Times New Roman" w:hAnsi="Times New Roman" w:eastAsia="宋体"/>
-                <w:sz w:val="17"/>
-              </w:rPr>
-              <w:t>⛔ **未实现**（S3 切片，数据库有 `assessment` 表但无录入界面与接口）</w:t>
+              <w:t>编号</w:t>
+            </w:r>
+          </w:p>
+        </w:tc>
+        <w:tc>
+          <w:tcPr>
+            <w:tcW w:type="dxa" w:w="2493"/>
+          </w:tcPr>
+          <w:p>
+            <w:r>
+              <w:rPr>
+                <w:rFonts w:ascii="Times New Roman" w:hAnsi="Times New Roman" w:eastAsia="宋体"/>
+                <w:sz w:val="17"/>
+              </w:rPr>
+              <w:t>需求简述</w:t>
+            </w:r>
+          </w:p>
+        </w:tc>
+        <w:tc>
+          <w:tcPr>
+            <w:tcW w:type="dxa" w:w="2493"/>
+          </w:tcPr>
+          <w:p>
+            <w:r>
+              <w:rPr>
+                <w:rFonts w:ascii="Times New Roman" w:hAnsi="Times New Roman" w:eastAsia="宋体"/>
+                <w:sz w:val="17"/>
+              </w:rPr>
+              <w:t>验证用例</w:t>
+            </w:r>
+          </w:p>
+        </w:tc>
+        <w:tc>
+          <w:tcPr>
+            <w:tcW w:type="dxa" w:w="2493"/>
+          </w:tcPr>
+          <w:p>
+            <w:r>
+              <w:rPr>
+                <w:rFonts w:ascii="Times New Roman" w:hAnsi="Times New Roman" w:eastAsia="宋体"/>
+                <w:sz w:val="17"/>
+              </w:rPr>
+              <w:t>状态</w:t>
             </w:r>
           </w:p>
         </w:tc>
@@ -2946,21 +2946,21 @@
                 <w:rFonts w:ascii="Times New Roman" w:hAnsi="Times New Roman" w:eastAsia="宋体"/>
                 <w:sz w:val="17"/>
               </w:rPr>
-              <w:t>REQ-B7-002</w:t>
-            </w:r>
-          </w:p>
-        </w:tc>
-        <w:tc>
-          <w:tcPr>
-            <w:tcW w:type="dxa" w:w="2493"/>
-          </w:tcPr>
-          <w:p>
-            <w:r>
-              <w:rPr>
-                <w:rFonts w:ascii="Times New Roman" w:hAnsi="Times New Roman" w:eastAsia="宋体"/>
-                <w:sz w:val="17"/>
-              </w:rPr>
-              <w:t>体测历史对比（时间序列）</w:t>
+              <w:t>REQ-B7-001</w:t>
+            </w:r>
+          </w:p>
+        </w:tc>
+        <w:tc>
+          <w:tcPr>
+            <w:tcW w:type="dxa" w:w="2493"/>
+          </w:tcPr>
+          <w:p>
+            <w:r>
+              <w:rPr>
+                <w:rFonts w:ascii="Times New Roman" w:hAnsi="Times New Roman" w:eastAsia="宋体"/>
+                <w:sz w:val="17"/>
+              </w:rPr>
+              <w:t>私教录入体测数据（身高/体重/BMI/体脂/围度）</w:t>
             </w:r>
           </w:p>
         </w:tc>
@@ -2988,7 +2988,7 @@
                 <w:rFonts w:ascii="Times New Roman" w:hAnsi="Times New Roman" w:eastAsia="宋体"/>
                 <w:sz w:val="17"/>
               </w:rPr>
-              <w:t>⛔ **未实现**</w:t>
+              <w:t>⛔ **未实现**（S3 切片，数据库有 `assessment` 表但无录入界面与接口）</w:t>
             </w:r>
           </w:p>
         </w:tc>
@@ -3004,49 +3004,49 @@
                 <w:rFonts w:ascii="Times New Roman" w:hAnsi="Times New Roman" w:eastAsia="宋体"/>
                 <w:sz w:val="17"/>
               </w:rPr>
-              <w:t>编号</w:t>
-            </w:r>
-          </w:p>
-        </w:tc>
-        <w:tc>
-          <w:tcPr>
-            <w:tcW w:type="dxa" w:w="2493"/>
-          </w:tcPr>
-          <w:p>
-            <w:r>
-              <w:rPr>
-                <w:rFonts w:ascii="Times New Roman" w:hAnsi="Times New Roman" w:eastAsia="宋体"/>
-                <w:sz w:val="17"/>
-              </w:rPr>
-              <w:t>需求简述</w:t>
-            </w:r>
-          </w:p>
-        </w:tc>
-        <w:tc>
-          <w:tcPr>
-            <w:tcW w:type="dxa" w:w="2493"/>
-          </w:tcPr>
-          <w:p>
-            <w:r>
-              <w:rPr>
-                <w:rFonts w:ascii="Times New Roman" w:hAnsi="Times New Roman" w:eastAsia="宋体"/>
-                <w:sz w:val="17"/>
-              </w:rPr>
-              <w:t>验证用例</w:t>
-            </w:r>
-          </w:p>
-        </w:tc>
-        <w:tc>
-          <w:tcPr>
-            <w:tcW w:type="dxa" w:w="2493"/>
-          </w:tcPr>
-          <w:p>
-            <w:r>
-              <w:rPr>
-                <w:rFonts w:ascii="Times New Roman" w:hAnsi="Times New Roman" w:eastAsia="宋体"/>
-                <w:sz w:val="17"/>
-              </w:rPr>
-              <w:t>状态</w:t>
+              <w:t>REQ-B7-002</w:t>
+            </w:r>
+          </w:p>
+        </w:tc>
+        <w:tc>
+          <w:tcPr>
+            <w:tcW w:type="dxa" w:w="2493"/>
+          </w:tcPr>
+          <w:p>
+            <w:r>
+              <w:rPr>
+                <w:rFonts w:ascii="Times New Roman" w:hAnsi="Times New Roman" w:eastAsia="宋体"/>
+                <w:sz w:val="17"/>
+              </w:rPr>
+              <w:t>体测历史对比（时间序列）</w:t>
+            </w:r>
+          </w:p>
+        </w:tc>
+        <w:tc>
+          <w:tcPr>
+            <w:tcW w:type="dxa" w:w="2493"/>
+          </w:tcPr>
+          <w:p>
+            <w:r>
+              <w:rPr>
+                <w:rFonts w:ascii="Times New Roman" w:hAnsi="Times New Roman" w:eastAsia="宋体"/>
+                <w:sz w:val="17"/>
+              </w:rPr>
+              <w:t>—</w:t>
+            </w:r>
+          </w:p>
+        </w:tc>
+        <w:tc>
+          <w:tcPr>
+            <w:tcW w:type="dxa" w:w="2493"/>
+          </w:tcPr>
+          <w:p>
+            <w:r>
+              <w:rPr>
+                <w:rFonts w:ascii="Times New Roman" w:hAnsi="Times New Roman" w:eastAsia="宋体"/>
+                <w:sz w:val="17"/>
+              </w:rPr>
+              <w:t>⛔ **未实现**</w:t>
             </w:r>
           </w:p>
         </w:tc>
@@ -3062,49 +3062,49 @@
                 <w:rFonts w:ascii="Times New Roman" w:hAnsi="Times New Roman" w:eastAsia="宋体"/>
                 <w:sz w:val="17"/>
               </w:rPr>
-              <w:t>REQ-B8-001</w:t>
-            </w:r>
-          </w:p>
-        </w:tc>
-        <w:tc>
-          <w:tcPr>
-            <w:tcW w:type="dxa" w:w="2493"/>
-          </w:tcPr>
-          <w:p>
-            <w:r>
-              <w:rPr>
-                <w:rFonts w:ascii="Times New Roman" w:hAnsi="Times New Roman" w:eastAsia="宋体"/>
-                <w:sz w:val="17"/>
-              </w:rPr>
-              <w:t>每日计算流失风险等级（R7）</w:t>
-            </w:r>
-          </w:p>
-        </w:tc>
-        <w:tc>
-          <w:tcPr>
-            <w:tcW w:type="dxa" w:w="2493"/>
-          </w:tcPr>
-          <w:p>
-            <w:r>
-              <w:rPr>
-                <w:rFonts w:ascii="Times New Roman" w:hAnsi="Times New Roman" w:eastAsia="宋体"/>
-                <w:sz w:val="17"/>
-              </w:rPr>
-              <w:t>U:WarningRulesTest、IT-036 风险扫描、BT-023 风险页</w:t>
-            </w:r>
-          </w:p>
-        </w:tc>
-        <w:tc>
-          <w:tcPr>
-            <w:tcW w:type="dxa" w:w="2493"/>
-          </w:tcPr>
-          <w:p>
-            <w:r>
-              <w:rPr>
-                <w:rFonts w:ascii="Times New Roman" w:hAnsi="Times New Roman" w:eastAsia="宋体"/>
-                <w:sz w:val="17"/>
-              </w:rPr>
-              <w:t>✅</w:t>
+              <w:t>编号</w:t>
+            </w:r>
+          </w:p>
+        </w:tc>
+        <w:tc>
+          <w:tcPr>
+            <w:tcW w:type="dxa" w:w="2493"/>
+          </w:tcPr>
+          <w:p>
+            <w:r>
+              <w:rPr>
+                <w:rFonts w:ascii="Times New Roman" w:hAnsi="Times New Roman" w:eastAsia="宋体"/>
+                <w:sz w:val="17"/>
+              </w:rPr>
+              <w:t>需求简述</w:t>
+            </w:r>
+          </w:p>
+        </w:tc>
+        <w:tc>
+          <w:tcPr>
+            <w:tcW w:type="dxa" w:w="2493"/>
+          </w:tcPr>
+          <w:p>
+            <w:r>
+              <w:rPr>
+                <w:rFonts w:ascii="Times New Roman" w:hAnsi="Times New Roman" w:eastAsia="宋体"/>
+                <w:sz w:val="17"/>
+              </w:rPr>
+              <w:t>验证用例</w:t>
+            </w:r>
+          </w:p>
+        </w:tc>
+        <w:tc>
+          <w:tcPr>
+            <w:tcW w:type="dxa" w:w="2493"/>
+          </w:tcPr>
+          <w:p>
+            <w:r>
+              <w:rPr>
+                <w:rFonts w:ascii="Times New Roman" w:hAnsi="Times New Roman" w:eastAsia="宋体"/>
+                <w:sz w:val="17"/>
+              </w:rPr>
+              <w:t>状态</w:t>
             </w:r>
           </w:p>
         </w:tc>
@@ -3120,35 +3120,35 @@
                 <w:rFonts w:ascii="Times New Roman" w:hAnsi="Times New Roman" w:eastAsia="宋体"/>
                 <w:sz w:val="17"/>
               </w:rPr>
-              <w:t>REQ-B8-002</w:t>
-            </w:r>
-          </w:p>
-        </w:tc>
-        <w:tc>
-          <w:tcPr>
-            <w:tcW w:type="dxa" w:w="2493"/>
-          </w:tcPr>
-          <w:p>
-            <w:r>
-              <w:rPr>
-                <w:rFonts w:ascii="Times New Roman" w:hAnsi="Times New Roman" w:eastAsia="宋体"/>
-                <w:sz w:val="17"/>
-              </w:rPr>
-              <w:t>连续 4 周未到店或爽约率&gt;30% → 高风险+跟进任务（R7）</w:t>
-            </w:r>
-          </w:p>
-        </w:tc>
-        <w:tc>
-          <w:tcPr>
-            <w:tcW w:type="dxa" w:w="2493"/>
-          </w:tcPr>
-          <w:p>
-            <w:r>
-              <w:rPr>
-                <w:rFonts w:ascii="Times New Roman" w:hAnsi="Times New Roman" w:eastAsia="宋体"/>
-                <w:sz w:val="17"/>
-              </w:rPr>
-              <w:t>U:WarningRulesTest、IT-036~037</w:t>
+              <w:t>REQ-B8-001</w:t>
+            </w:r>
+          </w:p>
+        </w:tc>
+        <w:tc>
+          <w:tcPr>
+            <w:tcW w:type="dxa" w:w="2493"/>
+          </w:tcPr>
+          <w:p>
+            <w:r>
+              <w:rPr>
+                <w:rFonts w:ascii="Times New Roman" w:hAnsi="Times New Roman" w:eastAsia="宋体"/>
+                <w:sz w:val="17"/>
+              </w:rPr>
+              <w:t>每日计算流失风险等级（R7）</w:t>
+            </w:r>
+          </w:p>
+        </w:tc>
+        <w:tc>
+          <w:tcPr>
+            <w:tcW w:type="dxa" w:w="2493"/>
+          </w:tcPr>
+          <w:p>
+            <w:r>
+              <w:rPr>
+                <w:rFonts w:ascii="Times New Roman" w:hAnsi="Times New Roman" w:eastAsia="宋体"/>
+                <w:sz w:val="17"/>
+              </w:rPr>
+              <w:t>U:WarningRulesTest、IT-036 风险扫描、BT-023 风险页</w:t>
             </w:r>
           </w:p>
         </w:tc>
@@ -3178,35 +3178,35 @@
                 <w:rFonts w:ascii="Times New Roman" w:hAnsi="Times New Roman" w:eastAsia="宋体"/>
                 <w:sz w:val="17"/>
               </w:rPr>
-              <w:t>REQ-B8-003</w:t>
-            </w:r>
-          </w:p>
-        </w:tc>
-        <w:tc>
-          <w:tcPr>
-            <w:tcW w:type="dxa" w:w="2493"/>
-          </w:tcPr>
-          <w:p>
-            <w:r>
-              <w:rPr>
-                <w:rFonts w:ascii="Times New Roman" w:hAnsi="Times New Roman" w:eastAsia="宋体"/>
-                <w:sz w:val="17"/>
-              </w:rPr>
-              <w:t>爽约概率预测（R8）</w:t>
-            </w:r>
-          </w:p>
-        </w:tc>
-        <w:tc>
-          <w:tcPr>
-            <w:tcW w:type="dxa" w:w="2493"/>
-          </w:tcPr>
-          <w:p>
-            <w:r>
-              <w:rPr>
-                <w:rFonts w:ascii="Times New Roman" w:hAnsi="Times New Roman" w:eastAsia="宋体"/>
-                <w:sz w:val="17"/>
-              </w:rPr>
-              <w:t>U:WarningRulesTest、IT-038 概率与建议动作</w:t>
+              <w:t>REQ-B8-002</w:t>
+            </w:r>
+          </w:p>
+        </w:tc>
+        <w:tc>
+          <w:tcPr>
+            <w:tcW w:type="dxa" w:w="2493"/>
+          </w:tcPr>
+          <w:p>
+            <w:r>
+              <w:rPr>
+                <w:rFonts w:ascii="Times New Roman" w:hAnsi="Times New Roman" w:eastAsia="宋体"/>
+                <w:sz w:val="17"/>
+              </w:rPr>
+              <w:t>连续 4 周未到店或爽约率&gt;30% → 高风险+跟进任务（R7）</w:t>
+            </w:r>
+          </w:p>
+        </w:tc>
+        <w:tc>
+          <w:tcPr>
+            <w:tcW w:type="dxa" w:w="2493"/>
+          </w:tcPr>
+          <w:p>
+            <w:r>
+              <w:rPr>
+                <w:rFonts w:ascii="Times New Roman" w:hAnsi="Times New Roman" w:eastAsia="宋体"/>
+                <w:sz w:val="17"/>
+              </w:rPr>
+              <w:t>U:WarningRulesTest、IT-036~037</w:t>
             </w:r>
           </w:p>
         </w:tc>
@@ -3236,35 +3236,35 @@
                 <w:rFonts w:ascii="Times New Roman" w:hAnsi="Times New Roman" w:eastAsia="宋体"/>
                 <w:sz w:val="17"/>
               </w:rPr>
-              <w:t>REQ-B8-004</w:t>
-            </w:r>
-          </w:p>
-        </w:tc>
-        <w:tc>
-          <w:tcPr>
-            <w:tcW w:type="dxa" w:w="2493"/>
-          </w:tcPr>
-          <w:p>
-            <w:r>
-              <w:rPr>
-                <w:rFonts w:ascii="Times New Roman" w:hAnsi="Times New Roman" w:eastAsia="宋体"/>
-                <w:sz w:val="17"/>
-              </w:rPr>
-              <w:t>概率&gt;0.6 且已满员 → 释放名额（R8）</w:t>
-            </w:r>
-          </w:p>
-        </w:tc>
-        <w:tc>
-          <w:tcPr>
-            <w:tcW w:type="dxa" w:w="2493"/>
-          </w:tcPr>
-          <w:p>
-            <w:r>
-              <w:rPr>
-                <w:rFonts w:ascii="Times New Roman" w:hAnsi="Times New Roman" w:eastAsia="宋体"/>
-                <w:sz w:val="17"/>
-              </w:rPr>
-              <w:t>U:WarningRulesTest、IT-038（action=release 分支）</w:t>
+              <w:t>REQ-B8-003</w:t>
+            </w:r>
+          </w:p>
+        </w:tc>
+        <w:tc>
+          <w:tcPr>
+            <w:tcW w:type="dxa" w:w="2493"/>
+          </w:tcPr>
+          <w:p>
+            <w:r>
+              <w:rPr>
+                <w:rFonts w:ascii="Times New Roman" w:hAnsi="Times New Roman" w:eastAsia="宋体"/>
+                <w:sz w:val="17"/>
+              </w:rPr>
+              <w:t>爽约概率预测（R8）</w:t>
+            </w:r>
+          </w:p>
+        </w:tc>
+        <w:tc>
+          <w:tcPr>
+            <w:tcW w:type="dxa" w:w="2493"/>
+          </w:tcPr>
+          <w:p>
+            <w:r>
+              <w:rPr>
+                <w:rFonts w:ascii="Times New Roman" w:hAnsi="Times New Roman" w:eastAsia="宋体"/>
+                <w:sz w:val="17"/>
+              </w:rPr>
+              <w:t>U:WarningRulesTest、IT-038 概率与建议动作</w:t>
             </w:r>
           </w:p>
         </w:tc>
@@ -3294,35 +3294,35 @@
                 <w:rFonts w:ascii="Times New Roman" w:hAnsi="Times New Roman" w:eastAsia="宋体"/>
                 <w:sz w:val="17"/>
               </w:rPr>
-              <w:t>REQ-B8-005</w:t>
-            </w:r>
-          </w:p>
-        </w:tc>
-        <w:tc>
-          <w:tcPr>
-            <w:tcW w:type="dxa" w:w="2493"/>
-          </w:tcPr>
-          <w:p>
-            <w:r>
-              <w:rPr>
-                <w:rFonts w:ascii="Times New Roman" w:hAnsi="Times New Roman" w:eastAsia="宋体"/>
-                <w:sz w:val="17"/>
-              </w:rPr>
-              <w:t>概率&gt;0.6 且未满员 → 到店提醒（R8）</w:t>
-            </w:r>
-          </w:p>
-        </w:tc>
-        <w:tc>
-          <w:tcPr>
-            <w:tcW w:type="dxa" w:w="2493"/>
-          </w:tcPr>
-          <w:p>
-            <w:r>
-              <w:rPr>
-                <w:rFonts w:ascii="Times New Roman" w:hAnsi="Times New Roman" w:eastAsia="宋体"/>
-                <w:sz w:val="17"/>
-              </w:rPr>
-              <w:t>U:WarningRulesTest、IT-038（action=remind 分支）</w:t>
+              <w:t>REQ-B8-004</w:t>
+            </w:r>
+          </w:p>
+        </w:tc>
+        <w:tc>
+          <w:tcPr>
+            <w:tcW w:type="dxa" w:w="2493"/>
+          </w:tcPr>
+          <w:p>
+            <w:r>
+              <w:rPr>
+                <w:rFonts w:ascii="Times New Roman" w:hAnsi="Times New Roman" w:eastAsia="宋体"/>
+                <w:sz w:val="17"/>
+              </w:rPr>
+              <w:t>概率&gt;0.6 且已满员 → 释放名额（R8）</w:t>
+            </w:r>
+          </w:p>
+        </w:tc>
+        <w:tc>
+          <w:tcPr>
+            <w:tcW w:type="dxa" w:w="2493"/>
+          </w:tcPr>
+          <w:p>
+            <w:r>
+              <w:rPr>
+                <w:rFonts w:ascii="Times New Roman" w:hAnsi="Times New Roman" w:eastAsia="宋体"/>
+                <w:sz w:val="17"/>
+              </w:rPr>
+              <w:t>U:WarningRulesTest、IT-038（action=release 分支）</w:t>
             </w:r>
           </w:p>
         </w:tc>
@@ -3352,49 +3352,49 @@
                 <w:rFonts w:ascii="Times New Roman" w:hAnsi="Times New Roman" w:eastAsia="宋体"/>
                 <w:sz w:val="17"/>
               </w:rPr>
-              <w:t>REQ-B8-006</w:t>
-            </w:r>
-          </w:p>
-        </w:tc>
-        <w:tc>
-          <w:tcPr>
-            <w:tcW w:type="dxa" w:w="2493"/>
-          </w:tcPr>
-          <w:p>
-            <w:r>
-              <w:rPr>
-                <w:rFonts w:ascii="Times New Roman" w:hAnsi="Times New Roman" w:eastAsia="宋体"/>
-                <w:sz w:val="17"/>
-              </w:rPr>
-              <w:t>预警任务超 48 小时未处理 → 升级店长</w:t>
-            </w:r>
-          </w:p>
-        </w:tc>
-        <w:tc>
-          <w:tcPr>
-            <w:tcW w:type="dxa" w:w="2493"/>
-          </w:tcPr>
-          <w:p>
-            <w:r>
-              <w:rPr>
-                <w:rFonts w:ascii="Times New Roman" w:hAnsi="Times New Roman" w:eastAsia="宋体"/>
-                <w:sz w:val="17"/>
-              </w:rPr>
-              <w:t>—</w:t>
-            </w:r>
-          </w:p>
-        </w:tc>
-        <w:tc>
-          <w:tcPr>
-            <w:tcW w:type="dxa" w:w="2493"/>
-          </w:tcPr>
-          <w:p>
-            <w:r>
-              <w:rPr>
-                <w:rFonts w:ascii="Times New Roman" w:hAnsi="Times New Roman" w:eastAsia="宋体"/>
-                <w:sz w:val="17"/>
-              </w:rPr>
-              <w:t>🟡 任务生成与到期时间已实现，**超时升级规则未实现**</w:t>
+              <w:t>REQ-B8-005</w:t>
+            </w:r>
+          </w:p>
+        </w:tc>
+        <w:tc>
+          <w:tcPr>
+            <w:tcW w:type="dxa" w:w="2493"/>
+          </w:tcPr>
+          <w:p>
+            <w:r>
+              <w:rPr>
+                <w:rFonts w:ascii="Times New Roman" w:hAnsi="Times New Roman" w:eastAsia="宋体"/>
+                <w:sz w:val="17"/>
+              </w:rPr>
+              <w:t>概率&gt;0.6 且未满员 → 到店提醒（R8）</w:t>
+            </w:r>
+          </w:p>
+        </w:tc>
+        <w:tc>
+          <w:tcPr>
+            <w:tcW w:type="dxa" w:w="2493"/>
+          </w:tcPr>
+          <w:p>
+            <w:r>
+              <w:rPr>
+                <w:rFonts w:ascii="Times New Roman" w:hAnsi="Times New Roman" w:eastAsia="宋体"/>
+                <w:sz w:val="17"/>
+              </w:rPr>
+              <w:t>U:WarningRulesTest、IT-038（action=remind 分支）</w:t>
+            </w:r>
+          </w:p>
+        </w:tc>
+        <w:tc>
+          <w:tcPr>
+            <w:tcW w:type="dxa" w:w="2493"/>
+          </w:tcPr>
+          <w:p>
+            <w:r>
+              <w:rPr>
+                <w:rFonts w:ascii="Times New Roman" w:hAnsi="Times New Roman" w:eastAsia="宋体"/>
+                <w:sz w:val="17"/>
+              </w:rPr>
+              <w:t>✅</w:t>
             </w:r>
           </w:p>
         </w:tc>
@@ -3410,21 +3410,21 @@
                 <w:rFonts w:ascii="Times New Roman" w:hAnsi="Times New Roman" w:eastAsia="宋体"/>
                 <w:sz w:val="17"/>
               </w:rPr>
-              <w:t>REQ-B8-007</w:t>
-            </w:r>
-          </w:p>
-        </w:tc>
-        <w:tc>
-          <w:tcPr>
-            <w:tcW w:type="dxa" w:w="2493"/>
-          </w:tcPr>
-          <w:p>
-            <w:r>
-              <w:rPr>
-                <w:rFonts w:ascii="Times New Roman" w:hAnsi="Times New Roman" w:eastAsia="宋体"/>
-                <w:sz w:val="17"/>
-              </w:rPr>
-              <w:t>投诉/报修/受伤 → 生成工单</w:t>
+              <w:t>REQ-B8-006</w:t>
+            </w:r>
+          </w:p>
+        </w:tc>
+        <w:tc>
+          <w:tcPr>
+            <w:tcW w:type="dxa" w:w="2493"/>
+          </w:tcPr>
+          <w:p>
+            <w:r>
+              <w:rPr>
+                <w:rFonts w:ascii="Times New Roman" w:hAnsi="Times New Roman" w:eastAsia="宋体"/>
+                <w:sz w:val="17"/>
+              </w:rPr>
+              <w:t>预警任务超 48 小时未处理 → 升级店长</w:t>
             </w:r>
           </w:p>
         </w:tc>
@@ -3452,7 +3452,7 @@
                 <w:rFonts w:ascii="Times New Roman" w:hAnsi="Times New Roman" w:eastAsia="宋体"/>
                 <w:sz w:val="17"/>
               </w:rPr>
-              <w:t>⛔ **未实现**（S5，`ticket` 表已建但无接口）</w:t>
+              <w:t>🟡 任务生成与到期时间已实现，**超时升级规则未实现**</w:t>
             </w:r>
           </w:p>
         </w:tc>
@@ -3468,21 +3468,21 @@
                 <w:rFonts w:ascii="Times New Roman" w:hAnsi="Times New Roman" w:eastAsia="宋体"/>
                 <w:sz w:val="17"/>
               </w:rPr>
-              <w:t>REQ-B8-008</w:t>
-            </w:r>
-          </w:p>
-        </w:tc>
-        <w:tc>
-          <w:tcPr>
-            <w:tcW w:type="dxa" w:w="2493"/>
-          </w:tcPr>
-          <w:p>
-            <w:r>
-              <w:rPr>
-                <w:rFonts w:ascii="Times New Roman" w:hAnsi="Times New Roman" w:eastAsia="宋体"/>
-                <w:sz w:val="17"/>
-              </w:rPr>
-              <w:t>工单状态流转与处理结果</w:t>
+              <w:t>REQ-B8-007</w:t>
+            </w:r>
+          </w:p>
+        </w:tc>
+        <w:tc>
+          <w:tcPr>
+            <w:tcW w:type="dxa" w:w="2493"/>
+          </w:tcPr>
+          <w:p>
+            <w:r>
+              <w:rPr>
+                <w:rFonts w:ascii="Times New Roman" w:hAnsi="Times New Roman" w:eastAsia="宋体"/>
+                <w:sz w:val="17"/>
+              </w:rPr>
+              <w:t>投诉/报修/受伤 → 生成工单</w:t>
             </w:r>
           </w:p>
         </w:tc>
@@ -3510,7 +3510,7 @@
                 <w:rFonts w:ascii="Times New Roman" w:hAnsi="Times New Roman" w:eastAsia="宋体"/>
                 <w:sz w:val="17"/>
               </w:rPr>
-              <w:t>⛔ **未实现**</w:t>
+              <w:t>⛔ **未实现**（S5，`ticket` 表已建但无接口）</w:t>
             </w:r>
           </w:p>
         </w:tc>
@@ -3526,49 +3526,49 @@
                 <w:rFonts w:ascii="Times New Roman" w:hAnsi="Times New Roman" w:eastAsia="宋体"/>
                 <w:sz w:val="17"/>
               </w:rPr>
-              <w:t>REQ-B8-009</w:t>
-            </w:r>
-          </w:p>
-        </w:tc>
-        <w:tc>
-          <w:tcPr>
-            <w:tcW w:type="dxa" w:w="2493"/>
-          </w:tcPr>
-          <w:p>
-            <w:r>
-              <w:rPr>
-                <w:rFonts w:ascii="Times New Roman" w:hAnsi="Times New Roman" w:eastAsia="宋体"/>
-                <w:sz w:val="17"/>
-              </w:rPr>
-              <w:t>经营报表与预警看板</w:t>
-            </w:r>
-          </w:p>
-        </w:tc>
-        <w:tc>
-          <w:tcPr>
-            <w:tcW w:type="dxa" w:w="2493"/>
-          </w:tcPr>
-          <w:p>
-            <w:r>
-              <w:rPr>
-                <w:rFonts w:ascii="Times New Roman" w:hAnsi="Times New Roman" w:eastAsia="宋体"/>
-                <w:sz w:val="17"/>
-              </w:rPr>
-              <w:t>IT-040 经营摘要、IT-041 审计日志、BT-025</w:t>
-            </w:r>
-          </w:p>
-        </w:tc>
-        <w:tc>
-          <w:tcPr>
-            <w:tcW w:type="dxa" w:w="2493"/>
-          </w:tcPr>
-          <w:p>
-            <w:r>
-              <w:rPr>
-                <w:rFonts w:ascii="Times New Roman" w:hAnsi="Times New Roman" w:eastAsia="宋体"/>
-                <w:sz w:val="17"/>
-              </w:rPr>
-              <w:t>✅</w:t>
+              <w:t>REQ-B8-008</w:t>
+            </w:r>
+          </w:p>
+        </w:tc>
+        <w:tc>
+          <w:tcPr>
+            <w:tcW w:type="dxa" w:w="2493"/>
+          </w:tcPr>
+          <w:p>
+            <w:r>
+              <w:rPr>
+                <w:rFonts w:ascii="Times New Roman" w:hAnsi="Times New Roman" w:eastAsia="宋体"/>
+                <w:sz w:val="17"/>
+              </w:rPr>
+              <w:t>工单状态流转与处理结果</w:t>
+            </w:r>
+          </w:p>
+        </w:tc>
+        <w:tc>
+          <w:tcPr>
+            <w:tcW w:type="dxa" w:w="2493"/>
+          </w:tcPr>
+          <w:p>
+            <w:r>
+              <w:rPr>
+                <w:rFonts w:ascii="Times New Roman" w:hAnsi="Times New Roman" w:eastAsia="宋体"/>
+                <w:sz w:val="17"/>
+              </w:rPr>
+              <w:t>—</w:t>
+            </w:r>
+          </w:p>
+        </w:tc>
+        <w:tc>
+          <w:tcPr>
+            <w:tcW w:type="dxa" w:w="2493"/>
+          </w:tcPr>
+          <w:p>
+            <w:r>
+              <w:rPr>
+                <w:rFonts w:ascii="Times New Roman" w:hAnsi="Times New Roman" w:eastAsia="宋体"/>
+                <w:sz w:val="17"/>
+              </w:rPr>
+              <w:t>⛔ **未实现**</w:t>
             </w:r>
           </w:p>
         </w:tc>
@@ -3584,49 +3584,49 @@
                 <w:rFonts w:ascii="Times New Roman" w:hAnsi="Times New Roman" w:eastAsia="宋体"/>
                 <w:sz w:val="17"/>
               </w:rPr>
-              <w:t>编号</w:t>
-            </w:r>
-          </w:p>
-        </w:tc>
-        <w:tc>
-          <w:tcPr>
-            <w:tcW w:type="dxa" w:w="2493"/>
-          </w:tcPr>
-          <w:p>
-            <w:r>
-              <w:rPr>
-                <w:rFonts w:ascii="Times New Roman" w:hAnsi="Times New Roman" w:eastAsia="宋体"/>
-                <w:sz w:val="17"/>
-              </w:rPr>
-              <w:t>需求简述</w:t>
-            </w:r>
-          </w:p>
-        </w:tc>
-        <w:tc>
-          <w:tcPr>
-            <w:tcW w:type="dxa" w:w="2493"/>
-          </w:tcPr>
-          <w:p>
-            <w:r>
-              <w:rPr>
-                <w:rFonts w:ascii="Times New Roman" w:hAnsi="Times New Roman" w:eastAsia="宋体"/>
-                <w:sz w:val="17"/>
-              </w:rPr>
-              <w:t>验证用例</w:t>
-            </w:r>
-          </w:p>
-        </w:tc>
-        <w:tc>
-          <w:tcPr>
-            <w:tcW w:type="dxa" w:w="2493"/>
-          </w:tcPr>
-          <w:p>
-            <w:r>
-              <w:rPr>
-                <w:rFonts w:ascii="Times New Roman" w:hAnsi="Times New Roman" w:eastAsia="宋体"/>
-                <w:sz w:val="17"/>
-              </w:rPr>
-              <w:t>状态</w:t>
+              <w:t>REQ-B8-009</w:t>
+            </w:r>
+          </w:p>
+        </w:tc>
+        <w:tc>
+          <w:tcPr>
+            <w:tcW w:type="dxa" w:w="2493"/>
+          </w:tcPr>
+          <w:p>
+            <w:r>
+              <w:rPr>
+                <w:rFonts w:ascii="Times New Roman" w:hAnsi="Times New Roman" w:eastAsia="宋体"/>
+                <w:sz w:val="17"/>
+              </w:rPr>
+              <w:t>经营报表与预警看板</w:t>
+            </w:r>
+          </w:p>
+        </w:tc>
+        <w:tc>
+          <w:tcPr>
+            <w:tcW w:type="dxa" w:w="2493"/>
+          </w:tcPr>
+          <w:p>
+            <w:r>
+              <w:rPr>
+                <w:rFonts w:ascii="Times New Roman" w:hAnsi="Times New Roman" w:eastAsia="宋体"/>
+                <w:sz w:val="17"/>
+              </w:rPr>
+              <w:t>IT-040 经营摘要、IT-041 审计日志、BT-025</w:t>
+            </w:r>
+          </w:p>
+        </w:tc>
+        <w:tc>
+          <w:tcPr>
+            <w:tcW w:type="dxa" w:w="2493"/>
+          </w:tcPr>
+          <w:p>
+            <w:r>
+              <w:rPr>
+                <w:rFonts w:ascii="Times New Roman" w:hAnsi="Times New Roman" w:eastAsia="宋体"/>
+                <w:sz w:val="17"/>
+              </w:rPr>
+              <w:t>✅</w:t>
             </w:r>
           </w:p>
         </w:tc>
@@ -3642,49 +3642,49 @@
                 <w:rFonts w:ascii="Times New Roman" w:hAnsi="Times New Roman" w:eastAsia="宋体"/>
                 <w:sz w:val="17"/>
               </w:rPr>
-              <w:t>REQ-M0-001</w:t>
-            </w:r>
-          </w:p>
-        </w:tc>
-        <w:tc>
-          <w:tcPr>
-            <w:tcW w:type="dxa" w:w="2493"/>
-          </w:tcPr>
-          <w:p>
-            <w:r>
-              <w:rPr>
-                <w:rFonts w:ascii="Times New Roman" w:hAnsi="Times New Roman" w:eastAsia="宋体"/>
-                <w:sz w:val="17"/>
-              </w:rPr>
-              <w:t>按角色控制功能访问与数据可见范围</w:t>
-            </w:r>
-          </w:p>
-        </w:tc>
-        <w:tc>
-          <w:tcPr>
-            <w:tcW w:type="dxa" w:w="2493"/>
-          </w:tcPr>
-          <w:p>
-            <w:r>
-              <w:rPr>
-                <w:rFonts w:ascii="Times New Roman" w:hAnsi="Times New Roman" w:eastAsia="宋体"/>
-                <w:sz w:val="17"/>
-              </w:rPr>
-              <w:t>U:AuthContextTest（12 条）、IT-015~019 越权拦截、IT-023/045/056/086</w:t>
-            </w:r>
-          </w:p>
-        </w:tc>
-        <w:tc>
-          <w:tcPr>
-            <w:tcW w:type="dxa" w:w="2493"/>
-          </w:tcPr>
-          <w:p>
-            <w:r>
-              <w:rPr>
-                <w:rFonts w:ascii="Times New Roman" w:hAnsi="Times New Roman" w:eastAsia="宋体"/>
-                <w:sz w:val="17"/>
-              </w:rPr>
-              <w:t>✅</w:t>
+              <w:t>编号</w:t>
+            </w:r>
+          </w:p>
+        </w:tc>
+        <w:tc>
+          <w:tcPr>
+            <w:tcW w:type="dxa" w:w="2493"/>
+          </w:tcPr>
+          <w:p>
+            <w:r>
+              <w:rPr>
+                <w:rFonts w:ascii="Times New Roman" w:hAnsi="Times New Roman" w:eastAsia="宋体"/>
+                <w:sz w:val="17"/>
+              </w:rPr>
+              <w:t>需求简述</w:t>
+            </w:r>
+          </w:p>
+        </w:tc>
+        <w:tc>
+          <w:tcPr>
+            <w:tcW w:type="dxa" w:w="2493"/>
+          </w:tcPr>
+          <w:p>
+            <w:r>
+              <w:rPr>
+                <w:rFonts w:ascii="Times New Roman" w:hAnsi="Times New Roman" w:eastAsia="宋体"/>
+                <w:sz w:val="17"/>
+              </w:rPr>
+              <w:t>验证用例</w:t>
+            </w:r>
+          </w:p>
+        </w:tc>
+        <w:tc>
+          <w:tcPr>
+            <w:tcW w:type="dxa" w:w="2493"/>
+          </w:tcPr>
+          <w:p>
+            <w:r>
+              <w:rPr>
+                <w:rFonts w:ascii="Times New Roman" w:hAnsi="Times New Roman" w:eastAsia="宋体"/>
+                <w:sz w:val="17"/>
+              </w:rPr>
+              <w:t>状态</w:t>
             </w:r>
           </w:p>
         </w:tc>
@@ -3700,35 +3700,35 @@
                 <w:rFonts w:ascii="Times New Roman" w:hAnsi="Times New Roman" w:eastAsia="宋体"/>
                 <w:sz w:val="17"/>
               </w:rPr>
-              <w:t>REQ-M0-002</w:t>
-            </w:r>
-          </w:p>
-        </w:tc>
-        <w:tc>
-          <w:tcPr>
-            <w:tcW w:type="dxa" w:w="2493"/>
-          </w:tcPr>
-          <w:p>
-            <w:r>
-              <w:rPr>
-                <w:rFonts w:ascii="Times New Roman" w:hAnsi="Times New Roman" w:eastAsia="宋体"/>
-                <w:sz w:val="17"/>
-              </w:rPr>
-              <w:t>基础数据维护（字典/课程/器材/教练）</w:t>
-            </w:r>
-          </w:p>
-        </w:tc>
-        <w:tc>
-          <w:tcPr>
-            <w:tcW w:type="dxa" w:w="2493"/>
-          </w:tcPr>
-          <w:p>
-            <w:r>
-              <w:rPr>
-                <w:rFonts w:ascii="Times New Roman" w:hAnsi="Times New Roman" w:eastAsia="宋体"/>
-                <w:sz w:val="17"/>
-              </w:rPr>
-              <w:t>IT-043~053 课程、IT-070~071 教练、IT-083 场馆</w:t>
+              <w:t>REQ-M0-001</w:t>
+            </w:r>
+          </w:p>
+        </w:tc>
+        <w:tc>
+          <w:tcPr>
+            <w:tcW w:type="dxa" w:w="2493"/>
+          </w:tcPr>
+          <w:p>
+            <w:r>
+              <w:rPr>
+                <w:rFonts w:ascii="Times New Roman" w:hAnsi="Times New Roman" w:eastAsia="宋体"/>
+                <w:sz w:val="17"/>
+              </w:rPr>
+              <w:t>按角色控制功能访问与数据可见范围</w:t>
+            </w:r>
+          </w:p>
+        </w:tc>
+        <w:tc>
+          <w:tcPr>
+            <w:tcW w:type="dxa" w:w="2493"/>
+          </w:tcPr>
+          <w:p>
+            <w:r>
+              <w:rPr>
+                <w:rFonts w:ascii="Times New Roman" w:hAnsi="Times New Roman" w:eastAsia="宋体"/>
+                <w:sz w:val="17"/>
+              </w:rPr>
+              <w:t>U:AuthContextTest（12 条）、IT-015~019 越权拦截、IT-023/045/056/086</w:t>
             </w:r>
           </w:p>
         </w:tc>
@@ -3758,35 +3758,35 @@
                 <w:rFonts w:ascii="Times New Roman" w:hAnsi="Times New Roman" w:eastAsia="宋体"/>
                 <w:sz w:val="17"/>
               </w:rPr>
-              <w:t>REQ-M0-003</w:t>
-            </w:r>
-          </w:p>
-        </w:tc>
-        <w:tc>
-          <w:tcPr>
-            <w:tcW w:type="dxa" w:w="2493"/>
-          </w:tcPr>
-          <w:p>
-            <w:r>
-              <w:rPr>
-                <w:rFonts w:ascii="Times New Roman" w:hAnsi="Times New Roman" w:eastAsia="宋体"/>
-                <w:sz w:val="17"/>
-              </w:rPr>
-              <w:t>关键操作审计日志</w:t>
-            </w:r>
-          </w:p>
-        </w:tc>
-        <w:tc>
-          <w:tcPr>
-            <w:tcW w:type="dxa" w:w="2493"/>
-          </w:tcPr>
-          <w:p>
-            <w:r>
-              <w:rPr>
-                <w:rFonts w:ascii="Times New Roman" w:hAnsi="Times New Roman" w:eastAsia="宋体"/>
-                <w:sz w:val="17"/>
-              </w:rPr>
-              <w:t>IT-041 审计日志、BT-025 审计渲染</w:t>
+              <w:t>REQ-M0-002</w:t>
+            </w:r>
+          </w:p>
+        </w:tc>
+        <w:tc>
+          <w:tcPr>
+            <w:tcW w:type="dxa" w:w="2493"/>
+          </w:tcPr>
+          <w:p>
+            <w:r>
+              <w:rPr>
+                <w:rFonts w:ascii="Times New Roman" w:hAnsi="Times New Roman" w:eastAsia="宋体"/>
+                <w:sz w:val="17"/>
+              </w:rPr>
+              <w:t>基础数据维护（字典/课程/器材/教练）</w:t>
+            </w:r>
+          </w:p>
+        </w:tc>
+        <w:tc>
+          <w:tcPr>
+            <w:tcW w:type="dxa" w:w="2493"/>
+          </w:tcPr>
+          <w:p>
+            <w:r>
+              <w:rPr>
+                <w:rFonts w:ascii="Times New Roman" w:hAnsi="Times New Roman" w:eastAsia="宋体"/>
+                <w:sz w:val="17"/>
+              </w:rPr>
+              <w:t>IT-043~053 课程、IT-070~071 教练、IT-083 场馆</w:t>
             </w:r>
           </w:p>
         </w:tc>
@@ -3816,35 +3816,35 @@
                 <w:rFonts w:ascii="Times New Roman" w:hAnsi="Times New Roman" w:eastAsia="宋体"/>
                 <w:sz w:val="17"/>
               </w:rPr>
-              <w:t>REQ-M0-004</w:t>
-            </w:r>
-          </w:p>
-        </w:tc>
-        <w:tc>
-          <w:tcPr>
-            <w:tcW w:type="dxa" w:w="2493"/>
-          </w:tcPr>
-          <w:p>
-            <w:r>
-              <w:rPr>
-                <w:rFonts w:ascii="Times New Roman" w:hAnsi="Times New Roman" w:eastAsia="宋体"/>
-                <w:sz w:val="17"/>
-              </w:rPr>
-              <w:t>两步身份登录 + 按角色导航</w:t>
-            </w:r>
-          </w:p>
-        </w:tc>
-        <w:tc>
-          <w:tcPr>
-            <w:tcW w:type="dxa" w:w="2493"/>
-          </w:tcPr>
-          <w:p>
-            <w:r>
-              <w:rPr>
-                <w:rFonts w:ascii="Times New Roman" w:hAnsi="Times New Roman" w:eastAsia="宋体"/>
-                <w:sz w:val="17"/>
-              </w:rPr>
-              <w:t>IT-068 页面结构断言、BT-041~043 身份与导航、BT-060~062 教练端导航</w:t>
+              <w:t>REQ-M0-003</w:t>
+            </w:r>
+          </w:p>
+        </w:tc>
+        <w:tc>
+          <w:tcPr>
+            <w:tcW w:type="dxa" w:w="2493"/>
+          </w:tcPr>
+          <w:p>
+            <w:r>
+              <w:rPr>
+                <w:rFonts w:ascii="Times New Roman" w:hAnsi="Times New Roman" w:eastAsia="宋体"/>
+                <w:sz w:val="17"/>
+              </w:rPr>
+              <w:t>关键操作审计日志</w:t>
+            </w:r>
+          </w:p>
+        </w:tc>
+        <w:tc>
+          <w:tcPr>
+            <w:tcW w:type="dxa" w:w="2493"/>
+          </w:tcPr>
+          <w:p>
+            <w:r>
+              <w:rPr>
+                <w:rFonts w:ascii="Times New Roman" w:hAnsi="Times New Roman" w:eastAsia="宋体"/>
+                <w:sz w:val="17"/>
+              </w:rPr>
+              <w:t>IT-041 审计日志、BT-025 审计渲染</w:t>
             </w:r>
           </w:p>
         </w:tc>
@@ -3874,35 +3874,35 @@
                 <w:rFonts w:ascii="Times New Roman" w:hAnsi="Times New Roman" w:eastAsia="宋体"/>
                 <w:sz w:val="17"/>
               </w:rPr>
-              <w:t>REQ-M0-005</w:t>
-            </w:r>
-          </w:p>
-        </w:tc>
-        <w:tc>
-          <w:tcPr>
-            <w:tcW w:type="dxa" w:w="2493"/>
-          </w:tcPr>
-          <w:p>
-            <w:r>
-              <w:rPr>
-                <w:rFonts w:ascii="Times New Roman" w:hAnsi="Times New Roman" w:eastAsia="宋体"/>
-                <w:sz w:val="17"/>
-              </w:rPr>
-              <w:t>列表分页与搜索</w:t>
-            </w:r>
-          </w:p>
-        </w:tc>
-        <w:tc>
-          <w:tcPr>
-            <w:tcW w:type="dxa" w:w="2493"/>
-          </w:tcPr>
-          <w:p>
-            <w:r>
-              <w:rPr>
-                <w:rFonts w:ascii="Times New Roman" w:hAnsi="Times New Roman" w:eastAsia="宋体"/>
-                <w:sz w:val="17"/>
-              </w:rPr>
-              <w:t>BT-044~047 搜索、BT-N 分页控件与翻页、BT-069 教练列表搜索</w:t>
+              <w:t>REQ-M0-004</w:t>
+            </w:r>
+          </w:p>
+        </w:tc>
+        <w:tc>
+          <w:tcPr>
+            <w:tcW w:type="dxa" w:w="2493"/>
+          </w:tcPr>
+          <w:p>
+            <w:r>
+              <w:rPr>
+                <w:rFonts w:ascii="Times New Roman" w:hAnsi="Times New Roman" w:eastAsia="宋体"/>
+                <w:sz w:val="17"/>
+              </w:rPr>
+              <w:t>两步身份登录 + 按角色导航</w:t>
+            </w:r>
+          </w:p>
+        </w:tc>
+        <w:tc>
+          <w:tcPr>
+            <w:tcW w:type="dxa" w:w="2493"/>
+          </w:tcPr>
+          <w:p>
+            <w:r>
+              <w:rPr>
+                <w:rFonts w:ascii="Times New Roman" w:hAnsi="Times New Roman" w:eastAsia="宋体"/>
+                <w:sz w:val="17"/>
+              </w:rPr>
+              <w:t>IT-068 页面结构断言、BT-041~043 身份与导航、BT-060~062 教练端导航</w:t>
             </w:r>
           </w:p>
         </w:tc>
@@ -3932,35 +3932,35 @@
                 <w:rFonts w:ascii="Times New Roman" w:hAnsi="Times New Roman" w:eastAsia="宋体"/>
                 <w:sz w:val="17"/>
               </w:rPr>
-              <w:t>REQ-M0-006</w:t>
-            </w:r>
-          </w:p>
-        </w:tc>
-        <w:tc>
-          <w:tcPr>
-            <w:tcW w:type="dxa" w:w="2493"/>
-          </w:tcPr>
-          <w:p>
-            <w:r>
-              <w:rPr>
-                <w:rFonts w:ascii="Times New Roman" w:hAnsi="Times New Roman" w:eastAsia="宋体"/>
-                <w:sz w:val="17"/>
-              </w:rPr>
-              <w:t>超级管理员角色（最高权限）</w:t>
-            </w:r>
-          </w:p>
-        </w:tc>
-        <w:tc>
-          <w:tcPr>
-            <w:tcW w:type="dxa" w:w="2493"/>
-          </w:tcPr>
-          <w:p>
-            <w:r>
-              <w:rPr>
-                <w:rFonts w:ascii="Times New Roman" w:hAnsi="Times New Roman" w:eastAsia="宋体"/>
-                <w:sz w:val="17"/>
-              </w:rPr>
-              <w:t>IT-097~104 五类角色访问账号接口的权限矩阵</w:t>
+              <w:t>REQ-M0-005</w:t>
+            </w:r>
+          </w:p>
+        </w:tc>
+        <w:tc>
+          <w:tcPr>
+            <w:tcW w:type="dxa" w:w="2493"/>
+          </w:tcPr>
+          <w:p>
+            <w:r>
+              <w:rPr>
+                <w:rFonts w:ascii="Times New Roman" w:hAnsi="Times New Roman" w:eastAsia="宋体"/>
+                <w:sz w:val="17"/>
+              </w:rPr>
+              <w:t>列表分页与搜索</w:t>
+            </w:r>
+          </w:p>
+        </w:tc>
+        <w:tc>
+          <w:tcPr>
+            <w:tcW w:type="dxa" w:w="2493"/>
+          </w:tcPr>
+          <w:p>
+            <w:r>
+              <w:rPr>
+                <w:rFonts w:ascii="Times New Roman" w:hAnsi="Times New Roman" w:eastAsia="宋体"/>
+                <w:sz w:val="17"/>
+              </w:rPr>
+              <w:t>BT-044~047 搜索、BT-N 分页控件与翻页、BT-069 教练列表搜索</w:t>
             </w:r>
           </w:p>
         </w:tc>
@@ -3990,35 +3990,35 @@
                 <w:rFonts w:ascii="Times New Roman" w:hAnsi="Times New Roman" w:eastAsia="宋体"/>
                 <w:sz w:val="17"/>
               </w:rPr>
-              <w:t>REQ-M0-007</w:t>
-            </w:r>
-          </w:p>
-        </w:tc>
-        <w:tc>
-          <w:tcPr>
-            <w:tcW w:type="dxa" w:w="2493"/>
-          </w:tcPr>
-          <w:p>
-            <w:r>
-              <w:rPr>
-                <w:rFonts w:ascii="Times New Roman" w:hAnsi="Times New Roman" w:eastAsia="宋体"/>
-                <w:sz w:val="17"/>
-              </w:rPr>
-              <w:t>账号总览（角色/归属/状态/密码状态）</w:t>
-            </w:r>
-          </w:p>
-        </w:tc>
-        <w:tc>
-          <w:tcPr>
-            <w:tcW w:type="dxa" w:w="2493"/>
-          </w:tcPr>
-          <w:p>
-            <w:r>
-              <w:rPr>
-                <w:rFonts w:ascii="Times New Roman" w:hAnsi="Times New Roman" w:eastAsia="宋体"/>
-                <w:sz w:val="17"/>
-              </w:rPr>
-              <w:t>IT-098~100、BT-100~101</w:t>
+              <w:t>REQ-M0-006</w:t>
+            </w:r>
+          </w:p>
+        </w:tc>
+        <w:tc>
+          <w:tcPr>
+            <w:tcW w:type="dxa" w:w="2493"/>
+          </w:tcPr>
+          <w:p>
+            <w:r>
+              <w:rPr>
+                <w:rFonts w:ascii="Times New Roman" w:hAnsi="Times New Roman" w:eastAsia="宋体"/>
+                <w:sz w:val="17"/>
+              </w:rPr>
+              <w:t>超级管理员角色（最高权限）</w:t>
+            </w:r>
+          </w:p>
+        </w:tc>
+        <w:tc>
+          <w:tcPr>
+            <w:tcW w:type="dxa" w:w="2493"/>
+          </w:tcPr>
+          <w:p>
+            <w:r>
+              <w:rPr>
+                <w:rFonts w:ascii="Times New Roman" w:hAnsi="Times New Roman" w:eastAsia="宋体"/>
+                <w:sz w:val="17"/>
+              </w:rPr>
+              <w:t>IT-097~104 五类角色访问账号接口的权限矩阵</w:t>
             </w:r>
           </w:p>
         </w:tc>
@@ -4048,35 +4048,35 @@
                 <w:rFonts w:ascii="Times New Roman" w:hAnsi="Times New Roman" w:eastAsia="宋体"/>
                 <w:sz w:val="17"/>
               </w:rPr>
-              <w:t>REQ-M0-008</w:t>
-            </w:r>
-          </w:p>
-        </w:tc>
-        <w:tc>
-          <w:tcPr>
-            <w:tcW w:type="dxa" w:w="2493"/>
-          </w:tcPr>
-          <w:p>
-            <w:r>
-              <w:rPr>
-                <w:rFonts w:ascii="Times New Roman" w:hAnsi="Times New Roman" w:eastAsia="宋体"/>
-                <w:sz w:val="17"/>
-              </w:rPr>
-              <w:t>不提供明文密码；重置后返回新密码</w:t>
-            </w:r>
-          </w:p>
-        </w:tc>
-        <w:tc>
-          <w:tcPr>
-            <w:tcW w:type="dxa" w:w="2493"/>
-          </w:tcPr>
-          <w:p>
-            <w:r>
-              <w:rPr>
-                <w:rFonts w:ascii="Times New Roman" w:hAnsi="Times New Roman" w:eastAsia="宋体"/>
-                <w:sz w:val="17"/>
-              </w:rPr>
-              <w:t>IT-100 无 password 字段、IT-105~107、BT-103</w:t>
+              <w:t>REQ-M0-007</w:t>
+            </w:r>
+          </w:p>
+        </w:tc>
+        <w:tc>
+          <w:tcPr>
+            <w:tcW w:type="dxa" w:w="2493"/>
+          </w:tcPr>
+          <w:p>
+            <w:r>
+              <w:rPr>
+                <w:rFonts w:ascii="Times New Roman" w:hAnsi="Times New Roman" w:eastAsia="宋体"/>
+                <w:sz w:val="17"/>
+              </w:rPr>
+              <w:t>账号总览（角色/归属/状态/密码状态）</w:t>
+            </w:r>
+          </w:p>
+        </w:tc>
+        <w:tc>
+          <w:tcPr>
+            <w:tcW w:type="dxa" w:w="2493"/>
+          </w:tcPr>
+          <w:p>
+            <w:r>
+              <w:rPr>
+                <w:rFonts w:ascii="Times New Roman" w:hAnsi="Times New Roman" w:eastAsia="宋体"/>
+                <w:sz w:val="17"/>
+              </w:rPr>
+              <w:t>IT-098~100、BT-100~101</w:t>
             </w:r>
           </w:p>
         </w:tc>
@@ -4106,35 +4106,35 @@
                 <w:rFonts w:ascii="Times New Roman" w:hAnsi="Times New Roman" w:eastAsia="宋体"/>
                 <w:sz w:val="17"/>
               </w:rPr>
-              <w:t>REQ-M0-009</w:t>
-            </w:r>
-          </w:p>
-        </w:tc>
-        <w:tc>
-          <w:tcPr>
-            <w:tcW w:type="dxa" w:w="2493"/>
-          </w:tcPr>
-          <w:p>
-            <w:r>
-              <w:rPr>
-                <w:rFonts w:ascii="Times New Roman" w:hAnsi="Times New Roman" w:eastAsia="宋体"/>
-                <w:sz w:val="17"/>
-              </w:rPr>
-              <w:t>不能停用自己 / 其他超管</w:t>
-            </w:r>
-          </w:p>
-        </w:tc>
-        <w:tc>
-          <w:tcPr>
-            <w:tcW w:type="dxa" w:w="2493"/>
-          </w:tcPr>
-          <w:p>
-            <w:r>
-              <w:rPr>
-                <w:rFonts w:ascii="Times New Roman" w:hAnsi="Times New Roman" w:eastAsia="宋体"/>
-                <w:sz w:val="17"/>
-              </w:rPr>
-              <w:t>IT-112</w:t>
+              <w:t>REQ-M0-008</w:t>
+            </w:r>
+          </w:p>
+        </w:tc>
+        <w:tc>
+          <w:tcPr>
+            <w:tcW w:type="dxa" w:w="2493"/>
+          </w:tcPr>
+          <w:p>
+            <w:r>
+              <w:rPr>
+                <w:rFonts w:ascii="Times New Roman" w:hAnsi="Times New Roman" w:eastAsia="宋体"/>
+                <w:sz w:val="17"/>
+              </w:rPr>
+              <w:t>不提供明文密码；重置后返回新密码</w:t>
+            </w:r>
+          </w:p>
+        </w:tc>
+        <w:tc>
+          <w:tcPr>
+            <w:tcW w:type="dxa" w:w="2493"/>
+          </w:tcPr>
+          <w:p>
+            <w:r>
+              <w:rPr>
+                <w:rFonts w:ascii="Times New Roman" w:hAnsi="Times New Roman" w:eastAsia="宋体"/>
+                <w:sz w:val="17"/>
+              </w:rPr>
+              <w:t>IT-100 无 password 字段、IT-105~107、BT-103</w:t>
             </w:r>
           </w:p>
         </w:tc>
@@ -4164,35 +4164,35 @@
                 <w:rFonts w:ascii="Times New Roman" w:hAnsi="Times New Roman" w:eastAsia="宋体"/>
                 <w:sz w:val="17"/>
               </w:rPr>
-              <w:t>REQ-M0-010</w:t>
-            </w:r>
-          </w:p>
-        </w:tc>
-        <w:tc>
-          <w:tcPr>
-            <w:tcW w:type="dxa" w:w="2493"/>
-          </w:tcPr>
-          <w:p>
-            <w:r>
-              <w:rPr>
-                <w:rFonts w:ascii="Times New Roman" w:hAnsi="Times New Roman" w:eastAsia="宋体"/>
-                <w:sz w:val="17"/>
-              </w:rPr>
-              <w:t>课程/场馆管理的列表 ⇄ 周课表切换</w:t>
-            </w:r>
-          </w:p>
-        </w:tc>
-        <w:tc>
-          <w:tcPr>
-            <w:tcW w:type="dxa" w:w="2493"/>
-          </w:tcPr>
-          <w:p>
-            <w:r>
-              <w:rPr>
-                <w:rFonts w:ascii="Times New Roman" w:hAnsi="Times New Roman" w:eastAsia="宋体"/>
-                <w:sz w:val="17"/>
-              </w:rPr>
-              <w:t>BT-092~097</w:t>
+              <w:t>REQ-M0-009</w:t>
+            </w:r>
+          </w:p>
+        </w:tc>
+        <w:tc>
+          <w:tcPr>
+            <w:tcW w:type="dxa" w:w="2493"/>
+          </w:tcPr>
+          <w:p>
+            <w:r>
+              <w:rPr>
+                <w:rFonts w:ascii="Times New Roman" w:hAnsi="Times New Roman" w:eastAsia="宋体"/>
+                <w:sz w:val="17"/>
+              </w:rPr>
+              <w:t>不能停用自己 / 其他超管</w:t>
+            </w:r>
+          </w:p>
+        </w:tc>
+        <w:tc>
+          <w:tcPr>
+            <w:tcW w:type="dxa" w:w="2493"/>
+          </w:tcPr>
+          <w:p>
+            <w:r>
+              <w:rPr>
+                <w:rFonts w:ascii="Times New Roman" w:hAnsi="Times New Roman" w:eastAsia="宋体"/>
+                <w:sz w:val="17"/>
+              </w:rPr>
+              <w:t>IT-112</w:t>
             </w:r>
           </w:p>
         </w:tc>
@@ -4222,35 +4222,35 @@
                 <w:rFonts w:ascii="Times New Roman" w:hAnsi="Times New Roman" w:eastAsia="宋体"/>
                 <w:sz w:val="17"/>
               </w:rPr>
-              <w:t>REQ-M0-011</w:t>
-            </w:r>
-          </w:p>
-        </w:tc>
-        <w:tc>
-          <w:tcPr>
-            <w:tcW w:type="dxa" w:w="2493"/>
-          </w:tcPr>
-          <w:p>
-            <w:r>
-              <w:rPr>
-                <w:rFonts w:ascii="Times New Roman" w:hAnsi="Times New Roman" w:eastAsia="宋体"/>
-                <w:sz w:val="17"/>
-              </w:rPr>
-              <w:t>演示排课对齐本周</w:t>
-            </w:r>
-          </w:p>
-        </w:tc>
-        <w:tc>
-          <w:tcPr>
-            <w:tcW w:type="dxa" w:w="2493"/>
-          </w:tcPr>
-          <w:p>
-            <w:r>
-              <w:rPr>
-                <w:rFonts w:ascii="Times New Roman" w:hAnsi="Times New Roman" w:eastAsia="宋体"/>
-                <w:sz w:val="17"/>
-              </w:rPr>
-              <w:t>启动时自动对齐；IT-113~117 课表有内容</w:t>
+              <w:t>REQ-M0-010</w:t>
+            </w:r>
+          </w:p>
+        </w:tc>
+        <w:tc>
+          <w:tcPr>
+            <w:tcW w:type="dxa" w:w="2493"/>
+          </w:tcPr>
+          <w:p>
+            <w:r>
+              <w:rPr>
+                <w:rFonts w:ascii="Times New Roman" w:hAnsi="Times New Roman" w:eastAsia="宋体"/>
+                <w:sz w:val="17"/>
+              </w:rPr>
+              <w:t>课程/场馆管理的列表 ⇄ 周课表切换</w:t>
+            </w:r>
+          </w:p>
+        </w:tc>
+        <w:tc>
+          <w:tcPr>
+            <w:tcW w:type="dxa" w:w="2493"/>
+          </w:tcPr>
+          <w:p>
+            <w:r>
+              <w:rPr>
+                <w:rFonts w:ascii="Times New Roman" w:hAnsi="Times New Roman" w:eastAsia="宋体"/>
+                <w:sz w:val="17"/>
+              </w:rPr>
+              <w:t>BT-092~097</w:t>
             </w:r>
           </w:p>
         </w:tc>
@@ -4280,49 +4280,49 @@
                 <w:rFonts w:ascii="Times New Roman" w:hAnsi="Times New Roman" w:eastAsia="宋体"/>
                 <w:sz w:val="17"/>
               </w:rPr>
-              <w:t>测试层</w:t>
-            </w:r>
-          </w:p>
-        </w:tc>
-        <w:tc>
-          <w:tcPr>
-            <w:tcW w:type="dxa" w:w="2493"/>
-          </w:tcPr>
-          <w:p>
-            <w:r>
-              <w:rPr>
-                <w:rFonts w:ascii="Times New Roman" w:hAnsi="Times New Roman" w:eastAsia="宋体"/>
-                <w:sz w:val="17"/>
-              </w:rPr>
-              <w:t>数量</w:t>
-            </w:r>
-          </w:p>
-        </w:tc>
-        <w:tc>
-          <w:tcPr>
-            <w:tcW w:type="dxa" w:w="2493"/>
-          </w:tcPr>
-          <w:p>
-            <w:r>
-              <w:rPr>
-                <w:rFonts w:ascii="Times New Roman" w:hAnsi="Times New Roman" w:eastAsia="宋体"/>
-                <w:sz w:val="17"/>
-              </w:rPr>
-              <w:t>命令</w:t>
-            </w:r>
-          </w:p>
-        </w:tc>
-        <w:tc>
-          <w:tcPr>
-            <w:tcW w:type="dxa" w:w="2493"/>
-          </w:tcPr>
-          <w:p>
-            <w:r>
-              <w:rPr>
-                <w:rFonts w:ascii="Times New Roman" w:hAnsi="Times New Roman" w:eastAsia="宋体"/>
-                <w:sz w:val="17"/>
-              </w:rPr>
-              <w:t>主要覆盖对象</w:t>
+              <w:t>REQ-M0-011</w:t>
+            </w:r>
+          </w:p>
+        </w:tc>
+        <w:tc>
+          <w:tcPr>
+            <w:tcW w:type="dxa" w:w="2493"/>
+          </w:tcPr>
+          <w:p>
+            <w:r>
+              <w:rPr>
+                <w:rFonts w:ascii="Times New Roman" w:hAnsi="Times New Roman" w:eastAsia="宋体"/>
+                <w:sz w:val="17"/>
+              </w:rPr>
+              <w:t>演示排课对齐本周</w:t>
+            </w:r>
+          </w:p>
+        </w:tc>
+        <w:tc>
+          <w:tcPr>
+            <w:tcW w:type="dxa" w:w="2493"/>
+          </w:tcPr>
+          <w:p>
+            <w:r>
+              <w:rPr>
+                <w:rFonts w:ascii="Times New Roman" w:hAnsi="Times New Roman" w:eastAsia="宋体"/>
+                <w:sz w:val="17"/>
+              </w:rPr>
+              <w:t>启动时自动对齐；IT-113~117 课表有内容</w:t>
+            </w:r>
+          </w:p>
+        </w:tc>
+        <w:tc>
+          <w:tcPr>
+            <w:tcW w:type="dxa" w:w="2493"/>
+          </w:tcPr>
+          <w:p>
+            <w:r>
+              <w:rPr>
+                <w:rFonts w:ascii="Times New Roman" w:hAnsi="Times New Roman" w:eastAsia="宋体"/>
+                <w:sz w:val="17"/>
+              </w:rPr>
+              <w:t>✅</w:t>
             </w:r>
           </w:p>
         </w:tc>
@@ -4338,49 +4338,49 @@
                 <w:rFonts w:ascii="Times New Roman" w:hAnsi="Times New Roman" w:eastAsia="宋体"/>
                 <w:sz w:val="17"/>
               </w:rPr>
-              <w:t>Java 单元 + 架构 + BDD</w:t>
-            </w:r>
-          </w:p>
-        </w:tc>
-        <w:tc>
-          <w:tcPr>
-            <w:tcW w:type="dxa" w:w="2493"/>
-          </w:tcPr>
-          <w:p>
-            <w:r>
-              <w:rPr>
-                <w:rFonts w:ascii="Times New Roman" w:hAnsi="Times New Roman" w:eastAsia="宋体"/>
-                <w:sz w:val="17"/>
-              </w:rPr>
-              <w:t>88</w:t>
-            </w:r>
-          </w:p>
-        </w:tc>
-        <w:tc>
-          <w:tcPr>
-            <w:tcW w:type="dxa" w:w="2493"/>
-          </w:tcPr>
-          <w:p>
-            <w:r>
-              <w:rPr>
-                <w:rFonts w:ascii="Times New Roman" w:hAnsi="Times New Roman" w:eastAsia="宋体"/>
-                <w:sz w:val="17"/>
-              </w:rPr>
-              <w:t>`mvn test`</w:t>
-            </w:r>
-          </w:p>
-        </w:tc>
-        <w:tc>
-          <w:tcPr>
-            <w:tcW w:type="dxa" w:w="2493"/>
-          </w:tcPr>
-          <w:p>
-            <w:r>
-              <w:rPr>
-                <w:rFonts w:ascii="Times New Roman" w:hAnsi="Times New Roman" w:eastAsia="宋体"/>
-                <w:sz w:val="17"/>
-              </w:rPr>
-              <w:t>业务规则、权限判定、模块边界、`.feature` 场景、周课表聚合</w:t>
+              <w:t>测试层</w:t>
+            </w:r>
+          </w:p>
+        </w:tc>
+        <w:tc>
+          <w:tcPr>
+            <w:tcW w:type="dxa" w:w="2493"/>
+          </w:tcPr>
+          <w:p>
+            <w:r>
+              <w:rPr>
+                <w:rFonts w:ascii="Times New Roman" w:hAnsi="Times New Roman" w:eastAsia="宋体"/>
+                <w:sz w:val="17"/>
+              </w:rPr>
+              <w:t>数量</w:t>
+            </w:r>
+          </w:p>
+        </w:tc>
+        <w:tc>
+          <w:tcPr>
+            <w:tcW w:type="dxa" w:w="2493"/>
+          </w:tcPr>
+          <w:p>
+            <w:r>
+              <w:rPr>
+                <w:rFonts w:ascii="Times New Roman" w:hAnsi="Times New Roman" w:eastAsia="宋体"/>
+                <w:sz w:val="17"/>
+              </w:rPr>
+              <w:t>命令</w:t>
+            </w:r>
+          </w:p>
+        </w:tc>
+        <w:tc>
+          <w:tcPr>
+            <w:tcW w:type="dxa" w:w="2493"/>
+          </w:tcPr>
+          <w:p>
+            <w:r>
+              <w:rPr>
+                <w:rFonts w:ascii="Times New Roman" w:hAnsi="Times New Roman" w:eastAsia="宋体"/>
+                <w:sz w:val="17"/>
+              </w:rPr>
+              <w:t>主要覆盖对象</w:t>
             </w:r>
           </w:p>
         </w:tc>
@@ -4396,49 +4396,49 @@
                 <w:rFonts w:ascii="Times New Roman" w:hAnsi="Times New Roman" w:eastAsia="宋体"/>
                 <w:sz w:val="17"/>
               </w:rPr>
-              <w:t>集成测试</w:t>
-            </w:r>
-          </w:p>
-        </w:tc>
-        <w:tc>
-          <w:tcPr>
-            <w:tcW w:type="dxa" w:w="2493"/>
-          </w:tcPr>
-          <w:p>
-            <w:r>
-              <w:rPr>
-                <w:rFonts w:ascii="Times New Roman" w:hAnsi="Times New Roman" w:eastAsia="宋体"/>
-                <w:sz w:val="17"/>
-              </w:rPr>
-              <w:t>130</w:t>
-            </w:r>
-          </w:p>
-        </w:tc>
-        <w:tc>
-          <w:tcPr>
-            <w:tcW w:type="dxa" w:w="2493"/>
-          </w:tcPr>
-          <w:p>
-            <w:r>
-              <w:rPr>
-                <w:rFonts w:ascii="Times New Roman" w:hAnsi="Times New Roman" w:eastAsia="宋体"/>
-                <w:sz w:val="17"/>
-              </w:rPr>
-              <w:t>`node verify/integration-test.js`</w:t>
-            </w:r>
-          </w:p>
-        </w:tc>
-        <w:tc>
-          <w:tcPr>
-            <w:tcW w:type="dxa" w:w="2493"/>
-          </w:tcPr>
-          <w:p>
-            <w:r>
-              <w:rPr>
-                <w:rFonts w:ascii="Times New Roman" w:hAnsi="Times New Roman" w:eastAsia="宋体"/>
-                <w:sz w:val="17"/>
-              </w:rPr>
-              <w:t>接口行为、权限隔离、账号管理、周课表口径</w:t>
+              <w:t>Java 单元 + 架构 + BDD</w:t>
+            </w:r>
+          </w:p>
+        </w:tc>
+        <w:tc>
+          <w:tcPr>
+            <w:tcW w:type="dxa" w:w="2493"/>
+          </w:tcPr>
+          <w:p>
+            <w:r>
+              <w:rPr>
+                <w:rFonts w:ascii="Times New Roman" w:hAnsi="Times New Roman" w:eastAsia="宋体"/>
+                <w:sz w:val="17"/>
+              </w:rPr>
+              <w:t>88</w:t>
+            </w:r>
+          </w:p>
+        </w:tc>
+        <w:tc>
+          <w:tcPr>
+            <w:tcW w:type="dxa" w:w="2493"/>
+          </w:tcPr>
+          <w:p>
+            <w:r>
+              <w:rPr>
+                <w:rFonts w:ascii="Times New Roman" w:hAnsi="Times New Roman" w:eastAsia="宋体"/>
+                <w:sz w:val="17"/>
+              </w:rPr>
+              <w:t>`mvn test`</w:t>
+            </w:r>
+          </w:p>
+        </w:tc>
+        <w:tc>
+          <w:tcPr>
+            <w:tcW w:type="dxa" w:w="2493"/>
+          </w:tcPr>
+          <w:p>
+            <w:r>
+              <w:rPr>
+                <w:rFonts w:ascii="Times New Roman" w:hAnsi="Times New Roman" w:eastAsia="宋体"/>
+                <w:sz w:val="17"/>
+              </w:rPr>
+              <w:t>业务规则、权限判定、模块边界、`.feature` 场景、周课表聚合</w:t>
             </w:r>
           </w:p>
         </w:tc>
@@ -4454,49 +4454,49 @@
                 <w:rFonts w:ascii="Times New Roman" w:hAnsi="Times New Roman" w:eastAsia="宋体"/>
                 <w:sz w:val="17"/>
               </w:rPr>
-              <w:t>前端静态检查</w:t>
-            </w:r>
-          </w:p>
-        </w:tc>
-        <w:tc>
-          <w:tcPr>
-            <w:tcW w:type="dxa" w:w="2493"/>
-          </w:tcPr>
-          <w:p>
-            <w:r>
-              <w:rPr>
-                <w:rFonts w:ascii="Times New Roman" w:hAnsi="Times New Roman" w:eastAsia="宋体"/>
-                <w:sz w:val="17"/>
-              </w:rPr>
-              <w:t>6</w:t>
-            </w:r>
-          </w:p>
-        </w:tc>
-        <w:tc>
-          <w:tcPr>
-            <w:tcW w:type="dxa" w:w="2493"/>
-          </w:tcPr>
-          <w:p>
-            <w:r>
-              <w:rPr>
-                <w:rFonts w:ascii="Times New Roman" w:hAnsi="Times New Roman" w:eastAsia="宋体"/>
-                <w:sz w:val="17"/>
-              </w:rPr>
-              <w:t>`node verify/frontend-check.js`</w:t>
-            </w:r>
-          </w:p>
-        </w:tc>
-        <w:tc>
-          <w:tcPr>
-            <w:tcW w:type="dxa" w:w="2493"/>
-          </w:tcPr>
-          <w:p>
-            <w:r>
-              <w:rPr>
-                <w:rFonts w:ascii="Times New Roman" w:hAnsi="Times New Roman" w:eastAsia="宋体"/>
-                <w:sz w:val="17"/>
-              </w:rPr>
-              <w:t>按钮无响应类缺陷（含未声明常量引用）</w:t>
+              <w:t>集成测试</w:t>
+            </w:r>
+          </w:p>
+        </w:tc>
+        <w:tc>
+          <w:tcPr>
+            <w:tcW w:type="dxa" w:w="2493"/>
+          </w:tcPr>
+          <w:p>
+            <w:r>
+              <w:rPr>
+                <w:rFonts w:ascii="Times New Roman" w:hAnsi="Times New Roman" w:eastAsia="宋体"/>
+                <w:sz w:val="17"/>
+              </w:rPr>
+              <w:t>140</w:t>
+            </w:r>
+          </w:p>
+        </w:tc>
+        <w:tc>
+          <w:tcPr>
+            <w:tcW w:type="dxa" w:w="2493"/>
+          </w:tcPr>
+          <w:p>
+            <w:r>
+              <w:rPr>
+                <w:rFonts w:ascii="Times New Roman" w:hAnsi="Times New Roman" w:eastAsia="宋体"/>
+                <w:sz w:val="17"/>
+              </w:rPr>
+              <w:t>`node verify/integration-test.js`</w:t>
+            </w:r>
+          </w:p>
+        </w:tc>
+        <w:tc>
+          <w:tcPr>
+            <w:tcW w:type="dxa" w:w="2493"/>
+          </w:tcPr>
+          <w:p>
+            <w:r>
+              <w:rPr>
+                <w:rFonts w:ascii="Times New Roman" w:hAnsi="Times New Roman" w:eastAsia="宋体"/>
+                <w:sz w:val="17"/>
+              </w:rPr>
+              <w:t>接口行为、权限隔离、账号管理、周课表口径、**数据闭合不变量**</w:t>
             </w:r>
           </w:p>
         </w:tc>
@@ -4512,49 +4512,49 @@
                 <w:rFonts w:ascii="Times New Roman" w:hAnsi="Times New Roman" w:eastAsia="宋体"/>
                 <w:sz w:val="17"/>
               </w:rPr>
-              <w:t>二维码结构校验</w:t>
-            </w:r>
-          </w:p>
-        </w:tc>
-        <w:tc>
-          <w:tcPr>
-            <w:tcW w:type="dxa" w:w="2493"/>
-          </w:tcPr>
-          <w:p>
-            <w:r>
-              <w:rPr>
-                <w:rFonts w:ascii="Times New Roman" w:hAnsi="Times New Roman" w:eastAsia="宋体"/>
-                <w:sz w:val="17"/>
-              </w:rPr>
-              <w:t>5</w:t>
-            </w:r>
-          </w:p>
-        </w:tc>
-        <w:tc>
-          <w:tcPr>
-            <w:tcW w:type="dxa" w:w="2493"/>
-          </w:tcPr>
-          <w:p>
-            <w:r>
-              <w:rPr>
-                <w:rFonts w:ascii="Times New Roman" w:hAnsi="Times New Roman" w:eastAsia="宋体"/>
-                <w:sz w:val="17"/>
-              </w:rPr>
-              <w:t>`node verify/qr-check.js`</w:t>
-            </w:r>
-          </w:p>
-        </w:tc>
-        <w:tc>
-          <w:tcPr>
-            <w:tcW w:type="dxa" w:w="2493"/>
-          </w:tcPr>
-          <w:p>
-            <w:r>
-              <w:rPr>
-                <w:rFonts w:ascii="Times New Roman" w:hAnsi="Times New Roman" w:eastAsia="宋体"/>
-                <w:sz w:val="17"/>
-              </w:rPr>
-              <w:t>二维码结构合法性与内容可还原</w:t>
+              <w:t>前端静态检查</w:t>
+            </w:r>
+          </w:p>
+        </w:tc>
+        <w:tc>
+          <w:tcPr>
+            <w:tcW w:type="dxa" w:w="2493"/>
+          </w:tcPr>
+          <w:p>
+            <w:r>
+              <w:rPr>
+                <w:rFonts w:ascii="Times New Roman" w:hAnsi="Times New Roman" w:eastAsia="宋体"/>
+                <w:sz w:val="17"/>
+              </w:rPr>
+              <w:t>6</w:t>
+            </w:r>
+          </w:p>
+        </w:tc>
+        <w:tc>
+          <w:tcPr>
+            <w:tcW w:type="dxa" w:w="2493"/>
+          </w:tcPr>
+          <w:p>
+            <w:r>
+              <w:rPr>
+                <w:rFonts w:ascii="Times New Roman" w:hAnsi="Times New Roman" w:eastAsia="宋体"/>
+                <w:sz w:val="17"/>
+              </w:rPr>
+              <w:t>`node verify/frontend-check.js`</w:t>
+            </w:r>
+          </w:p>
+        </w:tc>
+        <w:tc>
+          <w:tcPr>
+            <w:tcW w:type="dxa" w:w="2493"/>
+          </w:tcPr>
+          <w:p>
+            <w:r>
+              <w:rPr>
+                <w:rFonts w:ascii="Times New Roman" w:hAnsi="Times New Roman" w:eastAsia="宋体"/>
+                <w:sz w:val="17"/>
+              </w:rPr>
+              <w:t>按钮无响应类缺陷（含未声明常量引用）</w:t>
             </w:r>
           </w:p>
         </w:tc>
@@ -4570,49 +4570,49 @@
                 <w:rFonts w:ascii="Times New Roman" w:hAnsi="Times New Roman" w:eastAsia="宋体"/>
                 <w:sz w:val="17"/>
               </w:rPr>
-              <w:t>真实浏览器测试</w:t>
-            </w:r>
-          </w:p>
-        </w:tc>
-        <w:tc>
-          <w:tcPr>
-            <w:tcW w:type="dxa" w:w="2493"/>
-          </w:tcPr>
-          <w:p>
-            <w:r>
-              <w:rPr>
-                <w:rFonts w:ascii="Times New Roman" w:hAnsi="Times New Roman" w:eastAsia="宋体"/>
-                <w:sz w:val="17"/>
-              </w:rPr>
-              <w:t>109</w:t>
-            </w:r>
-          </w:p>
-        </w:tc>
-        <w:tc>
-          <w:tcPr>
-            <w:tcW w:type="dxa" w:w="2493"/>
-          </w:tcPr>
-          <w:p>
-            <w:r>
-              <w:rPr>
-                <w:rFonts w:ascii="Times New Roman" w:hAnsi="Times New Roman" w:eastAsia="宋体"/>
-                <w:sz w:val="17"/>
-              </w:rPr>
-              <w:t>`node verify/browser-test.js`</w:t>
-            </w:r>
-          </w:p>
-        </w:tc>
-        <w:tc>
-          <w:tcPr>
-            <w:tcW w:type="dxa" w:w="2493"/>
-          </w:tcPr>
-          <w:p>
-            <w:r>
-              <w:rPr>
-                <w:rFonts w:ascii="Times New Roman" w:hAnsi="Times New Roman" w:eastAsia="宋体"/>
-                <w:sz w:val="17"/>
-              </w:rPr>
-              <w:t>真实点击、页面渲染、流程闭环、课表视图切换</w:t>
+              <w:t>二维码结构校验</w:t>
+            </w:r>
+          </w:p>
+        </w:tc>
+        <w:tc>
+          <w:tcPr>
+            <w:tcW w:type="dxa" w:w="2493"/>
+          </w:tcPr>
+          <w:p>
+            <w:r>
+              <w:rPr>
+                <w:rFonts w:ascii="Times New Roman" w:hAnsi="Times New Roman" w:eastAsia="宋体"/>
+                <w:sz w:val="17"/>
+              </w:rPr>
+              <w:t>5</w:t>
+            </w:r>
+          </w:p>
+        </w:tc>
+        <w:tc>
+          <w:tcPr>
+            <w:tcW w:type="dxa" w:w="2493"/>
+          </w:tcPr>
+          <w:p>
+            <w:r>
+              <w:rPr>
+                <w:rFonts w:ascii="Times New Roman" w:hAnsi="Times New Roman" w:eastAsia="宋体"/>
+                <w:sz w:val="17"/>
+              </w:rPr>
+              <w:t>`node verify/qr-check.js`</w:t>
+            </w:r>
+          </w:p>
+        </w:tc>
+        <w:tc>
+          <w:tcPr>
+            <w:tcW w:type="dxa" w:w="2493"/>
+          </w:tcPr>
+          <w:p>
+            <w:r>
+              <w:rPr>
+                <w:rFonts w:ascii="Times New Roman" w:hAnsi="Times New Roman" w:eastAsia="宋体"/>
+                <w:sz w:val="17"/>
+              </w:rPr>
+              <w:t>二维码结构合法性与内容可还原</w:t>
             </w:r>
           </w:p>
         </w:tc>
@@ -4628,49 +4628,49 @@
                 <w:rFonts w:ascii="Times New Roman" w:hAnsi="Times New Roman" w:eastAsia="宋体"/>
                 <w:sz w:val="17"/>
               </w:rPr>
-              <w:t>Node 参考实现 BDD</w:t>
-            </w:r>
-          </w:p>
-        </w:tc>
-        <w:tc>
-          <w:tcPr>
-            <w:tcW w:type="dxa" w:w="2493"/>
-          </w:tcPr>
-          <w:p>
-            <w:r>
-              <w:rPr>
-                <w:rFonts w:ascii="Times New Roman" w:hAnsi="Times New Roman" w:eastAsia="宋体"/>
-                <w:sz w:val="17"/>
-              </w:rPr>
-              <w:t>18</w:t>
-            </w:r>
-          </w:p>
-        </w:tc>
-        <w:tc>
-          <w:tcPr>
-            <w:tcW w:type="dxa" w:w="2493"/>
-          </w:tcPr>
-          <w:p>
-            <w:r>
-              <w:rPr>
-                <w:rFonts w:ascii="Times New Roman" w:hAnsi="Times New Roman" w:eastAsia="宋体"/>
-                <w:sz w:val="17"/>
-              </w:rPr>
-              <w:t>`node verify/run.js`</w:t>
-            </w:r>
-          </w:p>
-        </w:tc>
-        <w:tc>
-          <w:tcPr>
-            <w:tcW w:type="dxa" w:w="2493"/>
-          </w:tcPr>
-          <w:p>
-            <w:r>
-              <w:rPr>
-                <w:rFonts w:ascii="Times New Roman" w:hAnsi="Times New Roman" w:eastAsia="宋体"/>
-                <w:sz w:val="17"/>
-              </w:rPr>
-              <w:t>参考实现与主实现行为一致</w:t>
+              <w:t>真实浏览器测试</w:t>
+            </w:r>
+          </w:p>
+        </w:tc>
+        <w:tc>
+          <w:tcPr>
+            <w:tcW w:type="dxa" w:w="2493"/>
+          </w:tcPr>
+          <w:p>
+            <w:r>
+              <w:rPr>
+                <w:rFonts w:ascii="Times New Roman" w:hAnsi="Times New Roman" w:eastAsia="宋体"/>
+                <w:sz w:val="17"/>
+              </w:rPr>
+              <w:t>113</w:t>
+            </w:r>
+          </w:p>
+        </w:tc>
+        <w:tc>
+          <w:tcPr>
+            <w:tcW w:type="dxa" w:w="2493"/>
+          </w:tcPr>
+          <w:p>
+            <w:r>
+              <w:rPr>
+                <w:rFonts w:ascii="Times New Roman" w:hAnsi="Times New Roman" w:eastAsia="宋体"/>
+                <w:sz w:val="17"/>
+              </w:rPr>
+              <w:t>`node verify/browser-test.js`</w:t>
+            </w:r>
+          </w:p>
+        </w:tc>
+        <w:tc>
+          <w:tcPr>
+            <w:tcW w:type="dxa" w:w="2493"/>
+          </w:tcPr>
+          <w:p>
+            <w:r>
+              <w:rPr>
+                <w:rFonts w:ascii="Times New Roman" w:hAnsi="Times New Roman" w:eastAsia="宋体"/>
+                <w:sz w:val="17"/>
+              </w:rPr>
+              <w:t>真实点击、页面渲染、流程闭环、课表视图切换、**满员名单渲染**</w:t>
             </w:r>
           </w:p>
         </w:tc>
@@ -4686,7 +4686,7 @@
                 <w:rFonts w:ascii="Times New Roman" w:hAnsi="Times New Roman" w:eastAsia="宋体"/>
                 <w:sz w:val="17"/>
               </w:rPr>
-              <w:t>Node 接口冒烟</w:t>
+              <w:t>Node 参考实现 BDD</w:t>
             </w:r>
           </w:p>
         </w:tc>
@@ -4714,21 +4714,21 @@
                 <w:rFonts w:ascii="Times New Roman" w:hAnsi="Times New Roman" w:eastAsia="宋体"/>
                 <w:sz w:val="17"/>
               </w:rPr>
-              <w:t>`node verify/smoke.js`</w:t>
-            </w:r>
-          </w:p>
-        </w:tc>
-        <w:tc>
-          <w:tcPr>
-            <w:tcW w:type="dxa" w:w="2493"/>
-          </w:tcPr>
-          <w:p>
-            <w:r>
-              <w:rPr>
-                <w:rFonts w:ascii="Times New Roman" w:hAnsi="Times New Roman" w:eastAsia="宋体"/>
-                <w:sz w:val="17"/>
-              </w:rPr>
-              <w:t>参考实现接口可用性</w:t>
+              <w:t>`node verify/run.js`</w:t>
+            </w:r>
+          </w:p>
+        </w:tc>
+        <w:tc>
+          <w:tcPr>
+            <w:tcW w:type="dxa" w:w="2493"/>
+          </w:tcPr>
+          <w:p>
+            <w:r>
+              <w:rPr>
+                <w:rFonts w:ascii="Times New Roman" w:hAnsi="Times New Roman" w:eastAsia="宋体"/>
+                <w:sz w:val="17"/>
+              </w:rPr>
+              <w:t>参考实现与主实现行为一致</w:t>
             </w:r>
           </w:p>
         </w:tc>
@@ -4744,6 +4744,64 @@
                 <w:rFonts w:ascii="Times New Roman" w:hAnsi="Times New Roman" w:eastAsia="宋体"/>
                 <w:sz w:val="17"/>
               </w:rPr>
+              <w:t>Node 接口冒烟</w:t>
+            </w:r>
+          </w:p>
+        </w:tc>
+        <w:tc>
+          <w:tcPr>
+            <w:tcW w:type="dxa" w:w="2493"/>
+          </w:tcPr>
+          <w:p>
+            <w:r>
+              <w:rPr>
+                <w:rFonts w:ascii="Times New Roman" w:hAnsi="Times New Roman" w:eastAsia="宋体"/>
+                <w:sz w:val="17"/>
+              </w:rPr>
+              <w:t>18</w:t>
+            </w:r>
+          </w:p>
+        </w:tc>
+        <w:tc>
+          <w:tcPr>
+            <w:tcW w:type="dxa" w:w="2493"/>
+          </w:tcPr>
+          <w:p>
+            <w:r>
+              <w:rPr>
+                <w:rFonts w:ascii="Times New Roman" w:hAnsi="Times New Roman" w:eastAsia="宋体"/>
+                <w:sz w:val="17"/>
+              </w:rPr>
+              <w:t>`node verify/smoke.js`</w:t>
+            </w:r>
+          </w:p>
+        </w:tc>
+        <w:tc>
+          <w:tcPr>
+            <w:tcW w:type="dxa" w:w="2493"/>
+          </w:tcPr>
+          <w:p>
+            <w:r>
+              <w:rPr>
+                <w:rFonts w:ascii="Times New Roman" w:hAnsi="Times New Roman" w:eastAsia="宋体"/>
+                <w:sz w:val="17"/>
+              </w:rPr>
+              <w:t>参考实现接口可用性</w:t>
+            </w:r>
+          </w:p>
+        </w:tc>
+      </w:tr>
+      <w:tr>
+        <w:tc>
+          <w:tcPr>
+            <w:tcW w:type="dxa" w:w="2493"/>
+          </w:tcPr>
+          <w:p>
+            <w:r>
+              <w:rPr>
+                <w:rFonts w:ascii="Times New Roman" w:hAnsi="Times New Roman" w:eastAsia="宋体"/>
+                <w:sz w:val="17"/>
+              </w:rPr>
               <w:t>**合计**</w:t>
             </w:r>
           </w:p>
@@ -4758,7 +4816,7 @@
                 <w:rFonts w:ascii="Times New Roman" w:hAnsi="Times New Roman" w:eastAsia="宋体"/>
                 <w:sz w:val="17"/>
               </w:rPr>
-              <w:t>**374**</w:t>
+              <w:t>**388**</w:t>
             </w:r>
           </w:p>
         </w:tc>
@@ -5305,7 +5363,7 @@
         <w:rPr>
           <w:b/>
         </w:rPr>
-        <w:t>53 条</w:t>
+        <w:t>54 条</w:t>
       </w:r>
       <w:r>
         <w:t xml:space="preserve">需求直接对应到 </w:t>
@@ -5314,7 +5372,7 @@
         <w:rPr>
           <w:b/>
         </w:rPr>
-        <w:t>374 项</w:t>
+        <w:t>388 项</w:t>
       </w:r>
       <w:r>
         <w:t>自动化检查。</w:t>

--- a/09-代码实现与迭代/需求—测试覆盖矩阵.docx
+++ b/09-代码实现与迭代/需求—测试覆盖矩阵.docx
@@ -131,7 +131,7 @@
                 <w:rFonts w:ascii="Times New Roman" w:hAnsi="Times New Roman" w:eastAsia="宋体"/>
                 <w:sz w:val="17"/>
               </w:rPr>
-              <w:t>**60**</w:t>
+              <w:t>**63**</w:t>
             </w:r>
           </w:p>
         </w:tc>
@@ -161,7 +161,7 @@
                 <w:rFonts w:ascii="Times New Roman" w:hAnsi="Times New Roman" w:eastAsia="宋体"/>
                 <w:sz w:val="17"/>
               </w:rPr>
-              <w:t>**54**（90%）</w:t>
+              <w:t>**55**（87%）</w:t>
             </w:r>
           </w:p>
         </w:tc>
@@ -207,7 +207,7 @@
                 <w:rFonts w:ascii="Times New Roman" w:hAnsi="Times New Roman" w:eastAsia="宋体"/>
                 <w:sz w:val="17"/>
               </w:rPr>
-              <w:t>未实现（属 S5 切片，超出本次交付范围）</w:t>
+              <w:t>未实现（属 S5 切片）＋待完善（验签/分页校验，S8）</w:t>
             </w:r>
           </w:p>
         </w:tc>
@@ -221,7 +221,7 @@
                 <w:rFonts w:ascii="Times New Roman" w:hAnsi="Times New Roman" w:eastAsia="宋体"/>
                 <w:sz w:val="17"/>
               </w:rPr>
-              <w:t>3</w:t>
+              <w:t>5</w:t>
             </w:r>
           </w:p>
         </w:tc>
@@ -4323,6 +4323,180 @@
                 <w:sz w:val="17"/>
               </w:rPr>
               <w:t>✅</w:t>
+            </w:r>
+          </w:p>
+        </w:tc>
+      </w:tr>
+      <w:tr>
+        <w:tc>
+          <w:tcPr>
+            <w:tcW w:type="dxa" w:w="2493"/>
+          </w:tcPr>
+          <w:p>
+            <w:r>
+              <w:rPr>
+                <w:rFonts w:ascii="Times New Roman" w:hAnsi="Times New Roman" w:eastAsia="宋体"/>
+                <w:sz w:val="17"/>
+              </w:rPr>
+              <w:t>REQ-M0-012</w:t>
+            </w:r>
+          </w:p>
+        </w:tc>
+        <w:tc>
+          <w:tcPr>
+            <w:tcW w:type="dxa" w:w="2493"/>
+          </w:tcPr>
+          <w:p>
+            <w:r>
+              <w:rPr>
+                <w:rFonts w:ascii="Times New Roman" w:hAnsi="Times New Roman" w:eastAsia="宋体"/>
+                <w:sz w:val="17"/>
+              </w:rPr>
+              <w:t>前端输出统一转义（防存储型 XSS）</w:t>
+            </w:r>
+          </w:p>
+        </w:tc>
+        <w:tc>
+          <w:tcPr>
+            <w:tcW w:type="dxa" w:w="2493"/>
+          </w:tcPr>
+          <w:p>
+            <w:r>
+              <w:rPr>
+                <w:rFonts w:ascii="Times New Roman" w:hAnsi="Times New Roman" w:eastAsia="宋体"/>
+                <w:sz w:val="17"/>
+              </w:rPr>
+              <w:t>安全探测：注册脚本名会员，名单/会员列表已转义、alert 不触发</w:t>
+            </w:r>
+          </w:p>
+        </w:tc>
+        <w:tc>
+          <w:tcPr>
+            <w:tcW w:type="dxa" w:w="2493"/>
+          </w:tcPr>
+          <w:p>
+            <w:r>
+              <w:rPr>
+                <w:rFonts w:ascii="Times New Roman" w:hAnsi="Times New Roman" w:eastAsia="宋体"/>
+                <w:sz w:val="17"/>
+              </w:rPr>
+              <w:t>✅</w:t>
+            </w:r>
+          </w:p>
+        </w:tc>
+      </w:tr>
+      <w:tr>
+        <w:tc>
+          <w:tcPr>
+            <w:tcW w:type="dxa" w:w="2493"/>
+          </w:tcPr>
+          <w:p>
+            <w:r>
+              <w:rPr>
+                <w:rFonts w:ascii="Times New Roman" w:hAnsi="Times New Roman" w:eastAsia="宋体"/>
+                <w:sz w:val="17"/>
+              </w:rPr>
+              <w:t>REQ-M0-013</w:t>
+            </w:r>
+          </w:p>
+        </w:tc>
+        <w:tc>
+          <w:tcPr>
+            <w:tcW w:type="dxa" w:w="2493"/>
+          </w:tcPr>
+          <w:p>
+            <w:r>
+              <w:rPr>
+                <w:rFonts w:ascii="Times New Roman" w:hAnsi="Times New Roman" w:eastAsia="宋体"/>
+                <w:sz w:val="17"/>
+              </w:rPr>
+              <w:t>分页参数边界校验</w:t>
+            </w:r>
+          </w:p>
+        </w:tc>
+        <w:tc>
+          <w:tcPr>
+            <w:tcW w:type="dxa" w:w="2493"/>
+          </w:tcPr>
+          <w:p>
+            <w:r>
+              <w:rPr>
+                <w:rFonts w:ascii="Times New Roman" w:hAnsi="Times New Roman" w:eastAsia="宋体"/>
+                <w:sz w:val="17"/>
+              </w:rPr>
+              <w:t>—</w:t>
+            </w:r>
+          </w:p>
+        </w:tc>
+        <w:tc>
+          <w:tcPr>
+            <w:tcW w:type="dxa" w:w="2493"/>
+          </w:tcPr>
+          <w:p>
+            <w:r>
+              <w:rPr>
+                <w:rFonts w:ascii="Times New Roman" w:hAnsi="Times New Roman" w:eastAsia="宋体"/>
+                <w:sz w:val="17"/>
+              </w:rPr>
+              <w:t>🟡 **待完善**（探测 page=-1/99999 均 200，后端未校验）</w:t>
+            </w:r>
+          </w:p>
+        </w:tc>
+      </w:tr>
+      <w:tr>
+        <w:tc>
+          <w:tcPr>
+            <w:tcW w:type="dxa" w:w="2493"/>
+          </w:tcPr>
+          <w:p>
+            <w:r>
+              <w:rPr>
+                <w:rFonts w:ascii="Times New Roman" w:hAnsi="Times New Roman" w:eastAsia="宋体"/>
+                <w:sz w:val="17"/>
+              </w:rPr>
+              <w:t>REQ-B5-007</w:t>
+            </w:r>
+          </w:p>
+        </w:tc>
+        <w:tc>
+          <w:tcPr>
+            <w:tcW w:type="dxa" w:w="2493"/>
+          </w:tcPr>
+          <w:p>
+            <w:r>
+              <w:rPr>
+                <w:rFonts w:ascii="Times New Roman" w:hAnsi="Times New Roman" w:eastAsia="宋体"/>
+                <w:sz w:val="17"/>
+              </w:rPr>
+              <w:t>支付回调验签（防伪造回调）</w:t>
+            </w:r>
+          </w:p>
+        </w:tc>
+        <w:tc>
+          <w:tcPr>
+            <w:tcW w:type="dxa" w:w="2493"/>
+          </w:tcPr>
+          <w:p>
+            <w:r>
+              <w:rPr>
+                <w:rFonts w:ascii="Times New Roman" w:hAnsi="Times New Roman" w:eastAsia="宋体"/>
+                <w:sz w:val="17"/>
+              </w:rPr>
+              <w:t>—</w:t>
+            </w:r>
+          </w:p>
+        </w:tc>
+        <w:tc>
+          <w:tcPr>
+            <w:tcW w:type="dxa" w:w="2493"/>
+          </w:tcPr>
+          <w:p>
+            <w:r>
+              <w:rPr>
+                <w:rFonts w:ascii="Times New Roman" w:hAnsi="Times New Roman" w:eastAsia="宋体"/>
+                <w:sz w:val="17"/>
+              </w:rPr>
+              <w:t>🟡 **待完善**（探测确认无验签可伪造支付成功，上线前必须接入）</w:t>
             </w:r>
           </w:p>
         </w:tc>
